--- a/TS-Kramam/TS-3.1/TS 3.1 Malayalam Krama Paatam Corrections.docx
+++ b/TS-Kramam/TS-3.1/TS 3.1 Malayalam Krama Paatam Corrections.docx
@@ -1,6 +1,6 @@
 
 <file path=word/document.xml><?xml version="1.0" encoding="utf-8"?>
-<w:document xmlns:wpc="http://schemas.microsoft.com/office/word/2010/wordprocessingCanvas" xmlns:cx="http://schemas.microsoft.com/office/drawing/2014/chartex" xmlns:cx1="http://schemas.microsoft.com/office/drawing/2015/9/8/chartex" xmlns:mc="http://schemas.openxmlformats.org/markup-compatibility/2006" xmlns:o="urn:schemas-microsoft-com:office:office" xmlns:r="http://schemas.openxmlformats.org/officeDocument/2006/relationships" xmlns:m="http://schemas.openxmlformats.org/officeDocument/2006/math" xmlns:v="urn:schemas-microsoft-com:vml" xmlns:wp14="http://schemas.microsoft.com/office/word/2010/wordprocessingDrawing" xmlns:wp="http://schemas.openxmlformats.org/drawingml/2006/wordprocessingDrawing" xmlns:w10="urn:schemas-microsoft-com:office:word" xmlns:w="http://schemas.openxmlformats.org/wordprocessingml/2006/main" xmlns:w14="http://schemas.microsoft.com/office/word/2010/wordml" xmlns:w15="http://schemas.microsoft.com/office/word/2012/wordml" xmlns:w16se="http://schemas.microsoft.com/office/word/2015/wordml/symex" xmlns:wpg="http://schemas.microsoft.com/office/word/2010/wordprocessingGroup" xmlns:wpi="http://schemas.microsoft.com/office/word/2010/wordprocessingInk" xmlns:wne="http://schemas.microsoft.com/office/word/2006/wordml" xmlns:wps="http://schemas.microsoft.com/office/word/2010/wordprocessingShape" mc:Ignorable="w14 w15 w16se wp14">
+<w:document xmlns:wpc="http://schemas.microsoft.com/office/word/2010/wordprocessingCanvas" xmlns:cx="http://schemas.microsoft.com/office/drawing/2014/chartex" xmlns:cx1="http://schemas.microsoft.com/office/drawing/2015/9/8/chartex" xmlns:cx2="http://schemas.microsoft.com/office/drawing/2015/10/21/chartex" xmlns:cx3="http://schemas.microsoft.com/office/drawing/2016/5/9/chartex" xmlns:cx4="http://schemas.microsoft.com/office/drawing/2016/5/10/chartex" xmlns:cx5="http://schemas.microsoft.com/office/drawing/2016/5/11/chartex" xmlns:cx6="http://schemas.microsoft.com/office/drawing/2016/5/12/chartex" xmlns:cx7="http://schemas.microsoft.com/office/drawing/2016/5/13/chartex" xmlns:cx8="http://schemas.microsoft.com/office/drawing/2016/5/14/chartex" xmlns:mc="http://schemas.openxmlformats.org/markup-compatibility/2006" xmlns:aink="http://schemas.microsoft.com/office/drawing/2016/ink" xmlns:am3d="http://schemas.microsoft.com/office/drawing/2017/model3d" xmlns:o="urn:schemas-microsoft-com:office:office" xmlns:oel="http://schemas.microsoft.com/office/2019/extlst" xmlns:r="http://schemas.openxmlformats.org/officeDocument/2006/relationships" xmlns:m="http://schemas.openxmlformats.org/officeDocument/2006/math" xmlns:v="urn:schemas-microsoft-com:vml" xmlns:wp14="http://schemas.microsoft.com/office/word/2010/wordprocessingDrawing" xmlns:wp="http://schemas.openxmlformats.org/drawingml/2006/wordprocessingDrawing" xmlns:w10="urn:schemas-microsoft-com:office:word" xmlns:w="http://schemas.openxmlformats.org/wordprocessingml/2006/main" xmlns:w14="http://schemas.microsoft.com/office/word/2010/wordml" xmlns:w15="http://schemas.microsoft.com/office/word/2012/wordml" xmlns:w16cex="http://schemas.microsoft.com/office/word/2018/wordml/cex" xmlns:w16cid="http://schemas.microsoft.com/office/word/2016/wordml/cid" xmlns:w16="http://schemas.microsoft.com/office/word/2018/wordml" xmlns:w16du="http://schemas.microsoft.com/office/word/2023/wordml/word16du" xmlns:w16sdtdh="http://schemas.microsoft.com/office/word/2020/wordml/sdtdatahash" xmlns:w16sdtfl="http://schemas.microsoft.com/office/word/2024/wordml/sdtformatlock" xmlns:w16se="http://schemas.microsoft.com/office/word/2015/wordml/symex" xmlns:wpg="http://schemas.microsoft.com/office/word/2010/wordprocessingGroup" xmlns:wpi="http://schemas.microsoft.com/office/word/2010/wordprocessingInk" xmlns:wne="http://schemas.microsoft.com/office/word/2006/wordml" xmlns:wps="http://schemas.microsoft.com/office/word/2010/wordprocessingShape" mc:Ignorable="w14 w15 w16se w16cid w16 w16cex w16sdtdh w16sdtfl w16du wp14">
   <w:body>
     <w:p>
       <w:pPr>
@@ -23,7 +23,6 @@
         </w:rPr>
         <w:t xml:space="preserve">TS </w:t>
       </w:r>
-      <w:proofErr w:type="spellStart"/>
       <w:r>
         <w:rPr>
           <w:b/>
@@ -34,7 +33,6 @@
         </w:rPr>
         <w:t>Krama</w:t>
       </w:r>
-      <w:proofErr w:type="spellEnd"/>
       <w:r>
         <w:rPr>
           <w:b/>
@@ -43,9 +41,8 @@
           <w:szCs w:val="32"/>
           <w:u w:val="single"/>
         </w:rPr>
-        <w:t xml:space="preserve"> </w:t>
+        <w:t xml:space="preserve"> Paatam – TS </w:t>
       </w:r>
-      <w:proofErr w:type="spellStart"/>
       <w:r>
         <w:rPr>
           <w:b/>
@@ -54,9 +51,8 @@
           <w:szCs w:val="32"/>
           <w:u w:val="single"/>
         </w:rPr>
-        <w:t>Paatam</w:t>
+        <w:t>3.1 Malayalam</w:t>
       </w:r>
-      <w:proofErr w:type="spellEnd"/>
       <w:r>
         <w:rPr>
           <w:b/>
@@ -65,7 +61,1299 @@
           <w:szCs w:val="32"/>
           <w:u w:val="single"/>
         </w:rPr>
-        <w:t xml:space="preserve"> – TS </w:t>
+        <w:t xml:space="preserve"> Corrections –Observed </w:t>
+      </w:r>
+      <w:proofErr w:type="gramStart"/>
+      <w:r>
+        <w:rPr>
+          <w:b/>
+          <w:bCs/>
+          <w:sz w:val="32"/>
+          <w:szCs w:val="32"/>
+          <w:u w:val="single"/>
+        </w:rPr>
+        <w:t xml:space="preserve">till </w:t>
+      </w:r>
+      <w:r>
+        <w:rPr>
+          <w:b/>
+          <w:bCs/>
+          <w:sz w:val="32"/>
+          <w:szCs w:val="32"/>
+          <w:highlight w:val="red"/>
+          <w:u w:val="single"/>
+        </w:rPr>
+        <w:t>?????</w:t>
+      </w:r>
+      <w:proofErr w:type="gramEnd"/>
+    </w:p>
+    <w:p>
+      <w:pPr>
+        <w:jc w:val="center"/>
+        <w:rPr>
+          <w:b/>
+          <w:bCs/>
+        </w:rPr>
+      </w:pPr>
+      <w:r>
+        <w:rPr>
+          <w:b/>
+          <w:bCs/>
+        </w:rPr>
+        <w:t>(ignore those which are already incorporated in your book’s version and date)</w:t>
+      </w:r>
+    </w:p>
+    <w:tbl>
+      <w:tblPr>
+        <w:tblW w:w="14395" w:type="dxa"/>
+        <w:tblInd w:w="-792" w:type="dxa"/>
+        <w:tblBorders>
+          <w:top w:val="single" w:sz="4" w:space="0" w:color="000000"/>
+          <w:left w:val="single" w:sz="4" w:space="0" w:color="000000"/>
+          <w:bottom w:val="single" w:sz="4" w:space="0" w:color="000000"/>
+          <w:right w:val="single" w:sz="4" w:space="0" w:color="000000"/>
+          <w:insideH w:val="single" w:sz="4" w:space="0" w:color="000000"/>
+          <w:insideV w:val="single" w:sz="4" w:space="0" w:color="000000"/>
+        </w:tblBorders>
+        <w:tblLook w:val="04A0" w:firstRow="1" w:lastRow="0" w:firstColumn="1" w:lastColumn="0" w:noHBand="0" w:noVBand="1"/>
+      </w:tblPr>
+      <w:tblGrid>
+        <w:gridCol w:w="3906"/>
+        <w:gridCol w:w="5103"/>
+        <w:gridCol w:w="5386"/>
+      </w:tblGrid>
+      <w:tr>
+        <w:tc>
+          <w:tcPr>
+            <w:tcW w:w="3906" w:type="dxa"/>
+          </w:tcPr>
+          <w:p>
+            <w:pPr>
+              <w:spacing w:before="0" w:line="240" w:lineRule="auto"/>
+              <w:jc w:val="center"/>
+              <w:rPr>
+                <w:sz w:val="32"/>
+                <w:szCs w:val="32"/>
+              </w:rPr>
+            </w:pPr>
+            <w:r>
+              <w:rPr>
+                <w:sz w:val="32"/>
+                <w:szCs w:val="32"/>
+              </w:rPr>
+              <w:t>Section, Paragraph</w:t>
+            </w:r>
+          </w:p>
+          <w:p>
+            <w:pPr>
+              <w:spacing w:before="0" w:line="240" w:lineRule="auto"/>
+              <w:jc w:val="center"/>
+              <w:rPr>
+                <w:sz w:val="32"/>
+                <w:szCs w:val="32"/>
+              </w:rPr>
+            </w:pPr>
+            <w:r>
+              <w:rPr>
+                <w:sz w:val="32"/>
+                <w:szCs w:val="32"/>
+              </w:rPr>
+              <w:t>Reference</w:t>
+            </w:r>
+          </w:p>
+        </w:tc>
+        <w:tc>
+          <w:tcPr>
+            <w:tcW w:w="5103" w:type="dxa"/>
+          </w:tcPr>
+          <w:p>
+            <w:pPr>
+              <w:spacing w:before="0" w:line="240" w:lineRule="auto"/>
+              <w:jc w:val="center"/>
+              <w:rPr>
+                <w:sz w:val="32"/>
+                <w:szCs w:val="32"/>
+              </w:rPr>
+            </w:pPr>
+            <w:r>
+              <w:rPr>
+                <w:sz w:val="32"/>
+                <w:szCs w:val="32"/>
+              </w:rPr>
+              <w:t>As Printed</w:t>
+            </w:r>
+          </w:p>
+        </w:tc>
+        <w:tc>
+          <w:tcPr>
+            <w:tcW w:w="5386" w:type="dxa"/>
+          </w:tcPr>
+          <w:p>
+            <w:pPr>
+              <w:spacing w:before="0" w:line="240" w:lineRule="auto"/>
+              <w:ind w:right="-18"/>
+              <w:jc w:val="center"/>
+              <w:rPr>
+                <w:sz w:val="32"/>
+                <w:szCs w:val="32"/>
+              </w:rPr>
+            </w:pPr>
+            <w:r>
+              <w:rPr>
+                <w:sz w:val="32"/>
+                <w:szCs w:val="32"/>
+              </w:rPr>
+              <w:t>To be read as or corrected as</w:t>
+            </w:r>
+          </w:p>
+        </w:tc>
+      </w:tr>
+      <w:tr>
+        <w:trPr>
+          <w:trHeight w:val="2239"/>
+        </w:trPr>
+        <w:tc>
+          <w:tcPr>
+            <w:tcW w:w="3906" w:type="dxa"/>
+          </w:tcPr>
+          <w:p>
+            <w:pPr>
+              <w:widowControl w:val="0"/>
+              <w:tabs>
+                <w:tab w:val="left" w:pos="993"/>
+              </w:tabs>
+              <w:autoSpaceDE w:val="0"/>
+              <w:autoSpaceDN w:val="0"/>
+              <w:adjustRightInd w:val="0"/>
+              <w:spacing w:before="0" w:line="240" w:lineRule="auto"/>
+              <w:ind w:right="297"/>
+              <w:rPr>
+                <w:rFonts w:cs="Arial"/>
+                <w:b/>
+                <w:color w:val="000000" w:themeColor="text1"/>
+                <w:sz w:val="28"/>
+                <w:szCs w:val="32"/>
+              </w:rPr>
+            </w:pPr>
+            <w:r>
+              <w:rPr>
+                <w:rFonts w:cs="Arial"/>
+                <w:b/>
+                <w:color w:val="000000" w:themeColor="text1"/>
+                <w:sz w:val="28"/>
+                <w:szCs w:val="32"/>
+              </w:rPr>
+              <w:t>T.S.3.1.</w:t>
+            </w:r>
+            <w:r>
+              <w:rPr>
+                <w:rFonts w:cs="Arial"/>
+                <w:b/>
+                <w:color w:val="000000" w:themeColor="text1"/>
+                <w:sz w:val="28"/>
+                <w:szCs w:val="32"/>
+              </w:rPr>
+              <w:t>9.6</w:t>
+            </w:r>
+            <w:r>
+              <w:rPr>
+                <w:rFonts w:cs="Arial"/>
+                <w:b/>
+                <w:color w:val="000000" w:themeColor="text1"/>
+                <w:sz w:val="28"/>
+                <w:szCs w:val="32"/>
+              </w:rPr>
+              <w:t xml:space="preserve"> – Kramam</w:t>
+            </w:r>
+          </w:p>
+          <w:p>
+            <w:pPr>
+              <w:widowControl w:val="0"/>
+              <w:tabs>
+                <w:tab w:val="left" w:pos="993"/>
+              </w:tabs>
+              <w:autoSpaceDE w:val="0"/>
+              <w:autoSpaceDN w:val="0"/>
+              <w:adjustRightInd w:val="0"/>
+              <w:spacing w:before="0" w:line="240" w:lineRule="auto"/>
+              <w:ind w:right="297"/>
+              <w:rPr>
+                <w:rFonts w:cs="Arial"/>
+                <w:b/>
+                <w:color w:val="000000" w:themeColor="text1"/>
+                <w:szCs w:val="32"/>
+              </w:rPr>
+            </w:pPr>
+            <w:r>
+              <w:rPr>
+                <w:rFonts w:cs="Arial"/>
+                <w:b/>
+                <w:color w:val="000000" w:themeColor="text1"/>
+                <w:sz w:val="28"/>
+                <w:szCs w:val="32"/>
+              </w:rPr>
+              <w:t>Krama Vaakyam</w:t>
+            </w:r>
+            <w:r>
+              <w:rPr>
+                <w:rFonts w:cs="Arial"/>
+                <w:b/>
+                <w:color w:val="000000" w:themeColor="text1"/>
+                <w:szCs w:val="32"/>
+              </w:rPr>
+              <w:t xml:space="preserve"> No.– </w:t>
+            </w:r>
+            <w:r>
+              <w:rPr>
+                <w:rFonts w:cs="Arial"/>
+                <w:b/>
+                <w:color w:val="000000" w:themeColor="text1"/>
+                <w:szCs w:val="32"/>
+              </w:rPr>
+              <w:t>59</w:t>
+            </w:r>
+            <w:r>
+              <w:rPr>
+                <w:rFonts w:cs="Arial"/>
+                <w:b/>
+                <w:color w:val="000000" w:themeColor="text1"/>
+                <w:szCs w:val="32"/>
+              </w:rPr>
+              <w:t xml:space="preserve"> </w:t>
+            </w:r>
+          </w:p>
+          <w:p>
+            <w:pPr>
+              <w:widowControl w:val="0"/>
+              <w:tabs>
+                <w:tab w:val="left" w:pos="993"/>
+              </w:tabs>
+              <w:autoSpaceDE w:val="0"/>
+              <w:autoSpaceDN w:val="0"/>
+              <w:adjustRightInd w:val="0"/>
+              <w:spacing w:before="0" w:line="240" w:lineRule="auto"/>
+              <w:ind w:right="297"/>
+              <w:rPr>
+                <w:rFonts w:cs="Arial"/>
+                <w:b/>
+                <w:color w:val="000000" w:themeColor="text1"/>
+                <w:sz w:val="28"/>
+                <w:szCs w:val="32"/>
+              </w:rPr>
+            </w:pPr>
+            <w:r>
+              <w:rPr>
+                <w:rFonts w:cs="Arial"/>
+                <w:b/>
+                <w:color w:val="000000" w:themeColor="text1"/>
+                <w:sz w:val="28"/>
+                <w:szCs w:val="32"/>
+              </w:rPr>
+              <w:t>Panchaati No</w:t>
+            </w:r>
+            <w:r>
+              <w:rPr>
+                <w:rFonts w:cs="Arial"/>
+                <w:b/>
+                <w:color w:val="000000" w:themeColor="text1"/>
+                <w:szCs w:val="32"/>
+              </w:rPr>
+              <w:t xml:space="preserve">. - </w:t>
+            </w:r>
+            <w:r>
+              <w:rPr>
+                <w:rFonts w:cs="Arial"/>
+                <w:b/>
+                <w:color w:val="000000" w:themeColor="text1"/>
+                <w:szCs w:val="32"/>
+              </w:rPr>
+              <w:t>31</w:t>
+            </w:r>
+          </w:p>
+        </w:tc>
+        <w:tc>
+          <w:tcPr>
+            <w:tcW w:w="5103" w:type="dxa"/>
+          </w:tcPr>
+          <w:p>
+            <w:pPr>
+              <w:widowControl w:val="0"/>
+              <w:autoSpaceDE w:val="0"/>
+              <w:autoSpaceDN w:val="0"/>
+              <w:adjustRightInd w:val="0"/>
+              <w:spacing w:before="0" w:line="240" w:lineRule="auto"/>
+              <w:rPr>
+                <w:rFonts w:ascii="BRH Malayalam Extra" w:hAnsi="BRH Malayalam Extra" w:cs="BRH Malayalam Extra"/>
+                <w:color w:val="000000"/>
+                <w:sz w:val="40"/>
+                <w:szCs w:val="40"/>
+              </w:rPr>
+            </w:pPr>
+            <w:r>
+              <w:rPr>
+                <w:rFonts w:ascii="BRH Malayalam Extra" w:hAnsi="BRH Malayalam Extra" w:cs="BRH Malayalam Extra"/>
+                <w:color w:val="000000"/>
+                <w:sz w:val="40"/>
+                <w:szCs w:val="40"/>
+              </w:rPr>
+              <w:t>s</w:t>
+            </w:r>
+            <w:r>
+              <w:rPr>
+                <w:rFonts w:ascii="BRH Malayalam Extra" w:hAnsi="BRH Malayalam Extra" w:cs="BRH Malayalam Extra"/>
+                <w:b/>
+                <w:color w:val="000000"/>
+                <w:sz w:val="33"/>
+                <w:szCs w:val="40"/>
+              </w:rPr>
+              <w:t>–</w:t>
+            </w:r>
+            <w:r>
+              <w:rPr>
+                <w:rFonts w:ascii="BRH Devanagari Extra" w:hAnsi="BRH Devanagari Extra" w:cs="BRH Malayalam Extra"/>
+                <w:color w:val="000000"/>
+                <w:sz w:val="36"/>
+                <w:szCs w:val="40"/>
+              </w:rPr>
+              <w:t>ò</w:t>
+            </w:r>
+            <w:r>
+              <w:rPr>
+                <w:rFonts w:ascii="BRH Malayalam Extra" w:hAnsi="BRH Malayalam Extra" w:cs="BRH Malayalam Extra"/>
+                <w:b/>
+                <w:color w:val="000000"/>
+                <w:sz w:val="33"/>
+                <w:szCs w:val="40"/>
+              </w:rPr>
+              <w:t>–</w:t>
+            </w:r>
+            <w:r>
+              <w:rPr>
+                <w:rFonts w:ascii="BRH Malayalam Extra" w:hAnsi="BRH Malayalam Extra" w:cs="BRH Malayalam Extra"/>
+                <w:color w:val="000000"/>
+                <w:sz w:val="40"/>
+                <w:szCs w:val="40"/>
+              </w:rPr>
+              <w:t>ösx</w:t>
+            </w:r>
+            <w:r>
+              <w:rPr>
+                <w:rFonts w:ascii="BRH Malayalam Extra" w:hAnsi="BRH Malayalam Extra" w:cs="BRH Malayalam Extra"/>
+                <w:b/>
+                <w:color w:val="000000"/>
+                <w:sz w:val="33"/>
+                <w:szCs w:val="40"/>
+              </w:rPr>
+              <w:t>–</w:t>
+            </w:r>
+            <w:r>
+              <w:rPr>
+                <w:rFonts w:ascii="BRH Malayalam Extra" w:hAnsi="BRH Malayalam Extra" w:cs="BRH Malayalam Extra"/>
+                <w:color w:val="000000"/>
+                <w:sz w:val="40"/>
+                <w:szCs w:val="40"/>
+              </w:rPr>
+              <w:t>p</w:t>
+            </w:r>
+            <w:r>
+              <w:rPr>
+                <w:rFonts w:ascii="BRH Malayalam Extra" w:hAnsi="BRH Malayalam Extra" w:cs="BRH Malayalam Extra"/>
+                <w:color w:val="000000"/>
+                <w:sz w:val="40"/>
+                <w:szCs w:val="40"/>
+              </w:rPr>
+              <w:t>I</w:t>
+            </w:r>
+            <w:r>
+              <w:rPr>
+                <w:rFonts w:ascii="BRH Malayalam Extra" w:hAnsi="BRH Malayalam Extra" w:cs="BRH Malayalam Extra"/>
+                <w:color w:val="000000"/>
+                <w:sz w:val="40"/>
+                <w:szCs w:val="40"/>
+              </w:rPr>
+              <w:t xml:space="preserve"> R¡</w:t>
+            </w:r>
+            <w:r>
+              <w:rPr>
+                <w:rFonts w:ascii="BRH Malayalam Extra" w:hAnsi="BRH Malayalam Extra" w:cs="BRH Malayalam Extra"/>
+                <w:b/>
+                <w:color w:val="000000"/>
+                <w:sz w:val="33"/>
+                <w:szCs w:val="40"/>
+              </w:rPr>
+              <w:t>–</w:t>
+            </w:r>
+            <w:r>
+              <w:rPr>
+                <w:rFonts w:ascii="BRH Malayalam Extra" w:hAnsi="BRH Malayalam Extra" w:cs="BRH Malayalam Extra"/>
+                <w:color w:val="000000"/>
+                <w:sz w:val="40"/>
+                <w:szCs w:val="40"/>
+              </w:rPr>
+              <w:t xml:space="preserve">¥txZy— | </w:t>
+            </w:r>
+          </w:p>
+          <w:p>
+            <w:pPr>
+              <w:widowControl w:val="0"/>
+              <w:autoSpaceDE w:val="0"/>
+              <w:autoSpaceDN w:val="0"/>
+              <w:adjustRightInd w:val="0"/>
+              <w:spacing w:before="0" w:line="240" w:lineRule="auto"/>
+              <w:rPr>
+                <w:rFonts w:ascii="BRH Malayalam Extra" w:hAnsi="BRH Malayalam Extra" w:cs="BRH Malayalam Extra"/>
+                <w:color w:val="000000"/>
+                <w:sz w:val="40"/>
+                <w:szCs w:val="40"/>
+              </w:rPr>
+            </w:pPr>
+            <w:r>
+              <w:rPr>
+                <w:rFonts w:ascii="BRH Malayalam Extra" w:hAnsi="BRH Malayalam Extra" w:cs="BRH Malayalam Extra"/>
+                <w:color w:val="000000"/>
+                <w:sz w:val="40"/>
+                <w:szCs w:val="40"/>
+              </w:rPr>
+              <w:t>s</w:t>
+            </w:r>
+            <w:r>
+              <w:rPr>
+                <w:rFonts w:ascii="BRH Malayalam Extra" w:hAnsi="BRH Malayalam Extra" w:cs="BRH Malayalam Extra"/>
+                <w:b/>
+                <w:color w:val="000000"/>
+                <w:sz w:val="33"/>
+                <w:szCs w:val="40"/>
+                <w:highlight w:val="yellow"/>
+              </w:rPr>
+              <w:t>–</w:t>
+            </w:r>
+            <w:r>
+              <w:rPr>
+                <w:rFonts w:ascii="BRH Devanagari Extra" w:hAnsi="BRH Devanagari Extra" w:cs="BRH Malayalam Extra"/>
+                <w:color w:val="000000"/>
+                <w:sz w:val="36"/>
+                <w:szCs w:val="40"/>
+                <w:highlight w:val="yellow"/>
+              </w:rPr>
+              <w:t>ó</w:t>
+            </w:r>
+            <w:r>
+              <w:rPr>
+                <w:rFonts w:ascii="BRH Devanagari Extra" w:hAnsi="BRH Devanagari Extra" w:cs="BRH Malayalam Extra"/>
+                <w:color w:val="000000"/>
+                <w:sz w:val="36"/>
+                <w:szCs w:val="40"/>
+              </w:rPr>
+              <w:t>è</w:t>
+            </w:r>
+            <w:r>
+              <w:rPr>
+                <w:rFonts w:ascii="BRH Malayalam Extra" w:hAnsi="BRH Malayalam Extra" w:cs="BRH Malayalam Extra"/>
+                <w:b/>
+                <w:color w:val="000000"/>
+                <w:sz w:val="33"/>
+                <w:szCs w:val="40"/>
+              </w:rPr>
+              <w:t>–</w:t>
+            </w:r>
+            <w:r>
+              <w:rPr>
+                <w:rFonts w:ascii="BRH Malayalam Extra" w:hAnsi="BRH Malayalam Extra" w:cs="BRH Malayalam Extra"/>
+                <w:color w:val="000000"/>
+                <w:sz w:val="40"/>
+                <w:szCs w:val="40"/>
+              </w:rPr>
+              <w:t>ösx</w:t>
+            </w:r>
+            <w:r>
+              <w:rPr>
+                <w:rFonts w:ascii="BRH Malayalam Extra" w:hAnsi="BRH Malayalam Extra" w:cs="BRH Malayalam Extra"/>
+                <w:b/>
+                <w:color w:val="000000"/>
+                <w:sz w:val="33"/>
+                <w:szCs w:val="40"/>
+              </w:rPr>
+              <w:t>–</w:t>
+            </w:r>
+            <w:r>
+              <w:rPr>
+                <w:rFonts w:ascii="BRH Malayalam Extra" w:hAnsi="BRH Malayalam Extra" w:cs="BRH Malayalam Extra"/>
+                <w:color w:val="000000"/>
+                <w:sz w:val="40"/>
+                <w:szCs w:val="40"/>
+              </w:rPr>
+              <w:t xml:space="preserve">piyZy— </w:t>
+            </w:r>
+          </w:p>
+          <w:p>
+            <w:pPr>
+              <w:widowControl w:val="0"/>
+              <w:autoSpaceDE w:val="0"/>
+              <w:autoSpaceDN w:val="0"/>
+              <w:adjustRightInd w:val="0"/>
+              <w:spacing w:before="0" w:line="240" w:lineRule="auto"/>
+              <w:rPr>
+                <w:rFonts w:ascii="BRH Devanagari Extra" w:hAnsi="BRH Devanagari Extra" w:cs="BRH Devanagari Extra"/>
+                <w:color w:val="000000"/>
+                <w:sz w:val="40"/>
+                <w:szCs w:val="40"/>
+              </w:rPr>
+            </w:pPr>
+            <w:r>
+              <w:rPr>
+                <w:rFonts w:ascii="BRH Malayalam Extra" w:hAnsi="BRH Malayalam Extra" w:cs="BRH Malayalam Extra"/>
+                <w:color w:val="000000"/>
+                <w:sz w:val="40"/>
+                <w:szCs w:val="40"/>
+              </w:rPr>
+              <w:t>s</w:t>
+            </w:r>
+            <w:r>
+              <w:rPr>
+                <w:rFonts w:ascii="BRH Malayalam Extra" w:hAnsi="BRH Malayalam Extra" w:cs="BRH Malayalam Extra"/>
+                <w:color w:val="000000"/>
+                <w:sz w:val="40"/>
+                <w:szCs w:val="40"/>
+              </w:rPr>
+              <w:t>I</w:t>
+            </w:r>
+            <w:r>
+              <w:rPr>
+                <w:rFonts w:ascii="BRH Malayalam Extra" w:hAnsi="BRH Malayalam Extra" w:cs="BRH Malayalam Extra"/>
+                <w:color w:val="000000"/>
+                <w:sz w:val="40"/>
+                <w:szCs w:val="40"/>
+              </w:rPr>
+              <w:t xml:space="preserve"> - ösx</w:t>
+            </w:r>
+            <w:r>
+              <w:rPr>
+                <w:rFonts w:ascii="BRH Malayalam Extra" w:hAnsi="BRH Malayalam Extra" w:cs="BRH Malayalam Extra"/>
+                <w:b/>
+                <w:color w:val="000000"/>
+                <w:sz w:val="33"/>
+                <w:szCs w:val="40"/>
+              </w:rPr>
+              <w:t>–</w:t>
+            </w:r>
+            <w:r>
+              <w:rPr>
+                <w:rFonts w:ascii="BRH Malayalam Extra" w:hAnsi="BRH Malayalam Extra" w:cs="BRH Malayalam Extra"/>
+                <w:color w:val="000000"/>
+                <w:sz w:val="40"/>
+                <w:szCs w:val="40"/>
+              </w:rPr>
+              <w:t>p</w:t>
+            </w:r>
+            <w:r>
+              <w:rPr>
+                <w:rFonts w:ascii="BRH Malayalam Extra" w:hAnsi="BRH Malayalam Extra" w:cs="BRH Malayalam Extra"/>
+                <w:color w:val="000000"/>
+                <w:sz w:val="40"/>
+                <w:szCs w:val="40"/>
+              </w:rPr>
+              <w:t>I</w:t>
+            </w:r>
+            <w:r>
+              <w:rPr>
+                <w:rFonts w:ascii="BRH Malayalam Extra" w:hAnsi="BRH Malayalam Extra" w:cs="BRH Malayalam Extra"/>
+                <w:color w:val="000000"/>
+                <w:sz w:val="40"/>
+                <w:szCs w:val="40"/>
+              </w:rPr>
+              <w:t xml:space="preserve"> |</w:t>
+            </w:r>
+          </w:p>
+        </w:tc>
+        <w:tc>
+          <w:tcPr>
+            <w:tcW w:w="5386" w:type="dxa"/>
+          </w:tcPr>
+          <w:p>
+            <w:pPr>
+              <w:widowControl w:val="0"/>
+              <w:autoSpaceDE w:val="0"/>
+              <w:autoSpaceDN w:val="0"/>
+              <w:adjustRightInd w:val="0"/>
+              <w:spacing w:before="0" w:line="240" w:lineRule="auto"/>
+              <w:rPr>
+                <w:rFonts w:ascii="BRH Malayalam Extra" w:hAnsi="BRH Malayalam Extra" w:cs="BRH Malayalam Extra"/>
+                <w:color w:val="000000"/>
+                <w:sz w:val="40"/>
+                <w:szCs w:val="40"/>
+              </w:rPr>
+            </w:pPr>
+            <w:r>
+              <w:rPr>
+                <w:rFonts w:ascii="BRH Malayalam Extra" w:hAnsi="BRH Malayalam Extra" w:cs="BRH Malayalam Extra"/>
+                <w:color w:val="000000"/>
+                <w:sz w:val="40"/>
+                <w:szCs w:val="40"/>
+              </w:rPr>
+              <w:t>s</w:t>
+            </w:r>
+            <w:r>
+              <w:rPr>
+                <w:rFonts w:ascii="BRH Malayalam Extra" w:hAnsi="BRH Malayalam Extra" w:cs="BRH Malayalam Extra"/>
+                <w:b/>
+                <w:color w:val="000000"/>
+                <w:sz w:val="33"/>
+                <w:szCs w:val="40"/>
+              </w:rPr>
+              <w:t>–</w:t>
+            </w:r>
+            <w:r>
+              <w:rPr>
+                <w:rFonts w:ascii="BRH Devanagari Extra" w:hAnsi="BRH Devanagari Extra" w:cs="BRH Malayalam Extra"/>
+                <w:color w:val="000000"/>
+                <w:sz w:val="36"/>
+                <w:szCs w:val="40"/>
+              </w:rPr>
+              <w:t>ò</w:t>
+            </w:r>
+            <w:r>
+              <w:rPr>
+                <w:rFonts w:ascii="BRH Malayalam Extra" w:hAnsi="BRH Malayalam Extra" w:cs="BRH Malayalam Extra"/>
+                <w:b/>
+                <w:color w:val="000000"/>
+                <w:sz w:val="33"/>
+                <w:szCs w:val="40"/>
+              </w:rPr>
+              <w:t>–</w:t>
+            </w:r>
+            <w:r>
+              <w:rPr>
+                <w:rFonts w:ascii="BRH Malayalam Extra" w:hAnsi="BRH Malayalam Extra" w:cs="BRH Malayalam Extra"/>
+                <w:color w:val="000000"/>
+                <w:sz w:val="40"/>
+                <w:szCs w:val="40"/>
+              </w:rPr>
+              <w:t>ösx</w:t>
+            </w:r>
+            <w:r>
+              <w:rPr>
+                <w:rFonts w:ascii="BRH Malayalam Extra" w:hAnsi="BRH Malayalam Extra" w:cs="BRH Malayalam Extra"/>
+                <w:b/>
+                <w:color w:val="000000"/>
+                <w:sz w:val="33"/>
+                <w:szCs w:val="40"/>
+              </w:rPr>
+              <w:t>–</w:t>
+            </w:r>
+            <w:r>
+              <w:rPr>
+                <w:rFonts w:ascii="BRH Malayalam Extra" w:hAnsi="BRH Malayalam Extra" w:cs="BRH Malayalam Extra"/>
+                <w:color w:val="000000"/>
+                <w:sz w:val="40"/>
+                <w:szCs w:val="40"/>
+              </w:rPr>
+              <w:t>p</w:t>
+            </w:r>
+            <w:r>
+              <w:rPr>
+                <w:rFonts w:ascii="BRH Malayalam Extra" w:hAnsi="BRH Malayalam Extra" w:cs="BRH Malayalam Extra"/>
+                <w:color w:val="000000"/>
+                <w:sz w:val="40"/>
+                <w:szCs w:val="40"/>
+              </w:rPr>
+              <w:t>I</w:t>
+            </w:r>
+            <w:r>
+              <w:rPr>
+                <w:rFonts w:ascii="BRH Malayalam Extra" w:hAnsi="BRH Malayalam Extra" w:cs="BRH Malayalam Extra"/>
+                <w:color w:val="000000"/>
+                <w:sz w:val="40"/>
+                <w:szCs w:val="40"/>
+              </w:rPr>
+              <w:t xml:space="preserve"> R¡</w:t>
+            </w:r>
+            <w:r>
+              <w:rPr>
+                <w:rFonts w:ascii="BRH Malayalam Extra" w:hAnsi="BRH Malayalam Extra" w:cs="BRH Malayalam Extra"/>
+                <w:b/>
+                <w:color w:val="000000"/>
+                <w:sz w:val="33"/>
+                <w:szCs w:val="40"/>
+              </w:rPr>
+              <w:t>–</w:t>
+            </w:r>
+            <w:r>
+              <w:rPr>
+                <w:rFonts w:ascii="BRH Malayalam Extra" w:hAnsi="BRH Malayalam Extra" w:cs="BRH Malayalam Extra"/>
+                <w:color w:val="000000"/>
+                <w:sz w:val="40"/>
+                <w:szCs w:val="40"/>
+              </w:rPr>
+              <w:t xml:space="preserve">¥txZy— | </w:t>
+            </w:r>
+          </w:p>
+          <w:p>
+            <w:pPr>
+              <w:widowControl w:val="0"/>
+              <w:autoSpaceDE w:val="0"/>
+              <w:autoSpaceDN w:val="0"/>
+              <w:adjustRightInd w:val="0"/>
+              <w:spacing w:before="0" w:line="240" w:lineRule="auto"/>
+              <w:rPr>
+                <w:rFonts w:ascii="BRH Malayalam Extra" w:hAnsi="BRH Malayalam Extra" w:cs="BRH Malayalam Extra"/>
+                <w:color w:val="000000"/>
+                <w:sz w:val="40"/>
+                <w:szCs w:val="40"/>
+              </w:rPr>
+            </w:pPr>
+            <w:r>
+              <w:rPr>
+                <w:rFonts w:ascii="BRH Malayalam Extra" w:hAnsi="BRH Malayalam Extra" w:cs="BRH Malayalam Extra"/>
+                <w:color w:val="000000"/>
+                <w:sz w:val="40"/>
+                <w:szCs w:val="40"/>
+              </w:rPr>
+              <w:t>s</w:t>
+            </w:r>
+            <w:r>
+              <w:rPr>
+                <w:rFonts w:ascii="BRH Malayalam Extra" w:hAnsi="BRH Malayalam Extra" w:cs="BRH Malayalam Extra"/>
+                <w:b/>
+                <w:color w:val="000000"/>
+                <w:sz w:val="33"/>
+                <w:szCs w:val="40"/>
+              </w:rPr>
+              <w:t>–</w:t>
+            </w:r>
+            <w:r>
+              <w:rPr>
+                <w:rFonts w:ascii="BRH Devanagari Extra" w:hAnsi="BRH Devanagari Extra" w:cs="BRH Malayalam Extra"/>
+                <w:color w:val="000000"/>
+                <w:sz w:val="36"/>
+                <w:szCs w:val="40"/>
+                <w:highlight w:val="green"/>
+              </w:rPr>
+              <w:t>ò</w:t>
+            </w:r>
+            <w:r>
+              <w:rPr>
+                <w:rFonts w:ascii="BRH Malayalam Extra" w:hAnsi="BRH Malayalam Extra" w:cs="BRH Malayalam Extra"/>
+                <w:b/>
+                <w:color w:val="000000"/>
+                <w:sz w:val="33"/>
+                <w:szCs w:val="40"/>
+              </w:rPr>
+              <w:t>–</w:t>
+            </w:r>
+            <w:r>
+              <w:rPr>
+                <w:rFonts w:ascii="BRH Malayalam Extra" w:hAnsi="BRH Malayalam Extra" w:cs="BRH Malayalam Extra"/>
+                <w:color w:val="000000"/>
+                <w:sz w:val="40"/>
+                <w:szCs w:val="40"/>
+              </w:rPr>
+              <w:t>ösx</w:t>
+            </w:r>
+            <w:r>
+              <w:rPr>
+                <w:rFonts w:ascii="BRH Malayalam Extra" w:hAnsi="BRH Malayalam Extra" w:cs="BRH Malayalam Extra"/>
+                <w:b/>
+                <w:color w:val="000000"/>
+                <w:sz w:val="33"/>
+                <w:szCs w:val="40"/>
+              </w:rPr>
+              <w:t>–</w:t>
+            </w:r>
+            <w:r>
+              <w:rPr>
+                <w:rFonts w:ascii="BRH Malayalam Extra" w:hAnsi="BRH Malayalam Extra" w:cs="BRH Malayalam Extra"/>
+                <w:color w:val="000000"/>
+                <w:sz w:val="40"/>
+                <w:szCs w:val="40"/>
+              </w:rPr>
+              <w:t xml:space="preserve">piyZy— </w:t>
+            </w:r>
+          </w:p>
+          <w:p>
+            <w:pPr>
+              <w:widowControl w:val="0"/>
+              <w:autoSpaceDE w:val="0"/>
+              <w:autoSpaceDN w:val="0"/>
+              <w:adjustRightInd w:val="0"/>
+              <w:spacing w:before="0" w:line="240" w:lineRule="auto"/>
+              <w:rPr>
+                <w:rFonts w:ascii="BRH Devanagari Extra" w:hAnsi="BRH Devanagari Extra" w:cs="BRH Devanagari Extra"/>
+                <w:color w:val="000000"/>
+                <w:sz w:val="40"/>
+                <w:szCs w:val="40"/>
+              </w:rPr>
+            </w:pPr>
+            <w:r>
+              <w:rPr>
+                <w:rFonts w:ascii="BRH Malayalam Extra" w:hAnsi="BRH Malayalam Extra" w:cs="BRH Malayalam Extra"/>
+                <w:color w:val="000000"/>
+                <w:sz w:val="40"/>
+                <w:szCs w:val="40"/>
+              </w:rPr>
+              <w:t>s</w:t>
+            </w:r>
+            <w:r>
+              <w:rPr>
+                <w:rFonts w:ascii="BRH Malayalam Extra" w:hAnsi="BRH Malayalam Extra" w:cs="BRH Malayalam Extra"/>
+                <w:color w:val="000000"/>
+                <w:sz w:val="40"/>
+                <w:szCs w:val="40"/>
+              </w:rPr>
+              <w:t>I</w:t>
+            </w:r>
+            <w:r>
+              <w:rPr>
+                <w:rFonts w:ascii="BRH Malayalam Extra" w:hAnsi="BRH Malayalam Extra" w:cs="BRH Malayalam Extra"/>
+                <w:color w:val="000000"/>
+                <w:sz w:val="40"/>
+                <w:szCs w:val="40"/>
+              </w:rPr>
+              <w:t xml:space="preserve"> - ösx</w:t>
+            </w:r>
+            <w:r>
+              <w:rPr>
+                <w:rFonts w:ascii="BRH Malayalam Extra" w:hAnsi="BRH Malayalam Extra" w:cs="BRH Malayalam Extra"/>
+                <w:b/>
+                <w:color w:val="000000"/>
+                <w:sz w:val="33"/>
+                <w:szCs w:val="40"/>
+              </w:rPr>
+              <w:t>–</w:t>
+            </w:r>
+            <w:r>
+              <w:rPr>
+                <w:rFonts w:ascii="BRH Malayalam Extra" w:hAnsi="BRH Malayalam Extra" w:cs="BRH Malayalam Extra"/>
+                <w:color w:val="000000"/>
+                <w:sz w:val="40"/>
+                <w:szCs w:val="40"/>
+              </w:rPr>
+              <w:t>p</w:t>
+            </w:r>
+            <w:r>
+              <w:rPr>
+                <w:rFonts w:ascii="BRH Malayalam Extra" w:hAnsi="BRH Malayalam Extra" w:cs="BRH Malayalam Extra"/>
+                <w:color w:val="000000"/>
+                <w:sz w:val="40"/>
+                <w:szCs w:val="40"/>
+              </w:rPr>
+              <w:t>I</w:t>
+            </w:r>
+            <w:r>
+              <w:rPr>
+                <w:rFonts w:ascii="BRH Malayalam Extra" w:hAnsi="BRH Malayalam Extra" w:cs="BRH Malayalam Extra"/>
+                <w:color w:val="000000"/>
+                <w:sz w:val="40"/>
+                <w:szCs w:val="40"/>
+              </w:rPr>
+              <w:t xml:space="preserve"> |</w:t>
+            </w:r>
+          </w:p>
+        </w:tc>
+      </w:tr>
+      <w:tr>
+        <w:trPr>
+          <w:trHeight w:val="964"/>
+        </w:trPr>
+        <w:tc>
+          <w:tcPr>
+            <w:tcW w:w="3906" w:type="dxa"/>
+          </w:tcPr>
+          <w:p>
+            <w:pPr>
+              <w:widowControl w:val="0"/>
+              <w:tabs>
+                <w:tab w:val="left" w:pos="993"/>
+              </w:tabs>
+              <w:autoSpaceDE w:val="0"/>
+              <w:autoSpaceDN w:val="0"/>
+              <w:adjustRightInd w:val="0"/>
+              <w:spacing w:before="0" w:line="240" w:lineRule="auto"/>
+              <w:ind w:right="297"/>
+              <w:rPr>
+                <w:rFonts w:cs="Arial"/>
+                <w:b/>
+                <w:color w:val="000000" w:themeColor="text1"/>
+                <w:sz w:val="28"/>
+                <w:szCs w:val="32"/>
+              </w:rPr>
+            </w:pPr>
+            <w:r>
+              <w:rPr>
+                <w:rFonts w:cs="Arial"/>
+                <w:b/>
+                <w:color w:val="000000" w:themeColor="text1"/>
+                <w:sz w:val="28"/>
+                <w:szCs w:val="32"/>
+              </w:rPr>
+              <w:t>T.S.3.1.</w:t>
+            </w:r>
+            <w:r>
+              <w:rPr>
+                <w:rFonts w:cs="Arial"/>
+                <w:b/>
+                <w:color w:val="000000" w:themeColor="text1"/>
+                <w:sz w:val="28"/>
+                <w:szCs w:val="32"/>
+              </w:rPr>
+              <w:t>1</w:t>
+            </w:r>
+            <w:r>
+              <w:rPr>
+                <w:rFonts w:cs="Arial"/>
+                <w:b/>
+                <w:color w:val="000000" w:themeColor="text1"/>
+                <w:sz w:val="28"/>
+                <w:szCs w:val="32"/>
+              </w:rPr>
+              <w:t>1.6</w:t>
+            </w:r>
+            <w:r>
+              <w:rPr>
+                <w:rFonts w:cs="Arial"/>
+                <w:b/>
+                <w:color w:val="000000" w:themeColor="text1"/>
+                <w:sz w:val="28"/>
+                <w:szCs w:val="32"/>
+              </w:rPr>
+              <w:t xml:space="preserve"> – Kramam</w:t>
+            </w:r>
+          </w:p>
+          <w:p>
+            <w:pPr>
+              <w:widowControl w:val="0"/>
+              <w:tabs>
+                <w:tab w:val="left" w:pos="993"/>
+              </w:tabs>
+              <w:autoSpaceDE w:val="0"/>
+              <w:autoSpaceDN w:val="0"/>
+              <w:adjustRightInd w:val="0"/>
+              <w:spacing w:before="0" w:line="240" w:lineRule="auto"/>
+              <w:ind w:right="297"/>
+              <w:rPr>
+                <w:rFonts w:cs="Arial"/>
+                <w:b/>
+                <w:color w:val="000000" w:themeColor="text1"/>
+                <w:szCs w:val="32"/>
+              </w:rPr>
+            </w:pPr>
+            <w:r>
+              <w:rPr>
+                <w:rFonts w:cs="Arial"/>
+                <w:b/>
+                <w:color w:val="000000" w:themeColor="text1"/>
+                <w:sz w:val="28"/>
+                <w:szCs w:val="32"/>
+              </w:rPr>
+              <w:t>Krama Vaakyam</w:t>
+            </w:r>
+            <w:r>
+              <w:rPr>
+                <w:rFonts w:cs="Arial"/>
+                <w:b/>
+                <w:color w:val="000000" w:themeColor="text1"/>
+                <w:szCs w:val="32"/>
+              </w:rPr>
+              <w:t xml:space="preserve"> No.– </w:t>
+            </w:r>
+            <w:r>
+              <w:rPr>
+                <w:rFonts w:cs="Arial"/>
+                <w:b/>
+                <w:color w:val="000000" w:themeColor="text1"/>
+                <w:szCs w:val="32"/>
+              </w:rPr>
+              <w:t>16</w:t>
+            </w:r>
+            <w:r>
+              <w:rPr>
+                <w:rFonts w:cs="Arial"/>
+                <w:b/>
+                <w:color w:val="000000" w:themeColor="text1"/>
+                <w:szCs w:val="32"/>
+              </w:rPr>
+              <w:t xml:space="preserve"> </w:t>
+            </w:r>
+          </w:p>
+          <w:p>
+            <w:pPr>
+              <w:widowControl w:val="0"/>
+              <w:tabs>
+                <w:tab w:val="left" w:pos="993"/>
+              </w:tabs>
+              <w:autoSpaceDE w:val="0"/>
+              <w:autoSpaceDN w:val="0"/>
+              <w:adjustRightInd w:val="0"/>
+              <w:spacing w:before="0" w:line="240" w:lineRule="auto"/>
+              <w:ind w:right="297"/>
+              <w:rPr>
+                <w:rFonts w:cs="Arial"/>
+                <w:b/>
+                <w:color w:val="000000" w:themeColor="text1"/>
+                <w:sz w:val="28"/>
+                <w:szCs w:val="32"/>
+              </w:rPr>
+            </w:pPr>
+            <w:r>
+              <w:rPr>
+                <w:rFonts w:cs="Arial"/>
+                <w:b/>
+                <w:color w:val="000000" w:themeColor="text1"/>
+                <w:sz w:val="28"/>
+                <w:szCs w:val="32"/>
+              </w:rPr>
+              <w:t>Panchaati No</w:t>
+            </w:r>
+            <w:r>
+              <w:rPr>
+                <w:rFonts w:cs="Arial"/>
+                <w:b/>
+                <w:color w:val="000000" w:themeColor="text1"/>
+                <w:szCs w:val="32"/>
+              </w:rPr>
+              <w:t xml:space="preserve">. - </w:t>
+            </w:r>
+            <w:r>
+              <w:rPr>
+                <w:rFonts w:cs="Arial"/>
+                <w:b/>
+                <w:color w:val="000000" w:themeColor="text1"/>
+                <w:sz w:val="28"/>
+                <w:szCs w:val="32"/>
+              </w:rPr>
+              <w:t>40</w:t>
+            </w:r>
+          </w:p>
+        </w:tc>
+        <w:tc>
+          <w:tcPr>
+            <w:tcW w:w="5103" w:type="dxa"/>
+          </w:tcPr>
+          <w:p>
+            <w:pPr>
+              <w:widowControl w:val="0"/>
+              <w:autoSpaceDE w:val="0"/>
+              <w:autoSpaceDN w:val="0"/>
+              <w:adjustRightInd w:val="0"/>
+              <w:spacing w:before="0" w:line="240" w:lineRule="auto"/>
+              <w:rPr>
+                <w:rFonts w:ascii="BRH Devanagari Extra" w:hAnsi="BRH Devanagari Extra" w:cs="BRH Devanagari Extra"/>
+                <w:color w:val="000000"/>
+                <w:sz w:val="40"/>
+                <w:szCs w:val="40"/>
+              </w:rPr>
+            </w:pPr>
+            <w:r>
+              <w:rPr>
+                <w:rFonts w:ascii="BRH Malayalam Extra" w:hAnsi="BRH Malayalam Extra" w:cs="BRH Malayalam Extra"/>
+                <w:color w:val="000000"/>
+                <w:sz w:val="40"/>
+                <w:szCs w:val="40"/>
+              </w:rPr>
+              <w:t>eky— bzj | bz</w:t>
+            </w:r>
+            <w:r>
+              <w:rPr>
+                <w:rFonts w:ascii="BRH Malayalam Extra" w:hAnsi="BRH Malayalam Extra" w:cs="BRH Malayalam Extra"/>
+                <w:b/>
+                <w:color w:val="000000"/>
+                <w:sz w:val="33"/>
+                <w:szCs w:val="40"/>
+              </w:rPr>
+              <w:t>–</w:t>
+            </w:r>
+            <w:r>
+              <w:rPr>
+                <w:rFonts w:ascii="BRH Malayalam Extra" w:hAnsi="BRH Malayalam Extra" w:cs="BRH Malayalam Extra"/>
+                <w:color w:val="000000"/>
+                <w:sz w:val="40"/>
+                <w:szCs w:val="40"/>
+                <w:highlight w:val="yellow"/>
+              </w:rPr>
+              <w:t>j</w:t>
+            </w:r>
+            <w:r>
+              <w:rPr>
+                <w:rFonts w:ascii="BRH Malayalam Extra" w:hAnsi="BRH Malayalam Extra" w:cs="BRH Malayalam Extra"/>
+                <w:b/>
+                <w:color w:val="000000"/>
+                <w:sz w:val="33"/>
+                <w:szCs w:val="40"/>
+              </w:rPr>
+              <w:t>–</w:t>
+            </w:r>
+            <w:r>
+              <w:rPr>
+                <w:rFonts w:ascii="BRH Malayalam Extra" w:hAnsi="BRH Malayalam Extra" w:cs="BRH Malayalam Extra"/>
+                <w:color w:val="000000"/>
+                <w:sz w:val="40"/>
+                <w:szCs w:val="40"/>
+              </w:rPr>
+              <w:t xml:space="preserve"> k¥a—d |</w:t>
+            </w:r>
+          </w:p>
+        </w:tc>
+        <w:tc>
+          <w:tcPr>
+            <w:tcW w:w="5386" w:type="dxa"/>
+          </w:tcPr>
+          <w:p>
+            <w:pPr>
+              <w:widowControl w:val="0"/>
+              <w:autoSpaceDE w:val="0"/>
+              <w:autoSpaceDN w:val="0"/>
+              <w:adjustRightInd w:val="0"/>
+              <w:spacing w:before="0" w:line="240" w:lineRule="auto"/>
+              <w:rPr>
+                <w:rFonts w:ascii="BRH Devanagari Extra" w:hAnsi="BRH Devanagari Extra" w:cs="BRH Devanagari Extra"/>
+                <w:color w:val="000000"/>
+                <w:sz w:val="40"/>
+                <w:szCs w:val="40"/>
+                <w:lang w:val="en-IN"/>
+              </w:rPr>
+            </w:pPr>
+            <w:r>
+              <w:rPr>
+                <w:rFonts w:ascii="BRH Malayalam Extra" w:hAnsi="BRH Malayalam Extra" w:cs="BRH Malayalam Extra"/>
+                <w:color w:val="000000"/>
+                <w:sz w:val="40"/>
+                <w:szCs w:val="40"/>
+                <w:lang w:val="en-IN"/>
+              </w:rPr>
+              <w:t>eky— bzj | bz</w:t>
+            </w:r>
+            <w:r>
+              <w:rPr>
+                <w:rFonts w:ascii="BRH Malayalam Extra" w:hAnsi="BRH Malayalam Extra" w:cs="BRH Malayalam Extra"/>
+                <w:b/>
+                <w:color w:val="000000"/>
+                <w:sz w:val="33"/>
+                <w:szCs w:val="40"/>
+                <w:lang w:val="en-IN"/>
+              </w:rPr>
+              <w:t>–</w:t>
+            </w:r>
+            <w:r>
+              <w:rPr>
+                <w:rFonts w:ascii="BRH Malayalam Extra" w:hAnsi="BRH Malayalam Extra" w:cs="BRH Malayalam Extra"/>
+                <w:color w:val="000000"/>
+                <w:sz w:val="40"/>
+                <w:szCs w:val="40"/>
+                <w:lang w:val="en-IN"/>
+              </w:rPr>
+              <w:t>j</w:t>
+            </w:r>
+            <w:r>
+              <w:rPr>
+                <w:rFonts w:ascii="BRH Malayalam Extra" w:hAnsi="BRH Malayalam Extra" w:cs="BRH Malayalam Extra"/>
+                <w:color w:val="000000"/>
+                <w:sz w:val="40"/>
+                <w:szCs w:val="40"/>
+                <w:highlight w:val="green"/>
+                <w:lang w:val="en-IN"/>
+              </w:rPr>
+              <w:t>x</w:t>
+            </w:r>
+            <w:r>
+              <w:rPr>
+                <w:rFonts w:ascii="BRH Malayalam Extra" w:hAnsi="BRH Malayalam Extra" w:cs="BRH Malayalam Extra"/>
+                <w:b/>
+                <w:color w:val="000000"/>
+                <w:sz w:val="33"/>
+                <w:szCs w:val="40"/>
+                <w:lang w:val="en-IN"/>
+              </w:rPr>
+              <w:t>–</w:t>
+            </w:r>
+            <w:r>
+              <w:rPr>
+                <w:rFonts w:ascii="BRH Malayalam Extra" w:hAnsi="BRH Malayalam Extra" w:cs="BRH Malayalam Extra"/>
+                <w:color w:val="000000"/>
+                <w:sz w:val="40"/>
+                <w:szCs w:val="40"/>
+                <w:lang w:val="en-IN"/>
+              </w:rPr>
+              <w:t xml:space="preserve"> k¥a—d |</w:t>
+            </w:r>
+          </w:p>
+        </w:tc>
+      </w:tr>
+    </w:tbl>
+    <w:p>
+      <w:pPr>
+        <w:jc w:val="center"/>
+        <w:rPr>
+          <w:b/>
+          <w:bCs/>
+          <w:sz w:val="32"/>
+          <w:szCs w:val="32"/>
+          <w:u w:val="single"/>
+        </w:rPr>
+      </w:pPr>
+    </w:p>
+    <w:p>
+      <w:pPr>
+        <w:jc w:val="center"/>
+        <w:rPr>
+          <w:b/>
+          <w:bCs/>
+          <w:sz w:val="32"/>
+          <w:szCs w:val="32"/>
+          <w:u w:val="single"/>
+        </w:rPr>
+      </w:pPr>
+    </w:p>
+    <w:p>
+      <w:pPr>
+        <w:jc w:val="center"/>
+        <w:rPr>
+          <w:b/>
+          <w:bCs/>
+          <w:sz w:val="32"/>
+          <w:szCs w:val="32"/>
+          <w:u w:val="single"/>
+        </w:rPr>
+      </w:pPr>
+    </w:p>
+    <w:p>
+      <w:pPr>
+        <w:jc w:val="center"/>
+        <w:rPr>
+          <w:b/>
+          <w:bCs/>
+          <w:sz w:val="32"/>
+          <w:szCs w:val="32"/>
+          <w:u w:val="single"/>
+        </w:rPr>
+      </w:pPr>
+      <w:r>
+        <w:rPr>
+          <w:b/>
+          <w:bCs/>
+          <w:sz w:val="32"/>
+          <w:szCs w:val="32"/>
+          <w:u w:val="single"/>
+        </w:rPr>
+        <w:t xml:space="preserve">TS </w:t>
+      </w:r>
+      <w:r>
+        <w:rPr>
+          <w:b/>
+          <w:bCs/>
+          <w:sz w:val="32"/>
+          <w:szCs w:val="32"/>
+          <w:u w:val="single"/>
+        </w:rPr>
+        <w:t>Krama</w:t>
+      </w:r>
+      <w:r>
+        <w:rPr>
+          <w:b/>
+          <w:bCs/>
+          <w:sz w:val="32"/>
+          <w:szCs w:val="32"/>
+          <w:u w:val="single"/>
+        </w:rPr>
+        <w:t xml:space="preserve"> Paatam – TS </w:t>
       </w:r>
       <w:r>
         <w:rPr>
@@ -254,6 +1542,7 @@
                 <w:sz w:val="28"/>
                 <w:szCs w:val="32"/>
               </w:rPr>
+              <w:lastRenderedPageBreak/>
               <w:t>T.S.3.1.</w:t>
             </w:r>
             <w:r>
@@ -274,20 +1563,8 @@
                 <w:sz w:val="28"/>
                 <w:szCs w:val="32"/>
               </w:rPr>
-              <w:t xml:space="preserve"> – </w:t>
-            </w:r>
-            <w:proofErr w:type="spellStart"/>
-            <w:r>
-              <w:rPr>
-                <w:rFonts w:cs="Arial"/>
-                <w:b/>
-                <w:color w:val="000000" w:themeColor="text1"/>
-                <w:sz w:val="28"/>
-                <w:szCs w:val="32"/>
-              </w:rPr>
-              <w:t>Kramam</w:t>
-            </w:r>
-            <w:proofErr w:type="spellEnd"/>
+              <w:t xml:space="preserve"> – Kramam</w:t>
+            </w:r>
           </w:p>
           <w:p>
             <w:pPr>
@@ -307,7 +1584,6 @@
                 <w:szCs w:val="32"/>
               </w:rPr>
             </w:pPr>
-            <w:proofErr w:type="spellStart"/>
             <w:r>
               <w:rPr>
                 <w:rFonts w:cs="Arial"/>
@@ -316,31 +1592,8 @@
                 <w:sz w:val="28"/>
                 <w:szCs w:val="32"/>
               </w:rPr>
-              <w:t>Krama</w:t>
-            </w:r>
-            <w:proofErr w:type="spellEnd"/>
-            <w:r>
-              <w:rPr>
-                <w:rFonts w:cs="Arial"/>
-                <w:b/>
-                <w:color w:val="000000" w:themeColor="text1"/>
-                <w:sz w:val="28"/>
-                <w:szCs w:val="32"/>
-              </w:rPr>
-              <w:t xml:space="preserve"> </w:t>
-            </w:r>
-            <w:proofErr w:type="spellStart"/>
-            <w:r>
-              <w:rPr>
-                <w:rFonts w:cs="Arial"/>
-                <w:b/>
-                <w:color w:val="000000" w:themeColor="text1"/>
-                <w:sz w:val="28"/>
-                <w:szCs w:val="32"/>
-              </w:rPr>
-              <w:t>Vaakyam</w:t>
-            </w:r>
-            <w:proofErr w:type="spellEnd"/>
+              <w:t>Krama Vaakyam</w:t>
+            </w:r>
             <w:r>
               <w:rPr>
                 <w:rFonts w:cs="Arial"/>
@@ -388,7 +1641,6 @@
                 <w:szCs w:val="32"/>
               </w:rPr>
             </w:pPr>
-            <w:proofErr w:type="spellStart"/>
             <w:r>
               <w:rPr>
                 <w:rFonts w:cs="Arial"/>
@@ -397,18 +1649,7 @@
                 <w:sz w:val="28"/>
                 <w:szCs w:val="32"/>
               </w:rPr>
-              <w:t>Panchaati</w:t>
-            </w:r>
-            <w:proofErr w:type="spellEnd"/>
-            <w:r>
-              <w:rPr>
-                <w:rFonts w:cs="Arial"/>
-                <w:b/>
-                <w:color w:val="000000" w:themeColor="text1"/>
-                <w:sz w:val="28"/>
-                <w:szCs w:val="32"/>
-              </w:rPr>
-              <w:t xml:space="preserve"> No</w:t>
+              <w:t>Panchaati No</w:t>
             </w:r>
             <w:r>
               <w:rPr>
@@ -449,7 +1690,6 @@
                 <w:szCs w:val="40"/>
               </w:rPr>
             </w:pPr>
-            <w:proofErr w:type="spellStart"/>
             <w:r>
               <w:rPr>
                 <w:rFonts w:ascii="BRH Malayalam Extra" w:hAnsi="BRH Malayalam Extra" w:cs="BRH Malayalam Extra"/>
@@ -468,7 +1708,6 @@
               </w:rPr>
               <w:t>I</w:t>
             </w:r>
-            <w:proofErr w:type="spellEnd"/>
             <w:r>
               <w:rPr>
                 <w:rFonts w:ascii="BRH Malayalam Extra" w:hAnsi="BRH Malayalam Extra" w:cs="BRH Malayalam Extra"/>
@@ -498,25 +1737,14 @@
               </w:rPr>
               <w:t>–</w:t>
             </w:r>
-            <w:proofErr w:type="spellStart"/>
-            <w:r>
-              <w:rPr>
-                <w:rFonts w:ascii="BRH Malayalam Extra" w:hAnsi="BRH Malayalam Extra" w:cs="BRH Malayalam Extra"/>
-                <w:color w:val="000000"/>
-                <w:sz w:val="40"/>
-                <w:szCs w:val="40"/>
-              </w:rPr>
-              <w:t>Pâ</w:t>
-            </w:r>
-            <w:proofErr w:type="spellEnd"/>
-            <w:r>
-              <w:rPr>
-                <w:rFonts w:ascii="BRH Malayalam Extra" w:hAnsi="BRH Malayalam Extra" w:cs="BRH Malayalam Extra"/>
-                <w:color w:val="000000"/>
-                <w:sz w:val="40"/>
-                <w:szCs w:val="40"/>
-              </w:rPr>
-              <w:t xml:space="preserve"> |</w:t>
+            <w:r>
+              <w:rPr>
+                <w:rFonts w:ascii="BRH Malayalam Extra" w:hAnsi="BRH Malayalam Extra" w:cs="BRH Malayalam Extra"/>
+                <w:color w:val="000000"/>
+                <w:sz w:val="40"/>
+                <w:szCs w:val="40"/>
+              </w:rPr>
+              <w:t>Pâ |</w:t>
             </w:r>
           </w:p>
         </w:tc>
@@ -538,7 +1766,6 @@
                 <w:szCs w:val="40"/>
               </w:rPr>
             </w:pPr>
-            <w:proofErr w:type="spellStart"/>
             <w:r>
               <w:rPr>
                 <w:rFonts w:ascii="BRH Malayalam Extra" w:hAnsi="BRH Malayalam Extra" w:cs="BRH Malayalam Extra"/>
@@ -557,7 +1784,6 @@
               </w:rPr>
               <w:t>I</w:t>
             </w:r>
-            <w:proofErr w:type="spellEnd"/>
             <w:r>
               <w:rPr>
                 <w:rFonts w:ascii="BRH Malayalam Extra" w:hAnsi="BRH Malayalam Extra" w:cs="BRH Malayalam Extra"/>
@@ -567,7 +1793,6 @@
               </w:rPr>
               <w:t xml:space="preserve"> </w:t>
             </w:r>
-            <w:proofErr w:type="spellStart"/>
             <w:r>
               <w:rPr>
                 <w:rFonts w:ascii="BRH Malayalam Extra" w:hAnsi="BRH Malayalam Extra" w:cs="BRH Malayalam Extra"/>
@@ -585,17 +1810,7 @@
                 <w:sz w:val="40"/>
                 <w:szCs w:val="40"/>
               </w:rPr>
-              <w:t>Pâ</w:t>
-            </w:r>
-            <w:proofErr w:type="spellEnd"/>
-            <w:r>
-              <w:rPr>
-                <w:rFonts w:ascii="BRH Malayalam Extra" w:hAnsi="BRH Malayalam Extra" w:cs="BRH Malayalam Extra"/>
-                <w:color w:val="000000"/>
-                <w:sz w:val="40"/>
-                <w:szCs w:val="40"/>
-              </w:rPr>
-              <w:t xml:space="preserve"> |</w:t>
+              <w:t>Pâ |</w:t>
             </w:r>
           </w:p>
         </w:tc>
@@ -655,20 +1870,8 @@
                 <w:sz w:val="28"/>
                 <w:szCs w:val="32"/>
               </w:rPr>
-              <w:t xml:space="preserve"> – </w:t>
-            </w:r>
-            <w:proofErr w:type="spellStart"/>
-            <w:r>
-              <w:rPr>
-                <w:rFonts w:cs="Arial"/>
-                <w:b/>
-                <w:color w:val="000000" w:themeColor="text1"/>
-                <w:sz w:val="28"/>
-                <w:szCs w:val="32"/>
-              </w:rPr>
-              <w:t>Kramam</w:t>
-            </w:r>
-            <w:proofErr w:type="spellEnd"/>
+              <w:t xml:space="preserve"> – Kramam</w:t>
+            </w:r>
           </w:p>
           <w:p>
             <w:pPr>
@@ -688,7 +1891,6 @@
                 <w:szCs w:val="32"/>
               </w:rPr>
             </w:pPr>
-            <w:proofErr w:type="spellStart"/>
             <w:r>
               <w:rPr>
                 <w:rFonts w:cs="Arial"/>
@@ -697,31 +1899,8 @@
                 <w:sz w:val="28"/>
                 <w:szCs w:val="32"/>
               </w:rPr>
-              <w:t>Krama</w:t>
-            </w:r>
-            <w:proofErr w:type="spellEnd"/>
-            <w:r>
-              <w:rPr>
-                <w:rFonts w:cs="Arial"/>
-                <w:b/>
-                <w:color w:val="000000" w:themeColor="text1"/>
-                <w:sz w:val="28"/>
-                <w:szCs w:val="32"/>
-              </w:rPr>
-              <w:t xml:space="preserve"> </w:t>
-            </w:r>
-            <w:proofErr w:type="spellStart"/>
-            <w:r>
-              <w:rPr>
-                <w:rFonts w:cs="Arial"/>
-                <w:b/>
-                <w:color w:val="000000" w:themeColor="text1"/>
-                <w:sz w:val="28"/>
-                <w:szCs w:val="32"/>
-              </w:rPr>
-              <w:t>Vaakyam</w:t>
-            </w:r>
-            <w:proofErr w:type="spellEnd"/>
+              <w:t>Krama Vaakyam</w:t>
+            </w:r>
             <w:r>
               <w:rPr>
                 <w:rFonts w:cs="Arial"/>
@@ -769,7 +1948,6 @@
                 <w:szCs w:val="32"/>
               </w:rPr>
             </w:pPr>
-            <w:proofErr w:type="spellStart"/>
             <w:r>
               <w:rPr>
                 <w:rFonts w:cs="Arial"/>
@@ -778,18 +1956,7 @@
                 <w:sz w:val="28"/>
                 <w:szCs w:val="32"/>
               </w:rPr>
-              <w:t>Panchaati</w:t>
-            </w:r>
-            <w:proofErr w:type="spellEnd"/>
-            <w:r>
-              <w:rPr>
-                <w:rFonts w:cs="Arial"/>
-                <w:b/>
-                <w:color w:val="000000" w:themeColor="text1"/>
-                <w:sz w:val="28"/>
-                <w:szCs w:val="32"/>
-              </w:rPr>
-              <w:t xml:space="preserve"> No</w:t>
+              <w:t>Panchaati No</w:t>
             </w:r>
             <w:r>
               <w:rPr>
@@ -849,25 +2016,14 @@
               </w:rPr>
               <w:t>–</w:t>
             </w:r>
-            <w:proofErr w:type="spellStart"/>
-            <w:r>
-              <w:rPr>
-                <w:rFonts w:ascii="BRH Malayalam Extra" w:hAnsi="BRH Malayalam Extra" w:cs="BRH Malayalam Extra"/>
-                <w:color w:val="000000"/>
-                <w:sz w:val="40"/>
-                <w:szCs w:val="40"/>
-              </w:rPr>
-              <w:t>öKsõ</w:t>
-            </w:r>
-            <w:proofErr w:type="spellEnd"/>
-            <w:r>
-              <w:rPr>
-                <w:rFonts w:ascii="BRH Malayalam Extra" w:hAnsi="BRH Malayalam Extra" w:cs="BRH Malayalam Extra"/>
-                <w:color w:val="000000"/>
-                <w:sz w:val="40"/>
-                <w:szCs w:val="40"/>
-              </w:rPr>
-              <w:t xml:space="preserve">— | </w:t>
+            <w:r>
+              <w:rPr>
+                <w:rFonts w:ascii="BRH Malayalam Extra" w:hAnsi="BRH Malayalam Extra" w:cs="BRH Malayalam Extra"/>
+                <w:color w:val="000000"/>
+                <w:sz w:val="40"/>
+                <w:szCs w:val="40"/>
+              </w:rPr>
+              <w:t xml:space="preserve">öKsõ— | </w:t>
             </w:r>
           </w:p>
           <w:p>
@@ -903,7 +2059,6 @@
               </w:rPr>
               <w:t>–</w:t>
             </w:r>
-            <w:proofErr w:type="spellStart"/>
             <w:r>
               <w:rPr>
                 <w:rFonts w:ascii="BRH Malayalam Extra" w:hAnsi="BRH Malayalam Extra" w:cs="BRH Malayalam Extra"/>
@@ -923,7 +2078,6 @@
               </w:rPr>
               <w:t>sõ</w:t>
             </w:r>
-            <w:proofErr w:type="spellEnd"/>
             <w:r>
               <w:rPr>
                 <w:rFonts w:ascii="BRH Malayalam Extra" w:hAnsi="BRH Malayalam Extra" w:cs="BRH Malayalam Extra"/>
@@ -941,17 +2095,7 @@
                 <w:sz w:val="40"/>
                 <w:szCs w:val="40"/>
               </w:rPr>
-              <w:t xml:space="preserve"> </w:t>
-            </w:r>
-            <w:proofErr w:type="spellStart"/>
-            <w:r>
-              <w:rPr>
-                <w:rFonts w:ascii="BRH Malayalam Extra" w:hAnsi="BRH Malayalam Extra" w:cs="BRH Malayalam Extra"/>
-                <w:color w:val="000000"/>
-                <w:sz w:val="40"/>
-                <w:szCs w:val="40"/>
-              </w:rPr>
-              <w:t>exöZ˜</w:t>
+              <w:t xml:space="preserve"> exöZ˜</w:t>
             </w:r>
             <w:r>
               <w:rPr>
@@ -962,7 +2106,6 @@
               </w:rPr>
               <w:t>I</w:t>
             </w:r>
-            <w:proofErr w:type="spellEnd"/>
             <w:r>
               <w:rPr>
                 <w:rFonts w:ascii="BRH Malayalam Extra" w:hAnsi="BRH Malayalam Extra" w:cs="BRH Malayalam Extra"/>
@@ -1011,25 +2154,14 @@
               </w:rPr>
               <w:t>–</w:t>
             </w:r>
-            <w:proofErr w:type="spellStart"/>
-            <w:r>
-              <w:rPr>
-                <w:rFonts w:ascii="BRH Malayalam Extra" w:hAnsi="BRH Malayalam Extra" w:cs="BRH Malayalam Extra"/>
-                <w:color w:val="000000"/>
-                <w:sz w:val="40"/>
-                <w:szCs w:val="40"/>
-              </w:rPr>
-              <w:t>öKsõ</w:t>
-            </w:r>
-            <w:proofErr w:type="spellEnd"/>
-            <w:r>
-              <w:rPr>
-                <w:rFonts w:ascii="BRH Malayalam Extra" w:hAnsi="BRH Malayalam Extra" w:cs="BRH Malayalam Extra"/>
-                <w:color w:val="000000"/>
-                <w:sz w:val="40"/>
-                <w:szCs w:val="40"/>
-              </w:rPr>
-              <w:t xml:space="preserve">— | </w:t>
+            <w:r>
+              <w:rPr>
+                <w:rFonts w:ascii="BRH Malayalam Extra" w:hAnsi="BRH Malayalam Extra" w:cs="BRH Malayalam Extra"/>
+                <w:color w:val="000000"/>
+                <w:sz w:val="40"/>
+                <w:szCs w:val="40"/>
+              </w:rPr>
+              <w:t xml:space="preserve">öKsõ— | </w:t>
             </w:r>
           </w:p>
           <w:p>
@@ -1065,7 +2197,6 @@
               </w:rPr>
               <w:t>–</w:t>
             </w:r>
-            <w:proofErr w:type="spellStart"/>
             <w:r>
               <w:rPr>
                 <w:rFonts w:ascii="BRH Malayalam Extra" w:hAnsi="BRH Malayalam Extra" w:cs="BRH Malayalam Extra"/>
@@ -1085,7 +2216,6 @@
               </w:rPr>
               <w:t>sõ</w:t>
             </w:r>
-            <w:proofErr w:type="spellEnd"/>
             <w:r>
               <w:rPr>
                 <w:rFonts w:ascii="BRH Malayalam Extra" w:hAnsi="BRH Malayalam Extra" w:cs="BRH Malayalam Extra"/>
@@ -1103,17 +2233,7 @@
                 <w:sz w:val="40"/>
                 <w:szCs w:val="40"/>
               </w:rPr>
-              <w:t xml:space="preserve"> </w:t>
-            </w:r>
-            <w:proofErr w:type="spellStart"/>
-            <w:r>
-              <w:rPr>
-                <w:rFonts w:ascii="BRH Malayalam Extra" w:hAnsi="BRH Malayalam Extra" w:cs="BRH Malayalam Extra"/>
-                <w:color w:val="000000"/>
-                <w:sz w:val="40"/>
-                <w:szCs w:val="40"/>
-              </w:rPr>
-              <w:t>exöZ˜</w:t>
+              <w:t xml:space="preserve"> exöZ˜</w:t>
             </w:r>
             <w:r>
               <w:rPr>
@@ -1124,7 +2244,6 @@
               </w:rPr>
               <w:t>I</w:t>
             </w:r>
-            <w:proofErr w:type="spellEnd"/>
             <w:r>
               <w:rPr>
                 <w:rFonts w:ascii="BRH Malayalam Extra" w:hAnsi="BRH Malayalam Extra" w:cs="BRH Malayalam Extra"/>
@@ -1193,7 +2312,6 @@
         </w:rPr>
         <w:t xml:space="preserve">TS </w:t>
       </w:r>
-      <w:proofErr w:type="spellStart"/>
       <w:r>
         <w:rPr>
           <w:b/>
@@ -1204,7 +2322,6 @@
         </w:rPr>
         <w:t>Krama</w:t>
       </w:r>
-      <w:proofErr w:type="spellEnd"/>
       <w:r>
         <w:rPr>
           <w:b/>
@@ -1213,29 +2330,7 @@
           <w:szCs w:val="32"/>
           <w:u w:val="single"/>
         </w:rPr>
-        <w:t xml:space="preserve"> </w:t>
-      </w:r>
-      <w:proofErr w:type="spellStart"/>
-      <w:r>
-        <w:rPr>
-          <w:b/>
-          <w:bCs/>
-          <w:sz w:val="32"/>
-          <w:szCs w:val="32"/>
-          <w:u w:val="single"/>
-        </w:rPr>
-        <w:t>Paatam</w:t>
-      </w:r>
-      <w:proofErr w:type="spellEnd"/>
-      <w:r>
-        <w:rPr>
-          <w:b/>
-          <w:bCs/>
-          <w:sz w:val="32"/>
-          <w:szCs w:val="32"/>
-          <w:u w:val="single"/>
-        </w:rPr>
-        <w:t xml:space="preserve"> – TS </w:t>
+        <w:t xml:space="preserve"> Paatam – TS </w:t>
       </w:r>
       <w:r>
         <w:rPr>
@@ -1468,20 +2563,8 @@
                 <w:sz w:val="28"/>
                 <w:szCs w:val="32"/>
               </w:rPr>
-              <w:t xml:space="preserve">– </w:t>
-            </w:r>
-            <w:proofErr w:type="spellStart"/>
-            <w:r>
-              <w:rPr>
-                <w:rFonts w:cs="Arial"/>
-                <w:b/>
-                <w:color w:val="000000"/>
-                <w:sz w:val="28"/>
-                <w:szCs w:val="32"/>
-              </w:rPr>
-              <w:t>Kramam</w:t>
-            </w:r>
-            <w:proofErr w:type="spellEnd"/>
+              <w:t>– Kramam</w:t>
+            </w:r>
           </w:p>
           <w:p>
             <w:pPr>
@@ -1501,45 +2584,14 @@
                 <w:szCs w:val="32"/>
               </w:rPr>
             </w:pPr>
-            <w:proofErr w:type="spellStart"/>
-            <w:r>
-              <w:rPr>
-                <w:rFonts w:cs="Arial"/>
-                <w:b/>
-                <w:color w:val="000000"/>
-                <w:szCs w:val="32"/>
-              </w:rPr>
-              <w:t>Krama</w:t>
-            </w:r>
-            <w:proofErr w:type="spellEnd"/>
-            <w:r>
-              <w:rPr>
-                <w:rFonts w:cs="Arial"/>
-                <w:b/>
-                <w:color w:val="000000"/>
-                <w:szCs w:val="32"/>
-              </w:rPr>
-              <w:t xml:space="preserve"> </w:t>
-            </w:r>
-            <w:proofErr w:type="spellStart"/>
-            <w:r>
-              <w:rPr>
-                <w:rFonts w:cs="Arial"/>
-                <w:b/>
-                <w:color w:val="000000"/>
-                <w:szCs w:val="32"/>
-              </w:rPr>
-              <w:t>Vaakyam</w:t>
-            </w:r>
-            <w:proofErr w:type="spellEnd"/>
-            <w:r>
-              <w:rPr>
-                <w:rFonts w:cs="Arial"/>
-                <w:b/>
-                <w:color w:val="000000"/>
-                <w:szCs w:val="32"/>
-              </w:rPr>
-              <w:t xml:space="preserve"> No.– 57 &amp; 64</w:t>
+            <w:r>
+              <w:rPr>
+                <w:rFonts w:cs="Arial"/>
+                <w:b/>
+                <w:color w:val="000000"/>
+                <w:szCs w:val="32"/>
+              </w:rPr>
+              <w:t>Krama Vaakyam No.– 57 &amp; 64</w:t>
             </w:r>
           </w:p>
           <w:p>
@@ -1561,27 +2613,15 @@
                 <w:szCs w:val="32"/>
               </w:rPr>
             </w:pPr>
-            <w:proofErr w:type="spellStart"/>
-            <w:r>
-              <w:rPr>
-                <w:rFonts w:cs="Arial"/>
-                <w:b/>
-                <w:color w:val="000000"/>
-                <w:sz w:val="28"/>
-                <w:szCs w:val="32"/>
-              </w:rPr>
-              <w:t>Panchaati</w:t>
-            </w:r>
-            <w:proofErr w:type="spellEnd"/>
-            <w:r>
-              <w:rPr>
-                <w:rFonts w:cs="Arial"/>
-                <w:b/>
-                <w:color w:val="000000"/>
-                <w:sz w:val="28"/>
-                <w:szCs w:val="32"/>
-              </w:rPr>
-              <w:t xml:space="preserve"> No</w:t>
+            <w:r>
+              <w:rPr>
+                <w:rFonts w:cs="Arial"/>
+                <w:b/>
+                <w:color w:val="000000"/>
+                <w:sz w:val="28"/>
+                <w:szCs w:val="32"/>
+              </w:rPr>
+              <w:t>Panchaati No</w:t>
             </w:r>
             <w:r>
               <w:rPr>
@@ -1629,6 +2669,7 @@
                 <w:color w:val="000000"/>
                 <w:sz w:val="36"/>
                 <w:szCs w:val="40"/>
+                <w:lang w:val="it-IT"/>
               </w:rPr>
             </w:pPr>
             <w:r>
@@ -1637,6 +2678,7 @@
                 <w:color w:val="000000"/>
                 <w:sz w:val="36"/>
                 <w:szCs w:val="40"/>
+                <w:lang w:val="it-IT"/>
               </w:rPr>
               <w:t>E</w:t>
             </w:r>
@@ -1647,20 +2689,20 @@
                 <w:color w:val="000000"/>
                 <w:sz w:val="36"/>
                 <w:szCs w:val="40"/>
-              </w:rPr>
-              <w:t>–</w:t>
-            </w:r>
-            <w:proofErr w:type="spellStart"/>
+                <w:lang w:val="it-IT"/>
+              </w:rPr>
+              <w:t>–</w:t>
+            </w:r>
             <w:r>
               <w:rPr>
                 <w:rFonts w:ascii="BRH Malayalam Extra" w:hAnsi="BRH Malayalam Extra" w:cs="BRH Malayalam Extra"/>
                 <w:color w:val="000000"/>
                 <w:sz w:val="36"/>
                 <w:szCs w:val="40"/>
+                <w:lang w:val="it-IT"/>
               </w:rPr>
               <w:t>L§sx</w:t>
             </w:r>
-            <w:proofErr w:type="spellEnd"/>
             <w:r>
               <w:rPr>
                 <w:rFonts w:ascii="BRH Malayalam Extra" w:hAnsi="BRH Malayalam Extra" w:cs="BRH Malayalam Extra"/>
@@ -1668,20 +2710,20 @@
                 <w:color w:val="000000"/>
                 <w:sz w:val="36"/>
                 <w:szCs w:val="40"/>
-              </w:rPr>
-              <w:t>–</w:t>
-            </w:r>
-            <w:proofErr w:type="spellStart"/>
+                <w:lang w:val="it-IT"/>
+              </w:rPr>
+              <w:t>–</w:t>
+            </w:r>
             <w:r>
               <w:rPr>
                 <w:rFonts w:ascii="BRH Malayalam Extra" w:hAnsi="BRH Malayalam Extra" w:cs="BRH Malayalam Extra"/>
                 <w:color w:val="000000"/>
                 <w:sz w:val="36"/>
                 <w:szCs w:val="40"/>
+                <w:lang w:val="it-IT"/>
               </w:rPr>
               <w:t>ixhõx</w:t>
             </w:r>
-            <w:proofErr w:type="spellEnd"/>
             <w:r>
               <w:rPr>
                 <w:rFonts w:ascii="BRH Malayalam Extra" w:hAnsi="BRH Malayalam Extra" w:cs="BRH Malayalam Extra"/>
@@ -1689,6 +2731,7 @@
                 <w:color w:val="000000"/>
                 <w:sz w:val="36"/>
                 <w:szCs w:val="40"/>
+                <w:lang w:val="it-IT"/>
               </w:rPr>
               <w:t>–</w:t>
             </w:r>
@@ -1698,16 +2741,17 @@
                 <w:color w:val="000000"/>
                 <w:sz w:val="36"/>
                 <w:szCs w:val="40"/>
+                <w:lang w:val="it-IT"/>
               </w:rPr>
               <w:t xml:space="preserve">I </w:t>
             </w:r>
-            <w:proofErr w:type="spellStart"/>
             <w:r>
               <w:rPr>
                 <w:rFonts w:ascii="BRH Devanagari Extra" w:hAnsi="BRH Devanagari Extra" w:cs="BRH Malayalam Extra"/>
                 <w:color w:val="000000"/>
                 <w:sz w:val="36"/>
                 <w:szCs w:val="40"/>
+                <w:lang w:val="it-IT"/>
               </w:rPr>
               <w:t>Æ</w:t>
             </w:r>
@@ -1717,38 +2761,9 @@
                 <w:color w:val="000000"/>
                 <w:sz w:val="36"/>
                 <w:szCs w:val="40"/>
-              </w:rPr>
-              <w:t>jR</w:t>
-            </w:r>
-            <w:proofErr w:type="spellEnd"/>
-            <w:r>
-              <w:rPr>
-                <w:rFonts w:ascii="BRH Malayalam Extra" w:hAnsi="BRH Malayalam Extra" w:cs="BRH Malayalam Extra"/>
-                <w:color w:val="000000"/>
-                <w:sz w:val="36"/>
-                <w:szCs w:val="40"/>
-              </w:rPr>
-              <w:t>¡—</w:t>
-            </w:r>
-            <w:proofErr w:type="spellStart"/>
-            <w:r>
-              <w:rPr>
-                <w:rFonts w:ascii="BRH Malayalam Extra" w:hAnsi="BRH Malayalam Extra" w:cs="BRH Malayalam Extra"/>
-                <w:color w:val="000000"/>
-                <w:sz w:val="36"/>
-                <w:szCs w:val="40"/>
-              </w:rPr>
-              <w:t>rx</w:t>
-            </w:r>
-            <w:proofErr w:type="spellEnd"/>
-            <w:r>
-              <w:rPr>
-                <w:rFonts w:ascii="BRH Malayalam Extra" w:hAnsi="BRH Malayalam Extra" w:cs="BRH Malayalam Extra"/>
-                <w:color w:val="000000"/>
-                <w:sz w:val="36"/>
-                <w:szCs w:val="40"/>
-              </w:rPr>
-              <w:t xml:space="preserve"> | </w:t>
+                <w:lang w:val="it-IT"/>
+              </w:rPr>
+              <w:t xml:space="preserve">jR¡—rx | </w:t>
             </w:r>
           </w:p>
           <w:p>
@@ -1763,6 +2778,7 @@
                 <w:color w:val="000000"/>
                 <w:sz w:val="36"/>
                 <w:szCs w:val="40"/>
+                <w:lang w:val="it-IT"/>
               </w:rPr>
             </w:pPr>
             <w:r>
@@ -1771,6 +2787,7 @@
                 <w:color w:val="000000"/>
                 <w:sz w:val="36"/>
                 <w:szCs w:val="40"/>
+                <w:lang w:val="it-IT"/>
               </w:rPr>
               <w:t>E</w:t>
             </w:r>
@@ -1781,20 +2798,20 @@
                 <w:color w:val="000000"/>
                 <w:sz w:val="36"/>
                 <w:szCs w:val="40"/>
-              </w:rPr>
-              <w:t>–</w:t>
-            </w:r>
-            <w:proofErr w:type="spellStart"/>
+                <w:lang w:val="it-IT"/>
+              </w:rPr>
+              <w:t>–</w:t>
+            </w:r>
             <w:r>
               <w:rPr>
                 <w:rFonts w:ascii="BRH Malayalam Extra" w:hAnsi="BRH Malayalam Extra" w:cs="BRH Malayalam Extra"/>
                 <w:color w:val="000000"/>
                 <w:sz w:val="36"/>
                 <w:szCs w:val="40"/>
+                <w:lang w:val="it-IT"/>
               </w:rPr>
               <w:t>L§sx</w:t>
             </w:r>
-            <w:proofErr w:type="spellEnd"/>
             <w:r>
               <w:rPr>
                 <w:rFonts w:ascii="BRH Malayalam Extra" w:hAnsi="BRH Malayalam Extra" w:cs="BRH Malayalam Extra"/>
@@ -1802,20 +2819,20 @@
                 <w:color w:val="000000"/>
                 <w:sz w:val="36"/>
                 <w:szCs w:val="40"/>
-              </w:rPr>
-              <w:t>–</w:t>
-            </w:r>
-            <w:proofErr w:type="spellStart"/>
+                <w:lang w:val="it-IT"/>
+              </w:rPr>
+              <w:t>–</w:t>
+            </w:r>
             <w:r>
               <w:rPr>
                 <w:rFonts w:ascii="BRH Malayalam Extra" w:hAnsi="BRH Malayalam Extra" w:cs="BRH Malayalam Extra"/>
                 <w:color w:val="000000"/>
                 <w:sz w:val="36"/>
                 <w:szCs w:val="40"/>
+                <w:lang w:val="it-IT"/>
               </w:rPr>
               <w:t>ixhõx</w:t>
             </w:r>
-            <w:proofErr w:type="spellEnd"/>
             <w:r>
               <w:rPr>
                 <w:rFonts w:ascii="BRH Malayalam Extra" w:hAnsi="BRH Malayalam Extra" w:cs="BRH Malayalam Extra"/>
@@ -1823,59 +2840,62 @@
                 <w:color w:val="000000"/>
                 <w:sz w:val="36"/>
                 <w:szCs w:val="40"/>
-              </w:rPr>
-              <w:t>–</w:t>
-            </w:r>
-            <w:proofErr w:type="spellStart"/>
+                <w:lang w:val="it-IT"/>
+              </w:rPr>
+              <w:t>–</w:t>
+            </w:r>
             <w:r>
               <w:rPr>
                 <w:rFonts w:ascii="BRH Malayalam Extra" w:hAnsi="BRH Malayalam Extra" w:cs="BRH Malayalam Extra"/>
                 <w:color w:val="000000"/>
                 <w:sz w:val="36"/>
                 <w:szCs w:val="40"/>
-              </w:rPr>
-              <w:t>iyZõ</w:t>
-            </w:r>
-            <w:proofErr w:type="spellEnd"/>
-            <w:r>
-              <w:rPr>
-                <w:rFonts w:ascii="BRH Malayalam Extra" w:hAnsi="BRH Malayalam Extra" w:cs="BRH Malayalam Extra"/>
+                <w:lang w:val="it-IT"/>
+              </w:rPr>
+              <w:t>iyZõ£—L§sx</w:t>
+            </w:r>
+            <w:r>
+              <w:rPr>
+                <w:rFonts w:ascii="BRH Malayalam Extra" w:hAnsi="BRH Malayalam Extra" w:cs="BRH Malayalam Extra"/>
+                <w:b/>
                 <w:color w:val="000000"/>
                 <w:sz w:val="36"/>
                 <w:szCs w:val="40"/>
-              </w:rPr>
-              <w:t>£—</w:t>
-            </w:r>
-            <w:proofErr w:type="spellStart"/>
+                <w:lang w:val="it-IT"/>
+              </w:rPr>
+              <w:t>–</w:t>
+            </w:r>
             <w:r>
               <w:rPr>
                 <w:rFonts w:ascii="BRH Malayalam Extra" w:hAnsi="BRH Malayalam Extra" w:cs="BRH Malayalam Extra"/>
                 <w:color w:val="000000"/>
                 <w:sz w:val="36"/>
                 <w:szCs w:val="40"/>
-              </w:rPr>
-              <w:t>L§sx</w:t>
-            </w:r>
-            <w:proofErr w:type="spellEnd"/>
-            <w:r>
-              <w:rPr>
-                <w:rFonts w:ascii="BRH Malayalam Extra" w:hAnsi="BRH Malayalam Extra" w:cs="BRH Malayalam Extra"/>
-                <w:b/>
+                <w:highlight w:val="yellow"/>
+                <w:lang w:val="it-IT"/>
+              </w:rPr>
+              <w:t>ix</w:t>
+            </w:r>
+            <w:r>
+              <w:rPr>
+                <w:rFonts w:ascii="BRH Malayalam Extra" w:hAnsi="BRH Malayalam Extra" w:cs="BRH Malayalam Extra"/>
                 <w:color w:val="000000"/>
                 <w:sz w:val="36"/>
                 <w:szCs w:val="40"/>
-              </w:rPr>
-              <w:t>–</w:t>
-            </w:r>
-            <w:r>
-              <w:rPr>
-                <w:rFonts w:ascii="BRH Malayalam Extra" w:hAnsi="BRH Malayalam Extra" w:cs="BRH Malayalam Extra"/>
+                <w:lang w:val="it-IT"/>
+              </w:rPr>
+              <w:t>-hõx</w:t>
+            </w:r>
+            <w:r>
+              <w:rPr>
+                <w:rFonts w:ascii="BRH Malayalam Extra" w:hAnsi="BRH Malayalam Extra" w:cs="BRH Malayalam Extra"/>
+                <w:b/>
                 <w:color w:val="000000"/>
                 <w:sz w:val="36"/>
                 <w:szCs w:val="40"/>
-                <w:highlight w:val="yellow"/>
-              </w:rPr>
-              <w:t>ix</w:t>
+                <w:lang w:val="it-IT"/>
+              </w:rPr>
+              <w:t>–</w:t>
             </w:r>
             <w:r>
               <w:rPr>
@@ -1883,36 +2903,7 @@
                 <w:color w:val="000000"/>
                 <w:sz w:val="36"/>
                 <w:szCs w:val="40"/>
-              </w:rPr>
-              <w:t>-</w:t>
-            </w:r>
-            <w:proofErr w:type="spellStart"/>
-            <w:r>
-              <w:rPr>
-                <w:rFonts w:ascii="BRH Malayalam Extra" w:hAnsi="BRH Malayalam Extra" w:cs="BRH Malayalam Extra"/>
-                <w:color w:val="000000"/>
-                <w:sz w:val="36"/>
-                <w:szCs w:val="40"/>
-              </w:rPr>
-              <w:t>hõx</w:t>
-            </w:r>
-            <w:proofErr w:type="spellEnd"/>
-            <w:r>
-              <w:rPr>
-                <w:rFonts w:ascii="BRH Malayalam Extra" w:hAnsi="BRH Malayalam Extra" w:cs="BRH Malayalam Extra"/>
-                <w:b/>
-                <w:color w:val="000000"/>
-                <w:sz w:val="36"/>
-                <w:szCs w:val="40"/>
-              </w:rPr>
-              <w:t>–</w:t>
-            </w:r>
-            <w:r>
-              <w:rPr>
-                <w:rFonts w:ascii="BRH Malayalam Extra" w:hAnsi="BRH Malayalam Extra" w:cs="BRH Malayalam Extra"/>
-                <w:color w:val="000000"/>
-                <w:sz w:val="36"/>
-                <w:szCs w:val="40"/>
+                <w:lang w:val="it-IT"/>
               </w:rPr>
               <w:t>I |</w:t>
             </w:r>
@@ -1934,6 +2925,7 @@
                 <w:color w:val="000000"/>
                 <w:sz w:val="36"/>
                 <w:szCs w:val="40"/>
+                <w:lang w:val="it-IT"/>
               </w:rPr>
             </w:pPr>
             <w:r>
@@ -1942,6 +2934,7 @@
                 <w:color w:val="000000"/>
                 <w:sz w:val="36"/>
                 <w:szCs w:val="40"/>
+                <w:lang w:val="it-IT"/>
               </w:rPr>
               <w:t>E</w:t>
             </w:r>
@@ -1952,20 +2945,20 @@
                 <w:color w:val="000000"/>
                 <w:sz w:val="32"/>
                 <w:szCs w:val="40"/>
-              </w:rPr>
-              <w:t>–</w:t>
-            </w:r>
-            <w:proofErr w:type="spellStart"/>
+                <w:lang w:val="it-IT"/>
+              </w:rPr>
+              <w:t>–</w:t>
+            </w:r>
             <w:r>
               <w:rPr>
                 <w:rFonts w:ascii="BRH Malayalam Extra" w:hAnsi="BRH Malayalam Extra" w:cs="BRH Malayalam Extra"/>
                 <w:color w:val="000000"/>
                 <w:sz w:val="36"/>
                 <w:szCs w:val="40"/>
+                <w:lang w:val="it-IT"/>
               </w:rPr>
               <w:t>L§sx</w:t>
             </w:r>
-            <w:proofErr w:type="spellEnd"/>
             <w:r>
               <w:rPr>
                 <w:rFonts w:ascii="BRH Malayalam Extra" w:hAnsi="BRH Malayalam Extra" w:cs="BRH Malayalam Extra"/>
@@ -1973,20 +2966,20 @@
                 <w:color w:val="000000"/>
                 <w:sz w:val="32"/>
                 <w:szCs w:val="40"/>
-              </w:rPr>
-              <w:t>–</w:t>
-            </w:r>
-            <w:proofErr w:type="spellStart"/>
+                <w:lang w:val="it-IT"/>
+              </w:rPr>
+              <w:t>–</w:t>
+            </w:r>
             <w:r>
               <w:rPr>
                 <w:rFonts w:ascii="BRH Malayalam Extra" w:hAnsi="BRH Malayalam Extra" w:cs="BRH Malayalam Extra"/>
                 <w:color w:val="000000"/>
                 <w:sz w:val="36"/>
                 <w:szCs w:val="40"/>
+                <w:lang w:val="it-IT"/>
               </w:rPr>
               <w:t>ixhõx</w:t>
             </w:r>
-            <w:proofErr w:type="spellEnd"/>
             <w:r>
               <w:rPr>
                 <w:rFonts w:ascii="BRH Malayalam Extra" w:hAnsi="BRH Malayalam Extra" w:cs="BRH Malayalam Extra"/>
@@ -1994,6 +2987,7 @@
                 <w:color w:val="000000"/>
                 <w:sz w:val="32"/>
                 <w:szCs w:val="40"/>
+                <w:lang w:val="it-IT"/>
               </w:rPr>
               <w:t>–</w:t>
             </w:r>
@@ -2003,16 +2997,17 @@
                 <w:color w:val="000000"/>
                 <w:sz w:val="36"/>
                 <w:szCs w:val="40"/>
+                <w:lang w:val="it-IT"/>
               </w:rPr>
               <w:t xml:space="preserve">I </w:t>
             </w:r>
-            <w:proofErr w:type="spellStart"/>
             <w:r>
               <w:rPr>
                 <w:rFonts w:ascii="BRH Devanagari Extra" w:hAnsi="BRH Devanagari Extra" w:cs="BRH Malayalam Extra"/>
                 <w:color w:val="000000"/>
                 <w:sz w:val="28"/>
                 <w:szCs w:val="40"/>
+                <w:lang w:val="it-IT"/>
               </w:rPr>
               <w:t>Æ</w:t>
             </w:r>
@@ -2022,38 +3017,9 @@
                 <w:color w:val="000000"/>
                 <w:sz w:val="36"/>
                 <w:szCs w:val="40"/>
-              </w:rPr>
-              <w:t>jR</w:t>
-            </w:r>
-            <w:proofErr w:type="spellEnd"/>
-            <w:r>
-              <w:rPr>
-                <w:rFonts w:ascii="BRH Malayalam Extra" w:hAnsi="BRH Malayalam Extra" w:cs="BRH Malayalam Extra"/>
-                <w:color w:val="000000"/>
-                <w:sz w:val="36"/>
-                <w:szCs w:val="40"/>
-              </w:rPr>
-              <w:t>¡—</w:t>
-            </w:r>
-            <w:proofErr w:type="spellStart"/>
-            <w:r>
-              <w:rPr>
-                <w:rFonts w:ascii="BRH Malayalam Extra" w:hAnsi="BRH Malayalam Extra" w:cs="BRH Malayalam Extra"/>
-                <w:color w:val="000000"/>
-                <w:sz w:val="36"/>
-                <w:szCs w:val="40"/>
-              </w:rPr>
-              <w:t>rx</w:t>
-            </w:r>
-            <w:proofErr w:type="spellEnd"/>
-            <w:r>
-              <w:rPr>
-                <w:rFonts w:ascii="BRH Malayalam Extra" w:hAnsi="BRH Malayalam Extra" w:cs="BRH Malayalam Extra"/>
-                <w:color w:val="000000"/>
-                <w:sz w:val="36"/>
-                <w:szCs w:val="40"/>
-              </w:rPr>
-              <w:t xml:space="preserve"> | </w:t>
+                <w:lang w:val="it-IT"/>
+              </w:rPr>
+              <w:t xml:space="preserve">jR¡—rx | </w:t>
             </w:r>
           </w:p>
           <w:p>
@@ -2068,6 +3034,7 @@
                 <w:color w:val="000000"/>
                 <w:sz w:val="36"/>
                 <w:szCs w:val="40"/>
+                <w:lang w:val="it-IT"/>
               </w:rPr>
             </w:pPr>
             <w:r>
@@ -2076,6 +3043,7 @@
                 <w:color w:val="000000"/>
                 <w:sz w:val="36"/>
                 <w:szCs w:val="40"/>
+                <w:lang w:val="it-IT"/>
               </w:rPr>
               <w:t>E</w:t>
             </w:r>
@@ -2086,20 +3054,20 @@
                 <w:color w:val="000000"/>
                 <w:sz w:val="32"/>
                 <w:szCs w:val="40"/>
-              </w:rPr>
-              <w:t>–</w:t>
-            </w:r>
-            <w:proofErr w:type="spellStart"/>
+                <w:lang w:val="it-IT"/>
+              </w:rPr>
+              <w:t>–</w:t>
+            </w:r>
             <w:r>
               <w:rPr>
                 <w:rFonts w:ascii="BRH Malayalam Extra" w:hAnsi="BRH Malayalam Extra" w:cs="BRH Malayalam Extra"/>
                 <w:color w:val="000000"/>
                 <w:sz w:val="36"/>
                 <w:szCs w:val="40"/>
+                <w:lang w:val="it-IT"/>
               </w:rPr>
               <w:t>L§sx</w:t>
             </w:r>
-            <w:proofErr w:type="spellEnd"/>
             <w:r>
               <w:rPr>
                 <w:rFonts w:ascii="BRH Malayalam Extra" w:hAnsi="BRH Malayalam Extra" w:cs="BRH Malayalam Extra"/>
@@ -2107,20 +3075,20 @@
                 <w:color w:val="000000"/>
                 <w:sz w:val="32"/>
                 <w:szCs w:val="40"/>
-              </w:rPr>
-              <w:t>–</w:t>
-            </w:r>
-            <w:proofErr w:type="spellStart"/>
+                <w:lang w:val="it-IT"/>
+              </w:rPr>
+              <w:t>–</w:t>
+            </w:r>
             <w:r>
               <w:rPr>
                 <w:rFonts w:ascii="BRH Malayalam Extra" w:hAnsi="BRH Malayalam Extra" w:cs="BRH Malayalam Extra"/>
                 <w:color w:val="000000"/>
                 <w:sz w:val="36"/>
                 <w:szCs w:val="40"/>
+                <w:lang w:val="it-IT"/>
               </w:rPr>
               <w:t>ixhõx</w:t>
             </w:r>
-            <w:proofErr w:type="spellEnd"/>
             <w:r>
               <w:rPr>
                 <w:rFonts w:ascii="BRH Malayalam Extra" w:hAnsi="BRH Malayalam Extra" w:cs="BRH Malayalam Extra"/>
@@ -2128,109 +3096,82 @@
                 <w:color w:val="000000"/>
                 <w:sz w:val="32"/>
                 <w:szCs w:val="40"/>
-              </w:rPr>
-              <w:t>–</w:t>
-            </w:r>
-            <w:proofErr w:type="spellStart"/>
+                <w:lang w:val="it-IT"/>
+              </w:rPr>
+              <w:t>–</w:t>
+            </w:r>
             <w:r>
               <w:rPr>
                 <w:rFonts w:ascii="BRH Malayalam Extra" w:hAnsi="BRH Malayalam Extra" w:cs="BRH Malayalam Extra"/>
                 <w:color w:val="000000"/>
                 <w:sz w:val="36"/>
                 <w:szCs w:val="40"/>
+                <w:lang w:val="it-IT"/>
+              </w:rPr>
+              <w:t>iyZõ£—L§sx</w:t>
+            </w:r>
+            <w:r>
+              <w:rPr>
+                <w:rFonts w:ascii="BRH Malayalam Extra" w:hAnsi="BRH Malayalam Extra" w:cs="BRH Malayalam Extra"/>
+                <w:b/>
+                <w:color w:val="000000"/>
+                <w:sz w:val="32"/>
+                <w:szCs w:val="40"/>
+                <w:lang w:val="it-IT"/>
+              </w:rPr>
+              <w:t>–</w:t>
+            </w:r>
+            <w:r>
+              <w:rPr>
+                <w:rFonts w:ascii="BRH Malayalam Extra" w:hAnsi="BRH Malayalam Extra" w:cs="BRH Malayalam Extra"/>
+                <w:color w:val="000000"/>
+                <w:sz w:val="36"/>
+                <w:szCs w:val="40"/>
+                <w:highlight w:val="green"/>
+                <w:lang w:val="it-IT"/>
               </w:rPr>
               <w:t>i</w:t>
             </w:r>
-            <w:bookmarkStart w:id="0" w:name="_GoBack"/>
-            <w:bookmarkEnd w:id="0"/>
             <w:r>
               <w:rPr>
                 <w:rFonts w:ascii="BRH Malayalam Extra" w:hAnsi="BRH Malayalam Extra" w:cs="BRH Malayalam Extra"/>
                 <w:color w:val="000000"/>
                 <w:sz w:val="36"/>
                 <w:szCs w:val="40"/>
-              </w:rPr>
-              <w:t>yZõ</w:t>
-            </w:r>
-            <w:proofErr w:type="spellEnd"/>
+                <w:lang w:val="it-IT"/>
+              </w:rPr>
+              <w:t>-hõx</w:t>
+            </w:r>
+            <w:r>
+              <w:rPr>
+                <w:rFonts w:ascii="BRH Malayalam Extra" w:hAnsi="BRH Malayalam Extra" w:cs="BRH Malayalam Extra"/>
+                <w:b/>
+                <w:color w:val="000000"/>
+                <w:sz w:val="32"/>
+                <w:szCs w:val="40"/>
+                <w:lang w:val="it-IT"/>
+              </w:rPr>
+              <w:t>–</w:t>
+            </w:r>
             <w:r>
               <w:rPr>
                 <w:rFonts w:ascii="BRH Malayalam Extra" w:hAnsi="BRH Malayalam Extra" w:cs="BRH Malayalam Extra"/>
                 <w:color w:val="000000"/>
                 <w:sz w:val="36"/>
                 <w:szCs w:val="40"/>
-              </w:rPr>
-              <w:t>£—</w:t>
-            </w:r>
-            <w:proofErr w:type="spellStart"/>
-            <w:r>
-              <w:rPr>
-                <w:rFonts w:ascii="BRH Malayalam Extra" w:hAnsi="BRH Malayalam Extra" w:cs="BRH Malayalam Extra"/>
-                <w:color w:val="000000"/>
+                <w:lang w:val="it-IT"/>
+              </w:rPr>
+              <w:t>I |</w:t>
+            </w:r>
+          </w:p>
+          <w:p>
+            <w:pPr>
+              <w:jc w:val="center"/>
+              <w:rPr>
+                <w:rFonts w:ascii="BRH Malayalam Extra" w:hAnsi="BRH Malayalam Extra" w:cs="BRH Malayalam Extra"/>
                 <w:sz w:val="36"/>
                 <w:szCs w:val="40"/>
-              </w:rPr>
-              <w:t>L§sx</w:t>
-            </w:r>
-            <w:proofErr w:type="spellEnd"/>
-            <w:r>
-              <w:rPr>
-                <w:rFonts w:ascii="BRH Malayalam Extra" w:hAnsi="BRH Malayalam Extra" w:cs="BRH Malayalam Extra"/>
-                <w:b/>
-                <w:color w:val="000000"/>
-                <w:sz w:val="32"/>
-                <w:szCs w:val="40"/>
-              </w:rPr>
-              <w:t>–</w:t>
-            </w:r>
-            <w:proofErr w:type="spellStart"/>
-            <w:r>
-              <w:rPr>
-                <w:rFonts w:ascii="BRH Malayalam Extra" w:hAnsi="BRH Malayalam Extra" w:cs="BRH Malayalam Extra"/>
-                <w:color w:val="000000"/>
-                <w:sz w:val="36"/>
-                <w:szCs w:val="40"/>
-                <w:highlight w:val="green"/>
-              </w:rPr>
-              <w:t>i</w:t>
-            </w:r>
-            <w:r>
-              <w:rPr>
-                <w:rFonts w:ascii="BRH Malayalam Extra" w:hAnsi="BRH Malayalam Extra" w:cs="BRH Malayalam Extra"/>
-                <w:color w:val="000000"/>
-                <w:sz w:val="36"/>
-                <w:szCs w:val="40"/>
-              </w:rPr>
-              <w:t>-hõx</w:t>
-            </w:r>
-            <w:proofErr w:type="spellEnd"/>
-            <w:r>
-              <w:rPr>
-                <w:rFonts w:ascii="BRH Malayalam Extra" w:hAnsi="BRH Malayalam Extra" w:cs="BRH Malayalam Extra"/>
-                <w:b/>
-                <w:color w:val="000000"/>
-                <w:sz w:val="32"/>
-                <w:szCs w:val="40"/>
-              </w:rPr>
-              <w:t>–</w:t>
-            </w:r>
-            <w:r>
-              <w:rPr>
-                <w:rFonts w:ascii="BRH Malayalam Extra" w:hAnsi="BRH Malayalam Extra" w:cs="BRH Malayalam Extra"/>
-                <w:color w:val="000000"/>
-                <w:sz w:val="36"/>
-                <w:szCs w:val="40"/>
-              </w:rPr>
-              <w:t>I |</w:t>
-            </w:r>
-          </w:p>
-          <w:p>
-            <w:pPr>
-              <w:jc w:val="center"/>
-              <w:rPr>
-                <w:rFonts w:ascii="BRH Malayalam Extra" w:hAnsi="BRH Malayalam Extra" w:cs="BRH Malayalam Extra"/>
-                <w:sz w:val="36"/>
-                <w:szCs w:val="40"/>
+                <w:lang w:val="it-IT"/>
               </w:rPr>
             </w:pPr>
           </w:p>
@@ -2273,7 +3214,6 @@
                 <w:sz w:val="28"/>
                 <w:szCs w:val="32"/>
               </w:rPr>
-              <w:lastRenderedPageBreak/>
               <w:t>T.S.</w:t>
             </w:r>
             <w:r>
@@ -2304,20 +3244,8 @@
                 <w:sz w:val="28"/>
                 <w:szCs w:val="32"/>
               </w:rPr>
-              <w:t xml:space="preserve">– </w:t>
-            </w:r>
-            <w:proofErr w:type="spellStart"/>
-            <w:r>
-              <w:rPr>
-                <w:rFonts w:cs="Arial"/>
-                <w:b/>
-                <w:color w:val="000000"/>
-                <w:sz w:val="28"/>
-                <w:szCs w:val="32"/>
-              </w:rPr>
-              <w:t>Kramam</w:t>
-            </w:r>
-            <w:proofErr w:type="spellEnd"/>
+              <w:t>– Kramam</w:t>
+            </w:r>
           </w:p>
           <w:p>
             <w:pPr>
@@ -2338,49 +3266,15 @@
                 <w:szCs w:val="32"/>
               </w:rPr>
             </w:pPr>
-            <w:proofErr w:type="spellStart"/>
-            <w:r>
-              <w:rPr>
-                <w:rFonts w:cs="Arial"/>
-                <w:b/>
-                <w:color w:val="000000"/>
-                <w:sz w:val="28"/>
-                <w:szCs w:val="32"/>
-              </w:rPr>
-              <w:t>Krama</w:t>
-            </w:r>
-            <w:proofErr w:type="spellEnd"/>
-            <w:r>
-              <w:rPr>
-                <w:rFonts w:cs="Arial"/>
-                <w:b/>
-                <w:color w:val="000000"/>
-                <w:sz w:val="28"/>
-                <w:szCs w:val="32"/>
-              </w:rPr>
-              <w:t xml:space="preserve"> </w:t>
-            </w:r>
-            <w:proofErr w:type="spellStart"/>
-            <w:r>
-              <w:rPr>
-                <w:rFonts w:cs="Arial"/>
-                <w:b/>
-                <w:color w:val="000000"/>
-                <w:sz w:val="28"/>
-                <w:szCs w:val="32"/>
-              </w:rPr>
-              <w:t>Vaakyam</w:t>
-            </w:r>
-            <w:proofErr w:type="spellEnd"/>
-            <w:r>
-              <w:rPr>
-                <w:rFonts w:cs="Arial"/>
-                <w:b/>
-                <w:color w:val="000000"/>
-                <w:sz w:val="28"/>
-                <w:szCs w:val="32"/>
-              </w:rPr>
-              <w:t xml:space="preserve"> No. - </w:t>
+            <w:r>
+              <w:rPr>
+                <w:rFonts w:cs="Arial"/>
+                <w:b/>
+                <w:color w:val="000000"/>
+                <w:sz w:val="28"/>
+                <w:szCs w:val="32"/>
+              </w:rPr>
+              <w:t xml:space="preserve">Krama Vaakyam No. - </w:t>
             </w:r>
             <w:r>
               <w:rPr>
@@ -2422,27 +3316,15 @@
                 <w:szCs w:val="32"/>
               </w:rPr>
             </w:pPr>
-            <w:proofErr w:type="spellStart"/>
-            <w:r>
-              <w:rPr>
-                <w:rFonts w:cs="Arial"/>
-                <w:b/>
-                <w:color w:val="000000"/>
-                <w:sz w:val="28"/>
-                <w:szCs w:val="32"/>
-              </w:rPr>
-              <w:t>Panchaati</w:t>
-            </w:r>
-            <w:proofErr w:type="spellEnd"/>
-            <w:r>
-              <w:rPr>
-                <w:rFonts w:cs="Arial"/>
-                <w:b/>
-                <w:color w:val="000000"/>
-                <w:sz w:val="28"/>
-                <w:szCs w:val="32"/>
-              </w:rPr>
-              <w:t xml:space="preserve"> No</w:t>
+            <w:r>
+              <w:rPr>
+                <w:rFonts w:cs="Arial"/>
+                <w:b/>
+                <w:color w:val="000000"/>
+                <w:sz w:val="28"/>
+                <w:szCs w:val="32"/>
+              </w:rPr>
+              <w:t>Panchaati No</w:t>
             </w:r>
             <w:r>
               <w:rPr>
@@ -2492,7 +3374,6 @@
                 <w:szCs w:val="40"/>
               </w:rPr>
             </w:pPr>
-            <w:proofErr w:type="spellStart"/>
             <w:r>
               <w:rPr>
                 <w:rFonts w:ascii="BRH Malayalam Extra" w:hAnsi="BRH Malayalam Extra" w:cs="BRH Malayalam Extra"/>
@@ -2502,7 +3383,6 @@
               </w:rPr>
               <w:t>Zx</w:t>
             </w:r>
-            <w:proofErr w:type="spellEnd"/>
             <w:r>
               <w:rPr>
                 <w:rFonts w:ascii="BRH Malayalam Extra" w:hAnsi="BRH Malayalam Extra" w:cs="BRH Malayalam Extra"/>
@@ -2551,7 +3431,6 @@
               </w:rPr>
               <w:t>–</w:t>
             </w:r>
-            <w:proofErr w:type="spellStart"/>
             <w:r>
               <w:rPr>
                 <w:rFonts w:ascii="BRH Malayalam Extra" w:hAnsi="BRH Malayalam Extra" w:cs="BRH Malayalam Extra"/>
@@ -2559,48 +3438,17 @@
                 <w:sz w:val="36"/>
                 <w:szCs w:val="40"/>
               </w:rPr>
-              <w:t>öeë¥sõZy</w:t>
-            </w:r>
-            <w:proofErr w:type="spellEnd"/>
+              <w:t>öeë¥sõZy— Zx</w:t>
+            </w:r>
             <w:r>
               <w:rPr>
                 <w:rFonts w:ascii="BRH Malayalam Extra" w:hAnsi="BRH Malayalam Extra" w:cs="BRH Malayalam Extra"/>
                 <w:color w:val="000000"/>
                 <w:sz w:val="36"/>
                 <w:szCs w:val="40"/>
-              </w:rPr>
-              <w:t xml:space="preserve">— </w:t>
-            </w:r>
-            <w:proofErr w:type="spellStart"/>
-            <w:r>
-              <w:rPr>
-                <w:rFonts w:ascii="BRH Malayalam Extra" w:hAnsi="BRH Malayalam Extra" w:cs="BRH Malayalam Extra"/>
-                <w:color w:val="000000"/>
-                <w:sz w:val="36"/>
-                <w:szCs w:val="40"/>
-              </w:rPr>
-              <w:t>Zx</w:t>
-            </w:r>
-            <w:r>
-              <w:rPr>
-                <w:rFonts w:ascii="BRH Malayalam Extra" w:hAnsi="BRH Malayalam Extra" w:cs="BRH Malayalam Extra"/>
-                <w:color w:val="000000"/>
-                <w:sz w:val="36"/>
-                <w:szCs w:val="40"/>
                 <w:highlight w:val="yellow"/>
               </w:rPr>
-              <w:t>d</w:t>
-            </w:r>
-            <w:proofErr w:type="spellEnd"/>
-            <w:r>
-              <w:rPr>
-                <w:rFonts w:ascii="BRH Malayalam Extra" w:hAnsi="BRH Malayalam Extra" w:cs="BRH Malayalam Extra"/>
-                <w:color w:val="000000"/>
-                <w:sz w:val="36"/>
-                <w:szCs w:val="40"/>
-                <w:highlight w:val="yellow"/>
-              </w:rPr>
-              <w:t>¡</w:t>
+              <w:t>d¡</w:t>
             </w:r>
             <w:r>
               <w:rPr>
@@ -2645,7 +3493,6 @@
               </w:rPr>
               <w:t>–</w:t>
             </w:r>
-            <w:proofErr w:type="spellStart"/>
             <w:r>
               <w:rPr>
                 <w:rFonts w:ascii="BRH Malayalam Extra" w:hAnsi="BRH Malayalam Extra" w:cs="BRH Malayalam Extra"/>
@@ -2653,9 +3500,18 @@
                 <w:sz w:val="36"/>
                 <w:szCs w:val="40"/>
               </w:rPr>
-              <w:t>öeësõ</w:t>
-            </w:r>
-            <w:proofErr w:type="spellEnd"/>
+              <w:t>öeësõ— | öe</w:t>
+            </w:r>
+            <w:r>
+              <w:rPr>
+                <w:rFonts w:ascii="BRH Malayalam Extra" w:hAnsi="BRH Malayalam Extra" w:cs="BRH Malayalam Extra"/>
+                <w:b/>
+                <w:color w:val="000000"/>
+                <w:sz w:val="32"/>
+                <w:szCs w:val="40"/>
+              </w:rPr>
+              <w:t>–</w:t>
+            </w:r>
             <w:r>
               <w:rPr>
                 <w:rFonts w:ascii="BRH Malayalam Extra" w:hAnsi="BRH Malayalam Extra" w:cs="BRH Malayalam Extra"/>
@@ -2663,9 +3519,18 @@
                 <w:sz w:val="36"/>
                 <w:szCs w:val="40"/>
               </w:rPr>
-              <w:t xml:space="preserve">— | </w:t>
-            </w:r>
-            <w:proofErr w:type="spellStart"/>
+              <w:t>Zy</w:t>
+            </w:r>
+            <w:r>
+              <w:rPr>
+                <w:rFonts w:ascii="BRH Malayalam Extra" w:hAnsi="BRH Malayalam Extra" w:cs="BRH Malayalam Extra"/>
+                <w:b/>
+                <w:color w:val="000000"/>
+                <w:sz w:val="32"/>
+                <w:szCs w:val="40"/>
+              </w:rPr>
+              <w:t>–</w:t>
+            </w:r>
             <w:r>
               <w:rPr>
                 <w:rFonts w:ascii="BRH Malayalam Extra" w:hAnsi="BRH Malayalam Extra" w:cs="BRH Malayalam Extra"/>
@@ -2673,79 +3538,7 @@
                 <w:sz w:val="36"/>
                 <w:szCs w:val="40"/>
               </w:rPr>
-              <w:t>öe</w:t>
-            </w:r>
-            <w:proofErr w:type="spellEnd"/>
-            <w:r>
-              <w:rPr>
-                <w:rFonts w:ascii="BRH Malayalam Extra" w:hAnsi="BRH Malayalam Extra" w:cs="BRH Malayalam Extra"/>
-                <w:b/>
-                <w:color w:val="000000"/>
-                <w:sz w:val="32"/>
-                <w:szCs w:val="40"/>
-              </w:rPr>
-              <w:t>–</w:t>
-            </w:r>
-            <w:proofErr w:type="spellStart"/>
-            <w:r>
-              <w:rPr>
-                <w:rFonts w:ascii="BRH Malayalam Extra" w:hAnsi="BRH Malayalam Extra" w:cs="BRH Malayalam Extra"/>
-                <w:color w:val="000000"/>
-                <w:sz w:val="36"/>
-                <w:szCs w:val="40"/>
-              </w:rPr>
-              <w:t>Zy</w:t>
-            </w:r>
-            <w:proofErr w:type="spellEnd"/>
-            <w:r>
-              <w:rPr>
-                <w:rFonts w:ascii="BRH Malayalam Extra" w:hAnsi="BRH Malayalam Extra" w:cs="BRH Malayalam Extra"/>
-                <w:b/>
-                <w:color w:val="000000"/>
-                <w:sz w:val="32"/>
-                <w:szCs w:val="40"/>
-              </w:rPr>
-              <w:t>–</w:t>
-            </w:r>
-            <w:proofErr w:type="spellStart"/>
-            <w:r>
-              <w:rPr>
-                <w:rFonts w:ascii="BRH Malayalam Extra" w:hAnsi="BRH Malayalam Extra" w:cs="BRH Malayalam Extra"/>
-                <w:color w:val="000000"/>
-                <w:sz w:val="36"/>
-                <w:szCs w:val="40"/>
-              </w:rPr>
-              <w:t>rçx</w:t>
-            </w:r>
-            <w:proofErr w:type="spellEnd"/>
-            <w:r>
-              <w:rPr>
-                <w:rFonts w:ascii="BRH Malayalam Extra" w:hAnsi="BRH Malayalam Extra" w:cs="BRH Malayalam Extra"/>
-                <w:color w:val="000000"/>
-                <w:sz w:val="36"/>
-                <w:szCs w:val="40"/>
-              </w:rPr>
-              <w:t xml:space="preserve"> </w:t>
-            </w:r>
-            <w:proofErr w:type="spellStart"/>
-            <w:r>
-              <w:rPr>
-                <w:rFonts w:ascii="BRH Malayalam Extra" w:hAnsi="BRH Malayalam Extra" w:cs="BRH Malayalam Extra"/>
-                <w:color w:val="000000"/>
-                <w:sz w:val="36"/>
-                <w:szCs w:val="40"/>
-              </w:rPr>
-              <w:t>jJ</w:t>
-            </w:r>
-            <w:proofErr w:type="spellEnd"/>
-            <w:r>
-              <w:rPr>
-                <w:rFonts w:ascii="BRH Malayalam Extra" w:hAnsi="BRH Malayalam Extra" w:cs="BRH Malayalam Extra"/>
-                <w:color w:val="000000"/>
-                <w:sz w:val="36"/>
-                <w:szCs w:val="40"/>
-              </w:rPr>
-              <w:t xml:space="preserve"> |</w:t>
+              <w:t>rçx jJ |</w:t>
             </w:r>
           </w:p>
         </w:tc>
@@ -2767,7 +3560,6 @@
                 <w:szCs w:val="40"/>
               </w:rPr>
             </w:pPr>
-            <w:proofErr w:type="spellStart"/>
             <w:r>
               <w:rPr>
                 <w:rFonts w:ascii="BRH Malayalam Extra" w:hAnsi="BRH Malayalam Extra" w:cs="BRH Malayalam Extra"/>
@@ -2777,7 +3569,6 @@
               </w:rPr>
               <w:t>Zx</w:t>
             </w:r>
-            <w:proofErr w:type="spellEnd"/>
             <w:r>
               <w:rPr>
                 <w:rFonts w:ascii="BRH Malayalam Extra" w:hAnsi="BRH Malayalam Extra" w:cs="BRH Malayalam Extra"/>
@@ -2826,7 +3617,6 @@
               </w:rPr>
               <w:t>–</w:t>
             </w:r>
-            <w:proofErr w:type="spellStart"/>
             <w:r>
               <w:rPr>
                 <w:rFonts w:ascii="BRH Malayalam Extra" w:hAnsi="BRH Malayalam Extra" w:cs="BRH Malayalam Extra"/>
@@ -2834,27 +3624,27 @@
                 <w:sz w:val="36"/>
                 <w:szCs w:val="40"/>
               </w:rPr>
-              <w:t>öeë¥sõZy</w:t>
-            </w:r>
-            <w:proofErr w:type="spellEnd"/>
+              <w:t>öeë¥sõZy— Zx</w:t>
+            </w:r>
             <w:r>
               <w:rPr>
                 <w:rFonts w:ascii="BRH Malayalam Extra" w:hAnsi="BRH Malayalam Extra" w:cs="BRH Malayalam Extra"/>
                 <w:color w:val="000000"/>
                 <w:sz w:val="36"/>
                 <w:szCs w:val="40"/>
-              </w:rPr>
-              <w:t xml:space="preserve">— </w:t>
-            </w:r>
-            <w:proofErr w:type="spellStart"/>
+                <w:highlight w:val="green"/>
+              </w:rPr>
+              <w:t>d</w:t>
+            </w:r>
             <w:r>
               <w:rPr>
                 <w:rFonts w:ascii="BRH Malayalam Extra" w:hAnsi="BRH Malayalam Extra" w:cs="BRH Malayalam Extra"/>
                 <w:color w:val="000000"/>
                 <w:sz w:val="36"/>
                 <w:szCs w:val="40"/>
-              </w:rPr>
-              <w:t>Zx</w:t>
+                <w:highlight w:val="green"/>
+              </w:rPr>
+              <w:t>¢</w:t>
             </w:r>
             <w:r>
               <w:rPr>
@@ -2862,20 +3652,57 @@
                 <w:color w:val="000000"/>
                 <w:sz w:val="36"/>
                 <w:szCs w:val="40"/>
-                <w:highlight w:val="green"/>
+              </w:rPr>
+              <w:t xml:space="preserve"> - </w:t>
+            </w:r>
+          </w:p>
+          <w:p>
+            <w:pPr>
+              <w:spacing w:before="0" w:line="240" w:lineRule="auto"/>
+              <w:rPr>
+                <w:rFonts w:ascii="BRH Malayalam Extra" w:hAnsi="BRH Malayalam Extra" w:cs="BRH Malayalam Extra"/>
+                <w:color w:val="000000"/>
+                <w:sz w:val="40"/>
+                <w:szCs w:val="40"/>
+              </w:rPr>
+            </w:pPr>
+            <w:r>
+              <w:rPr>
+                <w:rFonts w:ascii="BRH Malayalam Extra" w:hAnsi="BRH Malayalam Extra" w:cs="BRH Malayalam Extra"/>
+                <w:color w:val="000000"/>
+                <w:sz w:val="36"/>
+                <w:szCs w:val="40"/>
               </w:rPr>
               <w:t>d</w:t>
             </w:r>
-            <w:proofErr w:type="spellEnd"/>
+            <w:r>
+              <w:rPr>
+                <w:rFonts w:ascii="BRH Malayalam Extra" w:hAnsi="BRH Malayalam Extra" w:cs="BRH Malayalam Extra"/>
+                <w:b/>
+                <w:color w:val="000000"/>
+                <w:sz w:val="32"/>
+                <w:szCs w:val="40"/>
+              </w:rPr>
+              <w:t>–</w:t>
+            </w:r>
             <w:r>
               <w:rPr>
                 <w:rFonts w:ascii="BRH Malayalam Extra" w:hAnsi="BRH Malayalam Extra" w:cs="BRH Malayalam Extra"/>
                 <w:color w:val="000000"/>
                 <w:sz w:val="36"/>
                 <w:szCs w:val="40"/>
-                <w:highlight w:val="green"/>
-              </w:rPr>
-              <w:t>¢</w:t>
+              </w:rPr>
+              <w:t>öeësõ— | öe</w:t>
+            </w:r>
+            <w:r>
+              <w:rPr>
+                <w:rFonts w:ascii="BRH Malayalam Extra" w:hAnsi="BRH Malayalam Extra" w:cs="BRH Malayalam Extra"/>
+                <w:b/>
+                <w:color w:val="000000"/>
+                <w:sz w:val="32"/>
+                <w:szCs w:val="40"/>
+              </w:rPr>
+              <w:t>–</w:t>
             </w:r>
             <w:r>
               <w:rPr>
@@ -2884,19 +3711,18 @@
                 <w:sz w:val="36"/>
                 <w:szCs w:val="40"/>
               </w:rPr>
-              <w:t xml:space="preserve"> - </w:t>
-            </w:r>
-          </w:p>
-          <w:p>
-            <w:pPr>
-              <w:spacing w:before="0" w:line="240" w:lineRule="auto"/>
-              <w:rPr>
-                <w:rFonts w:ascii="BRH Malayalam Extra" w:hAnsi="BRH Malayalam Extra" w:cs="BRH Malayalam Extra"/>
-                <w:color w:val="000000"/>
-                <w:sz w:val="40"/>
-                <w:szCs w:val="40"/>
-              </w:rPr>
-            </w:pPr>
+              <w:t>Zy</w:t>
+            </w:r>
+            <w:r>
+              <w:rPr>
+                <w:rFonts w:ascii="BRH Malayalam Extra" w:hAnsi="BRH Malayalam Extra" w:cs="BRH Malayalam Extra"/>
+                <w:b/>
+                <w:color w:val="000000"/>
+                <w:sz w:val="32"/>
+                <w:szCs w:val="40"/>
+              </w:rPr>
+              <w:t>–</w:t>
+            </w:r>
             <w:r>
               <w:rPr>
                 <w:rFonts w:ascii="BRH Malayalam Extra" w:hAnsi="BRH Malayalam Extra" w:cs="BRH Malayalam Extra"/>
@@ -2904,19 +3730,8 @@
                 <w:sz w:val="36"/>
                 <w:szCs w:val="40"/>
               </w:rPr>
-              <w:t>d</w:t>
-            </w:r>
-            <w:r>
-              <w:rPr>
-                <w:rFonts w:ascii="BRH Malayalam Extra" w:hAnsi="BRH Malayalam Extra" w:cs="BRH Malayalam Extra"/>
-                <w:b/>
-                <w:color w:val="000000"/>
-                <w:sz w:val="32"/>
-                <w:szCs w:val="40"/>
-              </w:rPr>
-              <w:t>–</w:t>
-            </w:r>
-            <w:proofErr w:type="spellStart"/>
+              <w:t>rçx jJ |</w:t>
+            </w:r>
             <w:r>
               <w:rPr>
                 <w:rFonts w:ascii="BRH Malayalam Extra" w:hAnsi="BRH Malayalam Extra" w:cs="BRH Malayalam Extra"/>
@@ -2924,9 +3739,15 @@
                 <w:sz w:val="36"/>
                 <w:szCs w:val="40"/>
               </w:rPr>
-              <w:t>öeësõ</w:t>
-            </w:r>
-            <w:proofErr w:type="spellEnd"/>
+              <w:t xml:space="preserve"> (</w:t>
+            </w:r>
+            <w:r>
+              <w:rPr>
+                <w:b/>
+                <w:bCs/>
+              </w:rPr>
+              <w:t>it is</w:t>
+            </w:r>
             <w:r>
               <w:rPr>
                 <w:rFonts w:ascii="BRH Malayalam Extra" w:hAnsi="BRH Malayalam Extra" w:cs="BRH Malayalam Extra"/>
@@ -2934,130 +3755,14 @@
                 <w:sz w:val="36"/>
                 <w:szCs w:val="40"/>
               </w:rPr>
-              <w:t xml:space="preserve">— | </w:t>
-            </w:r>
-            <w:proofErr w:type="spellStart"/>
-            <w:r>
-              <w:rPr>
-                <w:rFonts w:ascii="BRH Malayalam Extra" w:hAnsi="BRH Malayalam Extra" w:cs="BRH Malayalam Extra"/>
-                <w:color w:val="000000"/>
-                <w:sz w:val="36"/>
-                <w:szCs w:val="40"/>
-              </w:rPr>
-              <w:t>öe</w:t>
-            </w:r>
-            <w:proofErr w:type="spellEnd"/>
-            <w:r>
-              <w:rPr>
-                <w:rFonts w:ascii="BRH Malayalam Extra" w:hAnsi="BRH Malayalam Extra" w:cs="BRH Malayalam Extra"/>
-                <w:b/>
-                <w:color w:val="000000"/>
-                <w:sz w:val="32"/>
-                <w:szCs w:val="40"/>
-              </w:rPr>
-              <w:t>–</w:t>
-            </w:r>
-            <w:proofErr w:type="spellStart"/>
-            <w:r>
-              <w:rPr>
-                <w:rFonts w:ascii="BRH Malayalam Extra" w:hAnsi="BRH Malayalam Extra" w:cs="BRH Malayalam Extra"/>
-                <w:color w:val="000000"/>
-                <w:sz w:val="36"/>
-                <w:szCs w:val="40"/>
-              </w:rPr>
-              <w:t>Zy</w:t>
-            </w:r>
-            <w:proofErr w:type="spellEnd"/>
-            <w:r>
-              <w:rPr>
-                <w:rFonts w:ascii="BRH Malayalam Extra" w:hAnsi="BRH Malayalam Extra" w:cs="BRH Malayalam Extra"/>
-                <w:b/>
-                <w:color w:val="000000"/>
-                <w:sz w:val="32"/>
-                <w:szCs w:val="40"/>
-              </w:rPr>
-              <w:t>–</w:t>
-            </w:r>
-            <w:proofErr w:type="spellStart"/>
-            <w:r>
-              <w:rPr>
-                <w:rFonts w:ascii="BRH Malayalam Extra" w:hAnsi="BRH Malayalam Extra" w:cs="BRH Malayalam Extra"/>
-                <w:color w:val="000000"/>
-                <w:sz w:val="36"/>
-                <w:szCs w:val="40"/>
-              </w:rPr>
-              <w:t>rçx</w:t>
-            </w:r>
-            <w:proofErr w:type="spellEnd"/>
-            <w:r>
-              <w:rPr>
-                <w:rFonts w:ascii="BRH Malayalam Extra" w:hAnsi="BRH Malayalam Extra" w:cs="BRH Malayalam Extra"/>
-                <w:color w:val="000000"/>
-                <w:sz w:val="36"/>
-                <w:szCs w:val="40"/>
-              </w:rPr>
               <w:t xml:space="preserve"> </w:t>
             </w:r>
-            <w:proofErr w:type="spellStart"/>
-            <w:r>
-              <w:rPr>
-                <w:rFonts w:ascii="BRH Malayalam Extra" w:hAnsi="BRH Malayalam Extra" w:cs="BRH Malayalam Extra"/>
-                <w:color w:val="000000"/>
-                <w:sz w:val="36"/>
-                <w:szCs w:val="40"/>
-              </w:rPr>
-              <w:t>jJ</w:t>
-            </w:r>
-            <w:proofErr w:type="spellEnd"/>
-            <w:r>
-              <w:rPr>
-                <w:rFonts w:ascii="BRH Malayalam Extra" w:hAnsi="BRH Malayalam Extra" w:cs="BRH Malayalam Extra"/>
-                <w:color w:val="000000"/>
-                <w:sz w:val="36"/>
-                <w:szCs w:val="40"/>
-              </w:rPr>
-              <w:t xml:space="preserve"> |</w:t>
-            </w:r>
-            <w:r>
-              <w:rPr>
-                <w:rFonts w:ascii="BRH Malayalam Extra" w:hAnsi="BRH Malayalam Extra" w:cs="BRH Malayalam Extra"/>
-                <w:color w:val="000000"/>
-                <w:sz w:val="36"/>
-                <w:szCs w:val="40"/>
-              </w:rPr>
-              <w:t xml:space="preserve"> (</w:t>
-            </w:r>
             <w:r>
               <w:rPr>
                 <w:b/>
                 <w:bCs/>
               </w:rPr>
-              <w:t>it is</w:t>
-            </w:r>
-            <w:r>
-              <w:rPr>
-                <w:rFonts w:ascii="BRH Malayalam Extra" w:hAnsi="BRH Malayalam Extra" w:cs="BRH Malayalam Extra"/>
-                <w:color w:val="000000"/>
-                <w:sz w:val="36"/>
-                <w:szCs w:val="40"/>
-              </w:rPr>
-              <w:t xml:space="preserve"> </w:t>
-            </w:r>
-            <w:proofErr w:type="spellStart"/>
-            <w:r>
-              <w:rPr>
-                <w:b/>
-                <w:bCs/>
-              </w:rPr>
-              <w:t>deergham</w:t>
-            </w:r>
-            <w:proofErr w:type="spellEnd"/>
-            <w:r>
-              <w:rPr>
-                <w:b/>
-                <w:bCs/>
-              </w:rPr>
-              <w:t>)</w:t>
+              <w:t>deergham)</w:t>
             </w:r>
           </w:p>
         </w:tc>
@@ -3099,6 +3804,7 @@
                 <w:sz w:val="28"/>
                 <w:szCs w:val="32"/>
               </w:rPr>
+              <w:lastRenderedPageBreak/>
               <w:t>T.S.</w:t>
             </w:r>
             <w:r>
@@ -3119,20 +3825,8 @@
                 <w:sz w:val="28"/>
                 <w:szCs w:val="32"/>
               </w:rPr>
-              <w:t xml:space="preserve">– </w:t>
-            </w:r>
-            <w:proofErr w:type="spellStart"/>
-            <w:r>
-              <w:rPr>
-                <w:rFonts w:cs="Arial"/>
-                <w:b/>
-                <w:color w:val="000000"/>
-                <w:sz w:val="28"/>
-                <w:szCs w:val="32"/>
-              </w:rPr>
-              <w:t>Kramam</w:t>
-            </w:r>
-            <w:proofErr w:type="spellEnd"/>
+              <w:t>– Kramam</w:t>
+            </w:r>
           </w:p>
           <w:p>
             <w:pPr>
@@ -3153,49 +3847,15 @@
                 <w:szCs w:val="32"/>
               </w:rPr>
             </w:pPr>
-            <w:proofErr w:type="spellStart"/>
-            <w:r>
-              <w:rPr>
-                <w:rFonts w:cs="Arial"/>
-                <w:b/>
-                <w:color w:val="000000"/>
-                <w:sz w:val="28"/>
-                <w:szCs w:val="32"/>
-              </w:rPr>
-              <w:t>Krama</w:t>
-            </w:r>
-            <w:proofErr w:type="spellEnd"/>
-            <w:r>
-              <w:rPr>
-                <w:rFonts w:cs="Arial"/>
-                <w:b/>
-                <w:color w:val="000000"/>
-                <w:sz w:val="28"/>
-                <w:szCs w:val="32"/>
-              </w:rPr>
-              <w:t xml:space="preserve"> </w:t>
-            </w:r>
-            <w:proofErr w:type="spellStart"/>
-            <w:r>
-              <w:rPr>
-                <w:rFonts w:cs="Arial"/>
-                <w:b/>
-                <w:color w:val="000000"/>
-                <w:sz w:val="28"/>
-                <w:szCs w:val="32"/>
-              </w:rPr>
-              <w:t>Vaakyam</w:t>
-            </w:r>
-            <w:proofErr w:type="spellEnd"/>
-            <w:r>
-              <w:rPr>
-                <w:rFonts w:cs="Arial"/>
-                <w:b/>
-                <w:color w:val="000000"/>
-                <w:sz w:val="28"/>
-                <w:szCs w:val="32"/>
-              </w:rPr>
-              <w:t xml:space="preserve"> No. - </w:t>
+            <w:r>
+              <w:rPr>
+                <w:rFonts w:cs="Arial"/>
+                <w:b/>
+                <w:color w:val="000000"/>
+                <w:sz w:val="28"/>
+                <w:szCs w:val="32"/>
+              </w:rPr>
+              <w:t xml:space="preserve">Krama Vaakyam No. - </w:t>
             </w:r>
             <w:r>
               <w:rPr>
@@ -3227,27 +3887,15 @@
                 <w:szCs w:val="32"/>
               </w:rPr>
             </w:pPr>
-            <w:proofErr w:type="spellStart"/>
-            <w:r>
-              <w:rPr>
-                <w:rFonts w:cs="Arial"/>
-                <w:b/>
-                <w:color w:val="000000"/>
-                <w:sz w:val="28"/>
-                <w:szCs w:val="32"/>
-              </w:rPr>
-              <w:t>Panchaati</w:t>
-            </w:r>
-            <w:proofErr w:type="spellEnd"/>
-            <w:r>
-              <w:rPr>
-                <w:rFonts w:cs="Arial"/>
-                <w:b/>
-                <w:color w:val="000000"/>
-                <w:sz w:val="28"/>
-                <w:szCs w:val="32"/>
-              </w:rPr>
-              <w:t xml:space="preserve"> No</w:t>
+            <w:r>
+              <w:rPr>
+                <w:rFonts w:cs="Arial"/>
+                <w:b/>
+                <w:color w:val="000000"/>
+                <w:sz w:val="28"/>
+                <w:szCs w:val="32"/>
+              </w:rPr>
+              <w:t>Panchaati No</w:t>
             </w:r>
             <w:r>
               <w:rPr>
@@ -3312,7 +3960,6 @@
               </w:rPr>
               <w:t>–</w:t>
             </w:r>
-            <w:proofErr w:type="spellStart"/>
             <w:r>
               <w:rPr>
                 <w:rFonts w:ascii="BRH Malayalam Extra" w:hAnsi="BRH Malayalam Extra" w:cs="BRH Malayalam Extra"/>
@@ -3322,7 +3969,6 @@
               </w:rPr>
               <w:t>sy</w:t>
             </w:r>
-            <w:proofErr w:type="spellEnd"/>
             <w:r>
               <w:rPr>
                 <w:rFonts w:ascii="BRH Malayalam Extra" w:hAnsi="BRH Malayalam Extra" w:cs="BRH Malayalam Extra"/>
@@ -3352,25 +3998,14 @@
               </w:rPr>
               <w:t>–</w:t>
             </w:r>
-            <w:proofErr w:type="spellStart"/>
-            <w:r>
-              <w:rPr>
-                <w:rFonts w:ascii="BRH Malayalam Extra" w:hAnsi="BRH Malayalam Extra" w:cs="BRH Malayalam Extra"/>
-                <w:color w:val="000000"/>
-                <w:sz w:val="40"/>
-                <w:szCs w:val="40"/>
-              </w:rPr>
-              <w:t>öÉix˜J</w:t>
-            </w:r>
-            <w:proofErr w:type="spellEnd"/>
-            <w:r>
-              <w:rPr>
-                <w:rFonts w:ascii="BRH Malayalam Extra" w:hAnsi="BRH Malayalam Extra" w:cs="BRH Malayalam Extra"/>
-                <w:color w:val="000000"/>
-                <w:sz w:val="40"/>
-                <w:szCs w:val="40"/>
-              </w:rPr>
-              <w:t xml:space="preserve"> | </w:t>
+            <w:r>
+              <w:rPr>
+                <w:rFonts w:ascii="BRH Malayalam Extra" w:hAnsi="BRH Malayalam Extra" w:cs="BRH Malayalam Extra"/>
+                <w:color w:val="000000"/>
+                <w:sz w:val="40"/>
+                <w:szCs w:val="40"/>
+              </w:rPr>
+              <w:t xml:space="preserve">öÉix˜J | </w:t>
             </w:r>
           </w:p>
           <w:p>
@@ -3402,7 +4037,6 @@
               </w:rPr>
               <w:t>–</w:t>
             </w:r>
-            <w:proofErr w:type="spellStart"/>
             <w:r>
               <w:rPr>
                 <w:rFonts w:ascii="BRH Malayalam Extra" w:hAnsi="BRH Malayalam Extra" w:cs="BRH Malayalam Extra"/>
@@ -3420,17 +4054,7 @@
                 <w:sz w:val="40"/>
                 <w:szCs w:val="40"/>
               </w:rPr>
-              <w:t>ix</w:t>
-            </w:r>
-            <w:proofErr w:type="spellEnd"/>
-            <w:r>
-              <w:rPr>
-                <w:rFonts w:ascii="BRH Malayalam Extra" w:hAnsi="BRH Malayalam Extra" w:cs="BRH Malayalam Extra"/>
-                <w:color w:val="000000"/>
-                <w:sz w:val="40"/>
-                <w:szCs w:val="40"/>
-              </w:rPr>
-              <w:t>— ¥b</w:t>
+              <w:t>ix— ¥b</w:t>
             </w:r>
             <w:r>
               <w:rPr>
@@ -3442,25 +4066,14 @@
               </w:rPr>
               <w:t>–</w:t>
             </w:r>
-            <w:proofErr w:type="spellStart"/>
-            <w:r>
-              <w:rPr>
-                <w:rFonts w:ascii="BRH Malayalam Extra" w:hAnsi="BRH Malayalam Extra" w:cs="BRH Malayalam Extra"/>
-                <w:color w:val="000000"/>
-                <w:sz w:val="40"/>
-                <w:szCs w:val="40"/>
-              </w:rPr>
-              <w:t>pZx</w:t>
-            </w:r>
-            <w:proofErr w:type="spellEnd"/>
-            <w:r>
-              <w:rPr>
-                <w:rFonts w:ascii="BRH Malayalam Extra" w:hAnsi="BRH Malayalam Extra" w:cs="BRH Malayalam Extra"/>
-                <w:color w:val="000000"/>
-                <w:sz w:val="40"/>
-                <w:szCs w:val="40"/>
-              </w:rPr>
-              <w:t>˜ |</w:t>
+            <w:r>
+              <w:rPr>
+                <w:rFonts w:ascii="BRH Malayalam Extra" w:hAnsi="BRH Malayalam Extra" w:cs="BRH Malayalam Extra"/>
+                <w:color w:val="000000"/>
+                <w:sz w:val="40"/>
+                <w:szCs w:val="40"/>
+              </w:rPr>
+              <w:t>pZx˜ |</w:t>
             </w:r>
           </w:p>
         </w:tc>
@@ -3497,7 +4110,6 @@
               </w:rPr>
               <w:t>–</w:t>
             </w:r>
-            <w:proofErr w:type="spellStart"/>
             <w:r>
               <w:rPr>
                 <w:rFonts w:ascii="BRH Malayalam Extra" w:hAnsi="BRH Malayalam Extra" w:cs="BRH Malayalam Extra"/>
@@ -3507,7 +4119,6 @@
               </w:rPr>
               <w:t>sy</w:t>
             </w:r>
-            <w:proofErr w:type="spellEnd"/>
             <w:r>
               <w:rPr>
                 <w:rFonts w:ascii="BRH Malayalam Extra" w:hAnsi="BRH Malayalam Extra" w:cs="BRH Malayalam Extra"/>
@@ -3537,25 +4148,14 @@
               </w:rPr>
               <w:t>–</w:t>
             </w:r>
-            <w:proofErr w:type="spellStart"/>
-            <w:r>
-              <w:rPr>
-                <w:rFonts w:ascii="BRH Malayalam Extra" w:hAnsi="BRH Malayalam Extra" w:cs="BRH Malayalam Extra"/>
-                <w:color w:val="000000"/>
-                <w:sz w:val="40"/>
-                <w:szCs w:val="40"/>
-              </w:rPr>
-              <w:t>öÉix˜J</w:t>
-            </w:r>
-            <w:proofErr w:type="spellEnd"/>
-            <w:r>
-              <w:rPr>
-                <w:rFonts w:ascii="BRH Malayalam Extra" w:hAnsi="BRH Malayalam Extra" w:cs="BRH Malayalam Extra"/>
-                <w:color w:val="000000"/>
-                <w:sz w:val="40"/>
-                <w:szCs w:val="40"/>
-              </w:rPr>
-              <w:t xml:space="preserve"> | </w:t>
+            <w:r>
+              <w:rPr>
+                <w:rFonts w:ascii="BRH Malayalam Extra" w:hAnsi="BRH Malayalam Extra" w:cs="BRH Malayalam Extra"/>
+                <w:color w:val="000000"/>
+                <w:sz w:val="40"/>
+                <w:szCs w:val="40"/>
+              </w:rPr>
+              <w:t xml:space="preserve">öÉix˜J | </w:t>
             </w:r>
           </w:p>
           <w:p>
@@ -3587,7 +4187,6 @@
               </w:rPr>
               <w:t>–</w:t>
             </w:r>
-            <w:proofErr w:type="spellStart"/>
             <w:r>
               <w:rPr>
                 <w:rFonts w:ascii="BRH Malayalam Extra" w:hAnsi="BRH Malayalam Extra" w:cs="BRH Malayalam Extra"/>
@@ -3605,17 +4204,7 @@
                 <w:sz w:val="40"/>
                 <w:szCs w:val="40"/>
               </w:rPr>
-              <w:t>ix</w:t>
-            </w:r>
-            <w:proofErr w:type="spellEnd"/>
-            <w:r>
-              <w:rPr>
-                <w:rFonts w:ascii="BRH Malayalam Extra" w:hAnsi="BRH Malayalam Extra" w:cs="BRH Malayalam Extra"/>
-                <w:color w:val="000000"/>
-                <w:sz w:val="40"/>
-                <w:szCs w:val="40"/>
-              </w:rPr>
-              <w:t>— ¥b</w:t>
+              <w:t>ix— ¥b</w:t>
             </w:r>
             <w:r>
               <w:rPr>
@@ -3627,25 +4216,14 @@
               </w:rPr>
               <w:t>–</w:t>
             </w:r>
-            <w:proofErr w:type="spellStart"/>
-            <w:r>
-              <w:rPr>
-                <w:rFonts w:ascii="BRH Malayalam Extra" w:hAnsi="BRH Malayalam Extra" w:cs="BRH Malayalam Extra"/>
-                <w:color w:val="000000"/>
-                <w:sz w:val="40"/>
-                <w:szCs w:val="40"/>
-              </w:rPr>
-              <w:t>pZx</w:t>
-            </w:r>
-            <w:proofErr w:type="spellEnd"/>
-            <w:r>
-              <w:rPr>
-                <w:rFonts w:ascii="BRH Malayalam Extra" w:hAnsi="BRH Malayalam Extra" w:cs="BRH Malayalam Extra"/>
-                <w:color w:val="000000"/>
-                <w:sz w:val="40"/>
-                <w:szCs w:val="40"/>
-              </w:rPr>
-              <w:t>˜ |</w:t>
+            <w:r>
+              <w:rPr>
+                <w:rFonts w:ascii="BRH Malayalam Extra" w:hAnsi="BRH Malayalam Extra" w:cs="BRH Malayalam Extra"/>
+                <w:color w:val="000000"/>
+                <w:sz w:val="40"/>
+                <w:szCs w:val="40"/>
+              </w:rPr>
+              <w:t>pZx˜ |</w:t>
             </w:r>
           </w:p>
         </w:tc>
@@ -3707,20 +4285,8 @@
                 <w:sz w:val="28"/>
                 <w:szCs w:val="32"/>
               </w:rPr>
-              <w:t xml:space="preserve">– </w:t>
-            </w:r>
-            <w:proofErr w:type="spellStart"/>
-            <w:r>
-              <w:rPr>
-                <w:rFonts w:cs="Arial"/>
-                <w:b/>
-                <w:color w:val="000000"/>
-                <w:sz w:val="28"/>
-                <w:szCs w:val="32"/>
-              </w:rPr>
-              <w:t>Kramam</w:t>
-            </w:r>
-            <w:proofErr w:type="spellEnd"/>
+              <w:t>– Kramam</w:t>
+            </w:r>
           </w:p>
           <w:p>
             <w:pPr>
@@ -3741,49 +4307,15 @@
                 <w:szCs w:val="32"/>
               </w:rPr>
             </w:pPr>
-            <w:proofErr w:type="spellStart"/>
-            <w:r>
-              <w:rPr>
-                <w:rFonts w:cs="Arial"/>
-                <w:b/>
-                <w:color w:val="000000"/>
-                <w:sz w:val="28"/>
-                <w:szCs w:val="32"/>
-              </w:rPr>
-              <w:t>Krama</w:t>
-            </w:r>
-            <w:proofErr w:type="spellEnd"/>
-            <w:r>
-              <w:rPr>
-                <w:rFonts w:cs="Arial"/>
-                <w:b/>
-                <w:color w:val="000000"/>
-                <w:sz w:val="28"/>
-                <w:szCs w:val="32"/>
-              </w:rPr>
-              <w:t xml:space="preserve"> </w:t>
-            </w:r>
-            <w:proofErr w:type="spellStart"/>
-            <w:r>
-              <w:rPr>
-                <w:rFonts w:cs="Arial"/>
-                <w:b/>
-                <w:color w:val="000000"/>
-                <w:sz w:val="28"/>
-                <w:szCs w:val="32"/>
-              </w:rPr>
-              <w:t>Vaakyam</w:t>
-            </w:r>
-            <w:proofErr w:type="spellEnd"/>
-            <w:r>
-              <w:rPr>
-                <w:rFonts w:cs="Arial"/>
-                <w:b/>
-                <w:color w:val="000000"/>
-                <w:sz w:val="28"/>
-                <w:szCs w:val="32"/>
-              </w:rPr>
-              <w:t xml:space="preserve"> No. - </w:t>
+            <w:r>
+              <w:rPr>
+                <w:rFonts w:cs="Arial"/>
+                <w:b/>
+                <w:color w:val="000000"/>
+                <w:sz w:val="28"/>
+                <w:szCs w:val="32"/>
+              </w:rPr>
+              <w:t xml:space="preserve">Krama Vaakyam No. - </w:t>
             </w:r>
             <w:r>
               <w:rPr>
@@ -3815,27 +4347,15 @@
                 <w:szCs w:val="32"/>
               </w:rPr>
             </w:pPr>
-            <w:proofErr w:type="spellStart"/>
-            <w:r>
-              <w:rPr>
-                <w:rFonts w:cs="Arial"/>
-                <w:b/>
-                <w:color w:val="000000"/>
-                <w:sz w:val="28"/>
-                <w:szCs w:val="32"/>
-              </w:rPr>
-              <w:t>Panchaati</w:t>
-            </w:r>
-            <w:proofErr w:type="spellEnd"/>
-            <w:r>
-              <w:rPr>
-                <w:rFonts w:cs="Arial"/>
-                <w:b/>
-                <w:color w:val="000000"/>
-                <w:sz w:val="28"/>
-                <w:szCs w:val="32"/>
-              </w:rPr>
-              <w:t xml:space="preserve"> No</w:t>
+            <w:r>
+              <w:rPr>
+                <w:rFonts w:cs="Arial"/>
+                <w:b/>
+                <w:color w:val="000000"/>
+                <w:sz w:val="28"/>
+                <w:szCs w:val="32"/>
+              </w:rPr>
+              <w:t>Panchaati No</w:t>
             </w:r>
             <w:r>
               <w:rPr>
@@ -3907,17 +4427,7 @@
                 <w:sz w:val="40"/>
                 <w:szCs w:val="40"/>
               </w:rPr>
-              <w:t>¤¤</w:t>
-            </w:r>
-            <w:proofErr w:type="spellStart"/>
-            <w:r>
-              <w:rPr>
-                <w:rFonts w:ascii="BRH Malayalam Extra" w:hAnsi="BRH Malayalam Extra" w:cs="BRH Malayalam Extra"/>
-                <w:color w:val="000000"/>
-                <w:sz w:val="40"/>
-                <w:szCs w:val="40"/>
-              </w:rPr>
-              <w:t>pd˜</w:t>
+              <w:t>¤¤pd˜</w:t>
             </w:r>
             <w:r>
               <w:rPr>
@@ -3928,7 +4438,6 @@
               </w:rPr>
               <w:t>I</w:t>
             </w:r>
-            <w:proofErr w:type="spellEnd"/>
             <w:r>
               <w:rPr>
                 <w:rFonts w:ascii="BRH Malayalam Extra" w:hAnsi="BRH Malayalam Extra" w:cs="BRH Malayalam Extra"/>
@@ -3984,27 +4493,7 @@
                 <w:sz w:val="40"/>
                 <w:szCs w:val="40"/>
               </w:rPr>
-              <w:t xml:space="preserve"> </w:t>
-            </w:r>
-            <w:proofErr w:type="spellStart"/>
-            <w:r>
-              <w:rPr>
-                <w:rFonts w:ascii="BRH Malayalam Extra" w:hAnsi="BRH Malayalam Extra" w:cs="BRH Malayalam Extra"/>
-                <w:color w:val="000000"/>
-                <w:sz w:val="40"/>
-                <w:szCs w:val="40"/>
-              </w:rPr>
-              <w:t>sûx</w:t>
-            </w:r>
-            <w:proofErr w:type="spellEnd"/>
-            <w:r>
-              <w:rPr>
-                <w:rFonts w:ascii="BRH Malayalam Extra" w:hAnsi="BRH Malayalam Extra" w:cs="BRH Malayalam Extra"/>
-                <w:color w:val="000000"/>
-                <w:sz w:val="40"/>
-                <w:szCs w:val="40"/>
-              </w:rPr>
-              <w:t>¤¤j˜ |</w:t>
+              <w:t xml:space="preserve"> sûx¤¤j˜ |</w:t>
             </w:r>
           </w:p>
         </w:tc>
@@ -4048,17 +4537,7 @@
                 <w:sz w:val="40"/>
                 <w:szCs w:val="40"/>
               </w:rPr>
-              <w:t>¤¤</w:t>
-            </w:r>
-            <w:proofErr w:type="spellStart"/>
-            <w:r>
-              <w:rPr>
-                <w:rFonts w:ascii="BRH Malayalam Extra" w:hAnsi="BRH Malayalam Extra" w:cs="BRH Malayalam Extra"/>
-                <w:color w:val="000000"/>
-                <w:sz w:val="40"/>
-                <w:szCs w:val="40"/>
-              </w:rPr>
-              <w:t>pd˜</w:t>
+              <w:t>¤¤pd˜</w:t>
             </w:r>
             <w:r>
               <w:rPr>
@@ -4069,7 +4548,6 @@
               </w:rPr>
               <w:t>I</w:t>
             </w:r>
-            <w:proofErr w:type="spellEnd"/>
             <w:r>
               <w:rPr>
                 <w:rFonts w:ascii="BRH Malayalam Extra" w:hAnsi="BRH Malayalam Extra" w:cs="BRH Malayalam Extra"/>
@@ -4135,27 +4613,7 @@
                 <w:sz w:val="40"/>
                 <w:szCs w:val="40"/>
               </w:rPr>
-              <w:t xml:space="preserve"> </w:t>
-            </w:r>
-            <w:proofErr w:type="spellStart"/>
-            <w:r>
-              <w:rPr>
-                <w:rFonts w:ascii="BRH Malayalam Extra" w:hAnsi="BRH Malayalam Extra" w:cs="BRH Malayalam Extra"/>
-                <w:color w:val="000000"/>
-                <w:sz w:val="40"/>
-                <w:szCs w:val="40"/>
-              </w:rPr>
-              <w:t>sûx</w:t>
-            </w:r>
-            <w:proofErr w:type="spellEnd"/>
-            <w:r>
-              <w:rPr>
-                <w:rFonts w:ascii="BRH Malayalam Extra" w:hAnsi="BRH Malayalam Extra" w:cs="BRH Malayalam Extra"/>
-                <w:color w:val="000000"/>
-                <w:sz w:val="40"/>
-                <w:szCs w:val="40"/>
-              </w:rPr>
-              <w:t>¤¤j˜ |</w:t>
+              <w:t xml:space="preserve"> sûx¤¤j˜ |</w:t>
             </w:r>
           </w:p>
         </w:tc>
@@ -4217,20 +4675,8 @@
                 <w:sz w:val="28"/>
                 <w:szCs w:val="32"/>
               </w:rPr>
-              <w:t xml:space="preserve">– </w:t>
-            </w:r>
-            <w:proofErr w:type="spellStart"/>
-            <w:r>
-              <w:rPr>
-                <w:rFonts w:cs="Arial"/>
-                <w:b/>
-                <w:color w:val="000000"/>
-                <w:sz w:val="28"/>
-                <w:szCs w:val="32"/>
-              </w:rPr>
-              <w:t>Kramam</w:t>
-            </w:r>
-            <w:proofErr w:type="spellEnd"/>
+              <w:t>– Kramam</w:t>
+            </w:r>
           </w:p>
           <w:p>
             <w:pPr>
@@ -4251,49 +4697,15 @@
                 <w:szCs w:val="32"/>
               </w:rPr>
             </w:pPr>
-            <w:proofErr w:type="spellStart"/>
-            <w:r>
-              <w:rPr>
-                <w:rFonts w:cs="Arial"/>
-                <w:b/>
-                <w:color w:val="000000"/>
-                <w:sz w:val="28"/>
-                <w:szCs w:val="32"/>
-              </w:rPr>
-              <w:t>Krama</w:t>
-            </w:r>
-            <w:proofErr w:type="spellEnd"/>
-            <w:r>
-              <w:rPr>
-                <w:rFonts w:cs="Arial"/>
-                <w:b/>
-                <w:color w:val="000000"/>
-                <w:sz w:val="28"/>
-                <w:szCs w:val="32"/>
-              </w:rPr>
-              <w:t xml:space="preserve"> </w:t>
-            </w:r>
-            <w:proofErr w:type="spellStart"/>
-            <w:r>
-              <w:rPr>
-                <w:rFonts w:cs="Arial"/>
-                <w:b/>
-                <w:color w:val="000000"/>
-                <w:sz w:val="28"/>
-                <w:szCs w:val="32"/>
-              </w:rPr>
-              <w:t>Vaakyam</w:t>
-            </w:r>
-            <w:proofErr w:type="spellEnd"/>
-            <w:r>
-              <w:rPr>
-                <w:rFonts w:cs="Arial"/>
-                <w:b/>
-                <w:color w:val="000000"/>
-                <w:sz w:val="28"/>
-                <w:szCs w:val="32"/>
-              </w:rPr>
-              <w:t xml:space="preserve"> No. - </w:t>
+            <w:r>
+              <w:rPr>
+                <w:rFonts w:cs="Arial"/>
+                <w:b/>
+                <w:color w:val="000000"/>
+                <w:sz w:val="28"/>
+                <w:szCs w:val="32"/>
+              </w:rPr>
+              <w:t xml:space="preserve">Krama Vaakyam No. - </w:t>
             </w:r>
             <w:r>
               <w:rPr>
@@ -4325,27 +4737,15 @@
                 <w:szCs w:val="32"/>
               </w:rPr>
             </w:pPr>
-            <w:proofErr w:type="spellStart"/>
-            <w:r>
-              <w:rPr>
-                <w:rFonts w:cs="Arial"/>
-                <w:b/>
-                <w:color w:val="000000"/>
-                <w:sz w:val="28"/>
-                <w:szCs w:val="32"/>
-              </w:rPr>
-              <w:t>Panchaati</w:t>
-            </w:r>
-            <w:proofErr w:type="spellEnd"/>
-            <w:r>
-              <w:rPr>
-                <w:rFonts w:cs="Arial"/>
-                <w:b/>
-                <w:color w:val="000000"/>
-                <w:sz w:val="28"/>
-                <w:szCs w:val="32"/>
-              </w:rPr>
-              <w:t xml:space="preserve"> No</w:t>
+            <w:r>
+              <w:rPr>
+                <w:rFonts w:cs="Arial"/>
+                <w:b/>
+                <w:color w:val="000000"/>
+                <w:sz w:val="28"/>
+                <w:szCs w:val="32"/>
+              </w:rPr>
+              <w:t>Panchaati No</w:t>
             </w:r>
             <w:r>
               <w:rPr>
@@ -4410,7 +4810,6 @@
               </w:rPr>
               <w:t>–</w:t>
             </w:r>
-            <w:proofErr w:type="spellStart"/>
             <w:r>
               <w:rPr>
                 <w:rFonts w:ascii="BRH Malayalam Extra" w:hAnsi="BRH Malayalam Extra" w:cs="BRH Malayalam Extra"/>
@@ -4420,7 +4819,6 @@
               </w:rPr>
               <w:t>hy</w:t>
             </w:r>
-            <w:proofErr w:type="spellEnd"/>
             <w:r>
               <w:rPr>
                 <w:rFonts w:ascii="BRH Malayalam Extra" w:hAnsi="BRH Malayalam Extra" w:cs="BRH Malayalam Extra"/>
@@ -4450,25 +4848,14 @@
               </w:rPr>
               <w:t>–</w:t>
             </w:r>
-            <w:proofErr w:type="spellStart"/>
-            <w:r>
-              <w:rPr>
-                <w:rFonts w:ascii="BRH Malayalam Extra" w:hAnsi="BRH Malayalam Extra" w:cs="BRH Malayalam Extra"/>
-                <w:color w:val="000000"/>
-                <w:sz w:val="40"/>
-                <w:szCs w:val="40"/>
-              </w:rPr>
-              <w:t>jix</w:t>
-            </w:r>
-            <w:proofErr w:type="spellEnd"/>
-            <w:r>
-              <w:rPr>
-                <w:rFonts w:ascii="BRH Malayalam Extra" w:hAnsi="BRH Malayalam Extra" w:cs="BRH Malayalam Extra"/>
-                <w:color w:val="000000"/>
-                <w:sz w:val="40"/>
-                <w:szCs w:val="40"/>
-              </w:rPr>
-              <w:t>—Y</w:t>
+            <w:r>
+              <w:rPr>
+                <w:rFonts w:ascii="BRH Malayalam Extra" w:hAnsi="BRH Malayalam Extra" w:cs="BRH Malayalam Extra"/>
+                <w:color w:val="000000"/>
+                <w:sz w:val="40"/>
+                <w:szCs w:val="40"/>
+              </w:rPr>
+              <w:t>jix—Y</w:t>
             </w:r>
             <w:r>
               <w:rPr>
@@ -4487,47 +4874,7 @@
                 <w:sz w:val="40"/>
                 <w:szCs w:val="40"/>
               </w:rPr>
-              <w:t>¥</w:t>
-            </w:r>
-            <w:proofErr w:type="spellStart"/>
-            <w:r>
-              <w:rPr>
-                <w:rFonts w:ascii="BRH Malayalam Extra" w:hAnsi="BRH Malayalam Extra" w:cs="BRH Malayalam Extra"/>
-                <w:color w:val="000000"/>
-                <w:sz w:val="40"/>
-                <w:szCs w:val="40"/>
-              </w:rPr>
-              <w:t>sõZõ</w:t>
-            </w:r>
-            <w:proofErr w:type="spellEnd"/>
-            <w:r>
-              <w:rPr>
-                <w:rFonts w:ascii="BRH Malayalam Extra" w:hAnsi="BRH Malayalam Extra" w:cs="BRH Malayalam Extra"/>
-                <w:color w:val="000000"/>
-                <w:sz w:val="40"/>
-                <w:szCs w:val="40"/>
-              </w:rPr>
-              <w:t>—</w:t>
-            </w:r>
-            <w:proofErr w:type="spellStart"/>
-            <w:r>
-              <w:rPr>
-                <w:rFonts w:ascii="BRH Malayalam Extra" w:hAnsi="BRH Malayalam Extra" w:cs="BRH Malayalam Extra"/>
-                <w:color w:val="000000"/>
-                <w:sz w:val="40"/>
-                <w:szCs w:val="40"/>
-              </w:rPr>
-              <w:t>hy</w:t>
-            </w:r>
-            <w:proofErr w:type="spellEnd"/>
-            <w:r>
-              <w:rPr>
-                <w:rFonts w:ascii="BRH Malayalam Extra" w:hAnsi="BRH Malayalam Extra" w:cs="BRH Malayalam Extra"/>
-                <w:color w:val="000000"/>
-                <w:sz w:val="40"/>
-                <w:szCs w:val="40"/>
-              </w:rPr>
-              <w:t xml:space="preserve"> - s¢</w:t>
+              <w:t>¥sõZõ—hy - s¢</w:t>
             </w:r>
             <w:r>
               <w:rPr>
@@ -4539,27 +4886,15 @@
               </w:rPr>
               <w:t>–</w:t>
             </w:r>
-            <w:proofErr w:type="spellStart"/>
-            <w:r>
-              <w:rPr>
-                <w:rFonts w:ascii="BRH Malayalam Extra" w:hAnsi="BRH Malayalam Extra" w:cs="BRH Malayalam Extra"/>
-                <w:color w:val="000000"/>
-                <w:sz w:val="40"/>
-                <w:szCs w:val="40"/>
-              </w:rPr>
-              <w:t>jix</w:t>
-            </w:r>
-            <w:proofErr w:type="spellEnd"/>
-            <w:r>
-              <w:rPr>
-                <w:rFonts w:ascii="BRH Malayalam Extra" w:hAnsi="BRH Malayalam Extra" w:cs="BRH Malayalam Extra"/>
-                <w:color w:val="000000"/>
-                <w:sz w:val="40"/>
-                <w:szCs w:val="40"/>
-              </w:rPr>
-              <w:t>—</w:t>
-            </w:r>
-            <w:proofErr w:type="spellStart"/>
+            <w:r>
+              <w:rPr>
+                <w:rFonts w:ascii="BRH Malayalam Extra" w:hAnsi="BRH Malayalam Extra" w:cs="BRH Malayalam Extra"/>
+                <w:color w:val="000000"/>
+                <w:sz w:val="40"/>
+                <w:szCs w:val="40"/>
+              </w:rPr>
+              <w:t>jix—</w:t>
+            </w:r>
             <w:r>
               <w:rPr>
                 <w:rFonts w:ascii="BRH Malayalam Extra" w:hAnsi="BRH Malayalam Extra" w:cs="BRH Malayalam Extra"/>
@@ -4577,17 +4912,7 @@
                 <w:sz w:val="40"/>
                 <w:szCs w:val="40"/>
               </w:rPr>
-              <w:t>sõ</w:t>
-            </w:r>
-            <w:proofErr w:type="spellEnd"/>
-            <w:r>
-              <w:rPr>
-                <w:rFonts w:ascii="BRH Malayalam Extra" w:hAnsi="BRH Malayalam Extra" w:cs="BRH Malayalam Extra"/>
-                <w:color w:val="000000"/>
-                <w:sz w:val="40"/>
-                <w:szCs w:val="40"/>
-              </w:rPr>
-              <w:t xml:space="preserve"> |</w:t>
+              <w:t>sõ |</w:t>
             </w:r>
           </w:p>
         </w:tc>
@@ -4624,7 +4949,6 @@
               </w:rPr>
               <w:t>–</w:t>
             </w:r>
-            <w:proofErr w:type="spellStart"/>
             <w:r>
               <w:rPr>
                 <w:rFonts w:ascii="BRH Malayalam Extra" w:hAnsi="BRH Malayalam Extra" w:cs="BRH Malayalam Extra"/>
@@ -4634,7 +4958,6 @@
               </w:rPr>
               <w:t>hy</w:t>
             </w:r>
-            <w:proofErr w:type="spellEnd"/>
             <w:r>
               <w:rPr>
                 <w:rFonts w:ascii="BRH Malayalam Extra" w:hAnsi="BRH Malayalam Extra" w:cs="BRH Malayalam Extra"/>
@@ -4664,25 +4987,14 @@
               </w:rPr>
               <w:t>–</w:t>
             </w:r>
-            <w:proofErr w:type="spellStart"/>
-            <w:r>
-              <w:rPr>
-                <w:rFonts w:ascii="BRH Malayalam Extra" w:hAnsi="BRH Malayalam Extra" w:cs="BRH Malayalam Extra"/>
-                <w:color w:val="000000"/>
-                <w:sz w:val="40"/>
-                <w:szCs w:val="40"/>
-              </w:rPr>
-              <w:t>jix</w:t>
-            </w:r>
-            <w:proofErr w:type="spellEnd"/>
-            <w:r>
-              <w:rPr>
-                <w:rFonts w:ascii="BRH Malayalam Extra" w:hAnsi="BRH Malayalam Extra" w:cs="BRH Malayalam Extra"/>
-                <w:color w:val="000000"/>
-                <w:sz w:val="40"/>
-                <w:szCs w:val="40"/>
-              </w:rPr>
-              <w:t>—Y</w:t>
+            <w:r>
+              <w:rPr>
+                <w:rFonts w:ascii="BRH Malayalam Extra" w:hAnsi="BRH Malayalam Extra" w:cs="BRH Malayalam Extra"/>
+                <w:color w:val="000000"/>
+                <w:sz w:val="40"/>
+                <w:szCs w:val="40"/>
+              </w:rPr>
+              <w:t>jix—Y</w:t>
             </w:r>
             <w:r>
               <w:rPr>
@@ -4701,47 +5013,7 @@
                 <w:sz w:val="40"/>
                 <w:szCs w:val="40"/>
               </w:rPr>
-              <w:t>¥</w:t>
-            </w:r>
-            <w:proofErr w:type="spellStart"/>
-            <w:r>
-              <w:rPr>
-                <w:rFonts w:ascii="BRH Malayalam Extra" w:hAnsi="BRH Malayalam Extra" w:cs="BRH Malayalam Extra"/>
-                <w:color w:val="000000"/>
-                <w:sz w:val="40"/>
-                <w:szCs w:val="40"/>
-              </w:rPr>
-              <w:t>sõZõ</w:t>
-            </w:r>
-            <w:proofErr w:type="spellEnd"/>
-            <w:r>
-              <w:rPr>
-                <w:rFonts w:ascii="BRH Malayalam Extra" w:hAnsi="BRH Malayalam Extra" w:cs="BRH Malayalam Extra"/>
-                <w:color w:val="000000"/>
-                <w:sz w:val="40"/>
-                <w:szCs w:val="40"/>
-              </w:rPr>
-              <w:t>—</w:t>
-            </w:r>
-            <w:proofErr w:type="spellStart"/>
-            <w:r>
-              <w:rPr>
-                <w:rFonts w:ascii="BRH Malayalam Extra" w:hAnsi="BRH Malayalam Extra" w:cs="BRH Malayalam Extra"/>
-                <w:color w:val="000000"/>
-                <w:sz w:val="40"/>
-                <w:szCs w:val="40"/>
-              </w:rPr>
-              <w:t>hy</w:t>
-            </w:r>
-            <w:proofErr w:type="spellEnd"/>
-            <w:r>
-              <w:rPr>
-                <w:rFonts w:ascii="BRH Malayalam Extra" w:hAnsi="BRH Malayalam Extra" w:cs="BRH Malayalam Extra"/>
-                <w:color w:val="000000"/>
-                <w:sz w:val="40"/>
-                <w:szCs w:val="40"/>
-              </w:rPr>
-              <w:t xml:space="preserve"> - </w:t>
+              <w:t xml:space="preserve">¥sõZõ—hy - </w:t>
             </w:r>
           </w:p>
           <w:p>
@@ -4773,27 +5045,15 @@
               </w:rPr>
               <w:t>–</w:t>
             </w:r>
-            <w:proofErr w:type="spellStart"/>
-            <w:r>
-              <w:rPr>
-                <w:rFonts w:ascii="BRH Malayalam Extra" w:hAnsi="BRH Malayalam Extra" w:cs="BRH Malayalam Extra"/>
-                <w:color w:val="000000"/>
-                <w:sz w:val="40"/>
-                <w:szCs w:val="40"/>
-              </w:rPr>
-              <w:t>jix</w:t>
-            </w:r>
-            <w:proofErr w:type="spellEnd"/>
-            <w:r>
-              <w:rPr>
-                <w:rFonts w:ascii="BRH Malayalam Extra" w:hAnsi="BRH Malayalam Extra" w:cs="BRH Malayalam Extra"/>
-                <w:color w:val="000000"/>
-                <w:sz w:val="40"/>
-                <w:szCs w:val="40"/>
-              </w:rPr>
-              <w:t>—</w:t>
-            </w:r>
-            <w:proofErr w:type="spellStart"/>
+            <w:r>
+              <w:rPr>
+                <w:rFonts w:ascii="BRH Malayalam Extra" w:hAnsi="BRH Malayalam Extra" w:cs="BRH Malayalam Extra"/>
+                <w:color w:val="000000"/>
+                <w:sz w:val="40"/>
+                <w:szCs w:val="40"/>
+              </w:rPr>
+              <w:t>jix—</w:t>
+            </w:r>
             <w:r>
               <w:rPr>
                 <w:rFonts w:ascii="BRH Malayalam Extra" w:hAnsi="BRH Malayalam Extra" w:cs="BRH Malayalam Extra"/>
@@ -4811,17 +5071,7 @@
                 <w:sz w:val="40"/>
                 <w:szCs w:val="40"/>
               </w:rPr>
-              <w:t>sõ</w:t>
-            </w:r>
-            <w:proofErr w:type="spellEnd"/>
-            <w:r>
-              <w:rPr>
-                <w:rFonts w:ascii="BRH Malayalam Extra" w:hAnsi="BRH Malayalam Extra" w:cs="BRH Malayalam Extra"/>
-                <w:color w:val="000000"/>
-                <w:sz w:val="40"/>
-                <w:szCs w:val="40"/>
-              </w:rPr>
-              <w:t xml:space="preserve"> |</w:t>
+              <w:t>sõ |</w:t>
             </w:r>
           </w:p>
         </w:tc>
@@ -4883,20 +5133,8 @@
                 <w:sz w:val="28"/>
                 <w:szCs w:val="32"/>
               </w:rPr>
-              <w:t xml:space="preserve">– </w:t>
-            </w:r>
-            <w:proofErr w:type="spellStart"/>
-            <w:r>
-              <w:rPr>
-                <w:rFonts w:cs="Arial"/>
-                <w:b/>
-                <w:color w:val="000000"/>
-                <w:sz w:val="28"/>
-                <w:szCs w:val="32"/>
-              </w:rPr>
-              <w:t>Kramam</w:t>
-            </w:r>
-            <w:proofErr w:type="spellEnd"/>
+              <w:t>– Kramam</w:t>
+            </w:r>
           </w:p>
           <w:p>
             <w:pPr>
@@ -4917,49 +5155,15 @@
                 <w:szCs w:val="32"/>
               </w:rPr>
             </w:pPr>
-            <w:proofErr w:type="spellStart"/>
-            <w:r>
-              <w:rPr>
-                <w:rFonts w:cs="Arial"/>
-                <w:b/>
-                <w:color w:val="000000"/>
-                <w:sz w:val="28"/>
-                <w:szCs w:val="32"/>
-              </w:rPr>
-              <w:t>Krama</w:t>
-            </w:r>
-            <w:proofErr w:type="spellEnd"/>
-            <w:r>
-              <w:rPr>
-                <w:rFonts w:cs="Arial"/>
-                <w:b/>
-                <w:color w:val="000000"/>
-                <w:sz w:val="28"/>
-                <w:szCs w:val="32"/>
-              </w:rPr>
-              <w:t xml:space="preserve"> </w:t>
-            </w:r>
-            <w:proofErr w:type="spellStart"/>
-            <w:r>
-              <w:rPr>
-                <w:rFonts w:cs="Arial"/>
-                <w:b/>
-                <w:color w:val="000000"/>
-                <w:sz w:val="28"/>
-                <w:szCs w:val="32"/>
-              </w:rPr>
-              <w:t>Vaakyam</w:t>
-            </w:r>
-            <w:proofErr w:type="spellEnd"/>
-            <w:r>
-              <w:rPr>
-                <w:rFonts w:cs="Arial"/>
-                <w:b/>
-                <w:color w:val="000000"/>
-                <w:sz w:val="28"/>
-                <w:szCs w:val="32"/>
-              </w:rPr>
-              <w:t xml:space="preserve"> No. - </w:t>
+            <w:r>
+              <w:rPr>
+                <w:rFonts w:cs="Arial"/>
+                <w:b/>
+                <w:color w:val="000000"/>
+                <w:sz w:val="28"/>
+                <w:szCs w:val="32"/>
+              </w:rPr>
+              <w:t xml:space="preserve">Krama Vaakyam No. - </w:t>
             </w:r>
             <w:r>
               <w:rPr>
@@ -4991,27 +5195,15 @@
                 <w:szCs w:val="32"/>
               </w:rPr>
             </w:pPr>
-            <w:proofErr w:type="spellStart"/>
-            <w:r>
-              <w:rPr>
-                <w:rFonts w:cs="Arial"/>
-                <w:b/>
-                <w:color w:val="000000"/>
-                <w:sz w:val="28"/>
-                <w:szCs w:val="32"/>
-              </w:rPr>
-              <w:t>Panchaati</w:t>
-            </w:r>
-            <w:proofErr w:type="spellEnd"/>
-            <w:r>
-              <w:rPr>
-                <w:rFonts w:cs="Arial"/>
-                <w:b/>
-                <w:color w:val="000000"/>
-                <w:sz w:val="28"/>
-                <w:szCs w:val="32"/>
-              </w:rPr>
-              <w:t xml:space="preserve"> No</w:t>
+            <w:r>
+              <w:rPr>
+                <w:rFonts w:cs="Arial"/>
+                <w:b/>
+                <w:color w:val="000000"/>
+                <w:sz w:val="28"/>
+                <w:szCs w:val="32"/>
+              </w:rPr>
+              <w:t>Panchaati No</w:t>
             </w:r>
             <w:r>
               <w:rPr>
@@ -5139,25 +5331,14 @@
               </w:rPr>
               <w:t>ª</w:t>
             </w:r>
-            <w:proofErr w:type="spellStart"/>
-            <w:r>
-              <w:rPr>
-                <w:rFonts w:ascii="BRH Malayalam Extra" w:hAnsi="BRH Malayalam Extra" w:cs="BRH Malayalam Extra"/>
-                <w:color w:val="000000"/>
-                <w:sz w:val="40"/>
-                <w:szCs w:val="40"/>
-              </w:rPr>
-              <w:t>YxJ</w:t>
-            </w:r>
-            <w:proofErr w:type="spellEnd"/>
-            <w:r>
-              <w:rPr>
-                <w:rFonts w:ascii="BRH Malayalam Extra" w:hAnsi="BRH Malayalam Extra" w:cs="BRH Malayalam Extra"/>
-                <w:color w:val="000000"/>
-                <w:sz w:val="40"/>
-                <w:szCs w:val="40"/>
-              </w:rPr>
-              <w:t xml:space="preserve"> |</w:t>
+            <w:r>
+              <w:rPr>
+                <w:rFonts w:ascii="BRH Malayalam Extra" w:hAnsi="BRH Malayalam Extra" w:cs="BRH Malayalam Extra"/>
+                <w:color w:val="000000"/>
+                <w:sz w:val="40"/>
+                <w:szCs w:val="40"/>
+              </w:rPr>
+              <w:t>YxJ |</w:t>
             </w:r>
           </w:p>
         </w:tc>
@@ -5251,25 +5432,14 @@
               </w:rPr>
               <w:t>ª</w:t>
             </w:r>
-            <w:proofErr w:type="spellStart"/>
-            <w:r>
-              <w:rPr>
-                <w:rFonts w:ascii="BRH Malayalam Extra" w:hAnsi="BRH Malayalam Extra" w:cs="BRH Malayalam Extra"/>
-                <w:color w:val="000000"/>
-                <w:sz w:val="40"/>
-                <w:szCs w:val="40"/>
-              </w:rPr>
-              <w:t>YxJ</w:t>
-            </w:r>
-            <w:proofErr w:type="spellEnd"/>
-            <w:r>
-              <w:rPr>
-                <w:rFonts w:ascii="BRH Malayalam Extra" w:hAnsi="BRH Malayalam Extra" w:cs="BRH Malayalam Extra"/>
-                <w:color w:val="000000"/>
-                <w:sz w:val="40"/>
-                <w:szCs w:val="40"/>
-              </w:rPr>
-              <w:t xml:space="preserve"> |</w:t>
+            <w:r>
+              <w:rPr>
+                <w:rFonts w:ascii="BRH Malayalam Extra" w:hAnsi="BRH Malayalam Extra" w:cs="BRH Malayalam Extra"/>
+                <w:color w:val="000000"/>
+                <w:sz w:val="40"/>
+                <w:szCs w:val="40"/>
+              </w:rPr>
+              <w:t>YxJ |</w:t>
             </w:r>
           </w:p>
         </w:tc>
@@ -5351,20 +5521,8 @@
                 <w:sz w:val="28"/>
                 <w:szCs w:val="32"/>
               </w:rPr>
-              <w:t xml:space="preserve">– </w:t>
-            </w:r>
-            <w:proofErr w:type="spellStart"/>
-            <w:r>
-              <w:rPr>
-                <w:rFonts w:cs="Arial"/>
-                <w:b/>
-                <w:color w:val="000000"/>
-                <w:sz w:val="28"/>
-                <w:szCs w:val="32"/>
-              </w:rPr>
-              <w:t>Kramam</w:t>
-            </w:r>
-            <w:proofErr w:type="spellEnd"/>
+              <w:t>– Kramam</w:t>
+            </w:r>
           </w:p>
           <w:p>
             <w:pPr>
@@ -5385,49 +5543,15 @@
                 <w:szCs w:val="32"/>
               </w:rPr>
             </w:pPr>
-            <w:proofErr w:type="spellStart"/>
-            <w:r>
-              <w:rPr>
-                <w:rFonts w:cs="Arial"/>
-                <w:b/>
-                <w:color w:val="000000"/>
-                <w:sz w:val="28"/>
-                <w:szCs w:val="32"/>
-              </w:rPr>
-              <w:t>Krama</w:t>
-            </w:r>
-            <w:proofErr w:type="spellEnd"/>
-            <w:r>
-              <w:rPr>
-                <w:rFonts w:cs="Arial"/>
-                <w:b/>
-                <w:color w:val="000000"/>
-                <w:sz w:val="28"/>
-                <w:szCs w:val="32"/>
-              </w:rPr>
-              <w:t xml:space="preserve"> </w:t>
-            </w:r>
-            <w:proofErr w:type="spellStart"/>
-            <w:r>
-              <w:rPr>
-                <w:rFonts w:cs="Arial"/>
-                <w:b/>
-                <w:color w:val="000000"/>
-                <w:sz w:val="28"/>
-                <w:szCs w:val="32"/>
-              </w:rPr>
-              <w:t>Vaakyam</w:t>
-            </w:r>
-            <w:proofErr w:type="spellEnd"/>
-            <w:r>
-              <w:rPr>
-                <w:rFonts w:cs="Arial"/>
-                <w:b/>
-                <w:color w:val="000000"/>
-                <w:sz w:val="28"/>
-                <w:szCs w:val="32"/>
-              </w:rPr>
-              <w:t xml:space="preserve"> No. - </w:t>
+            <w:r>
+              <w:rPr>
+                <w:rFonts w:cs="Arial"/>
+                <w:b/>
+                <w:color w:val="000000"/>
+                <w:sz w:val="28"/>
+                <w:szCs w:val="32"/>
+              </w:rPr>
+              <w:t xml:space="preserve">Krama Vaakyam No. - </w:t>
             </w:r>
             <w:r>
               <w:rPr>
@@ -5459,27 +5583,15 @@
                 <w:szCs w:val="32"/>
               </w:rPr>
             </w:pPr>
-            <w:proofErr w:type="spellStart"/>
-            <w:r>
-              <w:rPr>
-                <w:rFonts w:cs="Arial"/>
-                <w:b/>
-                <w:color w:val="000000"/>
-                <w:sz w:val="28"/>
-                <w:szCs w:val="32"/>
-              </w:rPr>
-              <w:t>Panchaati</w:t>
-            </w:r>
-            <w:proofErr w:type="spellEnd"/>
-            <w:r>
-              <w:rPr>
-                <w:rFonts w:cs="Arial"/>
-                <w:b/>
-                <w:color w:val="000000"/>
-                <w:sz w:val="28"/>
-                <w:szCs w:val="32"/>
-              </w:rPr>
-              <w:t xml:space="preserve"> No</w:t>
+            <w:r>
+              <w:rPr>
+                <w:rFonts w:cs="Arial"/>
+                <w:b/>
+                <w:color w:val="000000"/>
+                <w:sz w:val="28"/>
+                <w:szCs w:val="32"/>
+              </w:rPr>
+              <w:t>Panchaati No</w:t>
             </w:r>
             <w:r>
               <w:rPr>
@@ -5541,7 +5653,6 @@
               </w:rPr>
               <w:t>–</w:t>
             </w:r>
-            <w:proofErr w:type="spellStart"/>
             <w:r>
               <w:rPr>
                 <w:rFonts w:ascii="BRH Malayalam Extra" w:hAnsi="BRH Malayalam Extra" w:cs="BRH Malayalam Extra"/>
@@ -5558,7 +5669,6 @@
               </w:rPr>
               <w:t>óè</w:t>
             </w:r>
-            <w:proofErr w:type="spellEnd"/>
             <w:r>
               <w:rPr>
                 <w:rFonts w:ascii="BRH Malayalam Extra" w:hAnsi="BRH Malayalam Extra" w:cs="BRH Malayalam Extra"/>
@@ -5629,7 +5739,6 @@
               </w:rPr>
               <w:t>–</w:t>
             </w:r>
-            <w:proofErr w:type="spellStart"/>
             <w:r>
               <w:rPr>
                 <w:rFonts w:ascii="BRH Malayalam Extra" w:hAnsi="BRH Malayalam Extra" w:cs="BRH Malayalam Extra"/>
@@ -5638,7 +5747,6 @@
               </w:rPr>
               <w:t>py</w:t>
             </w:r>
-            <w:proofErr w:type="spellEnd"/>
             <w:r>
               <w:rPr>
                 <w:rFonts w:ascii="BRH Malayalam Extra" w:hAnsi="BRH Malayalam Extra" w:cs="BRH Malayalam Extra"/>
@@ -5688,7 +5796,6 @@
               </w:rPr>
               <w:t>–</w:t>
             </w:r>
-            <w:proofErr w:type="spellStart"/>
             <w:r>
               <w:rPr>
                 <w:rFonts w:ascii="BRH Malayalam Extra" w:hAnsi="BRH Malayalam Extra" w:cs="BRH Malayalam Extra"/>
@@ -5705,7 +5812,6 @@
               </w:rPr>
               <w:t>óè</w:t>
             </w:r>
-            <w:proofErr w:type="spellEnd"/>
             <w:r>
               <w:rPr>
                 <w:rFonts w:ascii="BRH Malayalam Extra" w:hAnsi="BRH Malayalam Extra" w:cs="BRH Malayalam Extra"/>
@@ -5729,9 +5835,53 @@
                 <w:sz w:val="40"/>
                 <w:szCs w:val="40"/>
               </w:rPr>
-              <w:t>—</w:t>
-            </w:r>
-            <w:proofErr w:type="spellStart"/>
+              <w:t>—py</w:t>
+            </w:r>
+            <w:r>
+              <w:rPr>
+                <w:rFonts w:ascii="BRH Malayalam Extra" w:hAnsi="BRH Malayalam Extra" w:cs="BRH Malayalam Extra"/>
+                <w:b/>
+                <w:sz w:val="33"/>
+                <w:szCs w:val="40"/>
+              </w:rPr>
+              <w:t>–</w:t>
+            </w:r>
+            <w:r>
+              <w:rPr>
+                <w:rFonts w:ascii="BRH Malayalam Extra" w:hAnsi="BRH Malayalam Extra" w:cs="BRH Malayalam Extra"/>
+                <w:sz w:val="40"/>
+                <w:szCs w:val="40"/>
+              </w:rPr>
+              <w:t xml:space="preserve">Z¡J | </w:t>
+            </w:r>
+          </w:p>
+          <w:p>
+            <w:pPr>
+              <w:spacing w:before="0" w:line="240" w:lineRule="auto"/>
+              <w:rPr>
+                <w:rFonts w:ascii="BRH Malayalam Extra" w:hAnsi="BRH Malayalam Extra" w:cs="BRH Malayalam Extra"/>
+                <w:color w:val="000000"/>
+                <w:sz w:val="40"/>
+                <w:szCs w:val="40"/>
+              </w:rPr>
+            </w:pPr>
+            <w:r>
+              <w:rPr>
+                <w:rFonts w:ascii="BRH Malayalam Extra" w:hAnsi="BRH Malayalam Extra" w:cs="BRH Malayalam Extra"/>
+                <w:sz w:val="40"/>
+                <w:szCs w:val="40"/>
+              </w:rPr>
+              <w:t>s</w:t>
+            </w:r>
+            <w:r>
+              <w:rPr>
+                <w:rFonts w:ascii="BRH Malayalam Extra" w:hAnsi="BRH Malayalam Extra" w:cs="BRH Malayalam Extra"/>
+                <w:b/>
+                <w:sz w:val="33"/>
+                <w:szCs w:val="40"/>
+              </w:rPr>
+              <w:t>–</w:t>
+            </w:r>
             <w:r>
               <w:rPr>
                 <w:rFonts w:ascii="BRH Malayalam Extra" w:hAnsi="BRH Malayalam Extra" w:cs="BRH Malayalam Extra"/>
@@ -5740,62 +5890,6 @@
               </w:rPr>
               <w:t>py</w:t>
             </w:r>
-            <w:proofErr w:type="spellEnd"/>
-            <w:r>
-              <w:rPr>
-                <w:rFonts w:ascii="BRH Malayalam Extra" w:hAnsi="BRH Malayalam Extra" w:cs="BRH Malayalam Extra"/>
-                <w:b/>
-                <w:sz w:val="33"/>
-                <w:szCs w:val="40"/>
-              </w:rPr>
-              <w:t>–</w:t>
-            </w:r>
-            <w:r>
-              <w:rPr>
-                <w:rFonts w:ascii="BRH Malayalam Extra" w:hAnsi="BRH Malayalam Extra" w:cs="BRH Malayalam Extra"/>
-                <w:sz w:val="40"/>
-                <w:szCs w:val="40"/>
-              </w:rPr>
-              <w:t xml:space="preserve">Z¡J | </w:t>
-            </w:r>
-          </w:p>
-          <w:p>
-            <w:pPr>
-              <w:spacing w:before="0" w:line="240" w:lineRule="auto"/>
-              <w:rPr>
-                <w:rFonts w:ascii="BRH Malayalam Extra" w:hAnsi="BRH Malayalam Extra" w:cs="BRH Malayalam Extra"/>
-                <w:color w:val="000000"/>
-                <w:sz w:val="40"/>
-                <w:szCs w:val="40"/>
-              </w:rPr>
-            </w:pPr>
-            <w:r>
-              <w:rPr>
-                <w:rFonts w:ascii="BRH Malayalam Extra" w:hAnsi="BRH Malayalam Extra" w:cs="BRH Malayalam Extra"/>
-                <w:sz w:val="40"/>
-                <w:szCs w:val="40"/>
-              </w:rPr>
-              <w:t>s</w:t>
-            </w:r>
-            <w:r>
-              <w:rPr>
-                <w:rFonts w:ascii="BRH Malayalam Extra" w:hAnsi="BRH Malayalam Extra" w:cs="BRH Malayalam Extra"/>
-                <w:b/>
-                <w:sz w:val="33"/>
-                <w:szCs w:val="40"/>
-              </w:rPr>
-              <w:t>–</w:t>
-            </w:r>
-            <w:proofErr w:type="spellStart"/>
-            <w:r>
-              <w:rPr>
-                <w:rFonts w:ascii="BRH Malayalam Extra" w:hAnsi="BRH Malayalam Extra" w:cs="BRH Malayalam Extra"/>
-                <w:sz w:val="40"/>
-                <w:szCs w:val="40"/>
-              </w:rPr>
-              <w:t>py</w:t>
-            </w:r>
-            <w:proofErr w:type="spellEnd"/>
             <w:r>
               <w:rPr>
                 <w:rFonts w:ascii="BRH Malayalam Extra" w:hAnsi="BRH Malayalam Extra" w:cs="BRH Malayalam Extra"/>
@@ -5843,29 +5937,7 @@
           <w:szCs w:val="40"/>
           <w:lang w:val="en-IN" w:eastAsia="en-IN"/>
         </w:rPr>
-        <w:t>"</w:t>
-      </w:r>
-      <w:proofErr w:type="spellStart"/>
-      <w:r>
-        <w:rPr>
-          <w:rFonts w:ascii="BRH Malayalam" w:hAnsi="BRH Malayalam" w:cs="BRH Malayalam"/>
-          <w:color w:val="000000"/>
-          <w:sz w:val="40"/>
-          <w:szCs w:val="40"/>
-          <w:lang w:val="en-IN" w:eastAsia="en-IN"/>
-        </w:rPr>
-        <w:t>qï</w:t>
-      </w:r>
-      <w:proofErr w:type="spellEnd"/>
-      <w:r>
-        <w:rPr>
-          <w:rFonts w:ascii="BRH Malayalam" w:hAnsi="BRH Malayalam" w:cs="BRH Malayalam"/>
-          <w:color w:val="000000"/>
-          <w:sz w:val="40"/>
-          <w:szCs w:val="40"/>
-          <w:lang w:val="en-IN" w:eastAsia="en-IN"/>
-        </w:rPr>
-        <w:t xml:space="preserve">" </w:t>
+        <w:t xml:space="preserve">"qï" </w:t>
       </w:r>
       <w:r>
         <w:rPr>
@@ -5904,7 +5976,6 @@
         </w:rPr>
         <w:t>"</w:t>
       </w:r>
-      <w:proofErr w:type="spellStart"/>
       <w:proofErr w:type="gramEnd"/>
       <w:r>
         <w:rPr>
@@ -5916,7 +5987,7 @@
         </w:rPr>
         <w:t>q§T</w:t>
       </w:r>
-      <w:proofErr w:type="spellEnd"/>
+      <w:proofErr w:type="gramStart"/>
       <w:r>
         <w:rPr>
           <w:rFonts w:ascii="BRH Malayalam" w:hAnsi="BRH Malayalam" w:cs="BRH Malayalam"/>
@@ -5933,7 +6004,16 @@
           <w:bCs/>
           <w:sz w:val="32"/>
         </w:rPr>
-        <w:t>wherever applicable</w:t>
+        <w:t>wherever</w:t>
+      </w:r>
+      <w:proofErr w:type="gramEnd"/>
+      <w:r>
+        <w:rPr>
+          <w:b/>
+          <w:bCs/>
+          <w:sz w:val="32"/>
+        </w:rPr>
+        <w:t xml:space="preserve"> applicable</w:t>
       </w:r>
     </w:p>
     <w:p>
@@ -5976,52 +6056,7 @@
           <w:szCs w:val="32"/>
           <w:u w:val="single"/>
         </w:rPr>
-        <w:lastRenderedPageBreak/>
-        <w:t xml:space="preserve">TS </w:t>
-      </w:r>
-      <w:proofErr w:type="spellStart"/>
-      <w:r>
-        <w:rPr>
-          <w:b/>
-          <w:bCs/>
-          <w:sz w:val="28"/>
-          <w:szCs w:val="32"/>
-          <w:u w:val="single"/>
-        </w:rPr>
-        <w:t>Krama</w:t>
-      </w:r>
-      <w:proofErr w:type="spellEnd"/>
-      <w:r>
-        <w:rPr>
-          <w:b/>
-          <w:bCs/>
-          <w:sz w:val="28"/>
-          <w:szCs w:val="32"/>
-          <w:u w:val="single"/>
-        </w:rPr>
-        <w:t xml:space="preserve"> </w:t>
-      </w:r>
-      <w:proofErr w:type="spellStart"/>
-      <w:r>
-        <w:rPr>
-          <w:b/>
-          <w:bCs/>
-          <w:sz w:val="28"/>
-          <w:szCs w:val="32"/>
-          <w:u w:val="single"/>
-        </w:rPr>
-        <w:t>Paatam</w:t>
-      </w:r>
-      <w:proofErr w:type="spellEnd"/>
-      <w:r>
-        <w:rPr>
-          <w:b/>
-          <w:bCs/>
-          <w:sz w:val="28"/>
-          <w:szCs w:val="32"/>
-          <w:u w:val="single"/>
-        </w:rPr>
-        <w:t xml:space="preserve"> – TS </w:t>
+        <w:t xml:space="preserve">TS Krama Paatam – TS </w:t>
       </w:r>
       <w:r>
         <w:rPr>
@@ -6135,6 +6170,7 @@
                 <w:sz w:val="32"/>
                 <w:szCs w:val="32"/>
               </w:rPr>
+              <w:lastRenderedPageBreak/>
               <w:t>Reference</w:t>
             </w:r>
           </w:p>
@@ -6160,6 +6196,7 @@
                 <w:sz w:val="32"/>
                 <w:szCs w:val="32"/>
               </w:rPr>
+              <w:lastRenderedPageBreak/>
               <w:t>As Printed</w:t>
             </w:r>
           </w:p>
@@ -6339,7 +6376,7 @@
 </file>
 
 <file path=word/endnotes.xml><?xml version="1.0" encoding="utf-8"?>
-<w:endnotes xmlns:wpc="http://schemas.microsoft.com/office/word/2010/wordprocessingCanvas" xmlns:cx="http://schemas.microsoft.com/office/drawing/2014/chartex" xmlns:cx1="http://schemas.microsoft.com/office/drawing/2015/9/8/chartex" xmlns:mc="http://schemas.openxmlformats.org/markup-compatibility/2006" xmlns:o="urn:schemas-microsoft-com:office:office" xmlns:r="http://schemas.openxmlformats.org/officeDocument/2006/relationships" xmlns:m="http://schemas.openxmlformats.org/officeDocument/2006/math" xmlns:v="urn:schemas-microsoft-com:vml" xmlns:wp14="http://schemas.microsoft.com/office/word/2010/wordprocessingDrawing" xmlns:wp="http://schemas.openxmlformats.org/drawingml/2006/wordprocessingDrawing" xmlns:w10="urn:schemas-microsoft-com:office:word" xmlns:w="http://schemas.openxmlformats.org/wordprocessingml/2006/main" xmlns:w14="http://schemas.microsoft.com/office/word/2010/wordml" xmlns:w15="http://schemas.microsoft.com/office/word/2012/wordml" xmlns:w16se="http://schemas.microsoft.com/office/word/2015/wordml/symex" xmlns:wpg="http://schemas.microsoft.com/office/word/2010/wordprocessingGroup" xmlns:wpi="http://schemas.microsoft.com/office/word/2010/wordprocessingInk" xmlns:wne="http://schemas.microsoft.com/office/word/2006/wordml" xmlns:wps="http://schemas.microsoft.com/office/word/2010/wordprocessingShape" mc:Ignorable="w14 w15 w16se wp14">
+<w:endnotes xmlns:wpc="http://schemas.microsoft.com/office/word/2010/wordprocessingCanvas" xmlns:cx="http://schemas.microsoft.com/office/drawing/2014/chartex" xmlns:cx1="http://schemas.microsoft.com/office/drawing/2015/9/8/chartex" xmlns:cx2="http://schemas.microsoft.com/office/drawing/2015/10/21/chartex" xmlns:cx3="http://schemas.microsoft.com/office/drawing/2016/5/9/chartex" xmlns:cx4="http://schemas.microsoft.com/office/drawing/2016/5/10/chartex" xmlns:cx5="http://schemas.microsoft.com/office/drawing/2016/5/11/chartex" xmlns:cx6="http://schemas.microsoft.com/office/drawing/2016/5/12/chartex" xmlns:cx7="http://schemas.microsoft.com/office/drawing/2016/5/13/chartex" xmlns:cx8="http://schemas.microsoft.com/office/drawing/2016/5/14/chartex" xmlns:mc="http://schemas.openxmlformats.org/markup-compatibility/2006" xmlns:aink="http://schemas.microsoft.com/office/drawing/2016/ink" xmlns:am3d="http://schemas.microsoft.com/office/drawing/2017/model3d" xmlns:o="urn:schemas-microsoft-com:office:office" xmlns:oel="http://schemas.microsoft.com/office/2019/extlst" xmlns:r="http://schemas.openxmlformats.org/officeDocument/2006/relationships" xmlns:m="http://schemas.openxmlformats.org/officeDocument/2006/math" xmlns:v="urn:schemas-microsoft-com:vml" xmlns:wp14="http://schemas.microsoft.com/office/word/2010/wordprocessingDrawing" xmlns:wp="http://schemas.openxmlformats.org/drawingml/2006/wordprocessingDrawing" xmlns:w10="urn:schemas-microsoft-com:office:word" xmlns:w="http://schemas.openxmlformats.org/wordprocessingml/2006/main" xmlns:w14="http://schemas.microsoft.com/office/word/2010/wordml" xmlns:w15="http://schemas.microsoft.com/office/word/2012/wordml" xmlns:w16cex="http://schemas.microsoft.com/office/word/2018/wordml/cex" xmlns:w16cid="http://schemas.microsoft.com/office/word/2016/wordml/cid" xmlns:w16="http://schemas.microsoft.com/office/word/2018/wordml" xmlns:w16du="http://schemas.microsoft.com/office/word/2023/wordml/word16du" xmlns:w16sdtdh="http://schemas.microsoft.com/office/word/2020/wordml/sdtdatahash" xmlns:w16sdtfl="http://schemas.microsoft.com/office/word/2024/wordml/sdtformatlock" xmlns:w16se="http://schemas.microsoft.com/office/word/2015/wordml/symex" xmlns:wpg="http://schemas.microsoft.com/office/word/2010/wordprocessingGroup" xmlns:wpi="http://schemas.microsoft.com/office/word/2010/wordprocessingInk" xmlns:wne="http://schemas.microsoft.com/office/word/2006/wordml" xmlns:wps="http://schemas.microsoft.com/office/word/2010/wordprocessingShape" mc:Ignorable="w14 w15 w16se w16cid w16 w16cex w16sdtdh w16sdtfl w16du wp14">
   <w:endnote w:type="separator" w:id="-1">
     <w:p>
       <w:pPr>
@@ -6364,7 +6401,7 @@
 </file>
 
 <file path=word/footer1.xml><?xml version="1.0" encoding="utf-8"?>
-<w:ftr xmlns:wpc="http://schemas.microsoft.com/office/word/2010/wordprocessingCanvas" xmlns:cx="http://schemas.microsoft.com/office/drawing/2014/chartex" xmlns:cx1="http://schemas.microsoft.com/office/drawing/2015/9/8/chartex" xmlns:mc="http://schemas.openxmlformats.org/markup-compatibility/2006" xmlns:o="urn:schemas-microsoft-com:office:office" xmlns:r="http://schemas.openxmlformats.org/officeDocument/2006/relationships" xmlns:m="http://schemas.openxmlformats.org/officeDocument/2006/math" xmlns:v="urn:schemas-microsoft-com:vml" xmlns:wp14="http://schemas.microsoft.com/office/word/2010/wordprocessingDrawing" xmlns:wp="http://schemas.openxmlformats.org/drawingml/2006/wordprocessingDrawing" xmlns:w10="urn:schemas-microsoft-com:office:word" xmlns:w="http://schemas.openxmlformats.org/wordprocessingml/2006/main" xmlns:w14="http://schemas.microsoft.com/office/word/2010/wordml" xmlns:w15="http://schemas.microsoft.com/office/word/2012/wordml" xmlns:w16se="http://schemas.microsoft.com/office/word/2015/wordml/symex" xmlns:wpg="http://schemas.microsoft.com/office/word/2010/wordprocessingGroup" xmlns:wpi="http://schemas.microsoft.com/office/word/2010/wordprocessingInk" xmlns:wne="http://schemas.microsoft.com/office/word/2006/wordml" xmlns:wps="http://schemas.microsoft.com/office/word/2010/wordprocessingShape" mc:Ignorable="w14 w15 w16se wp14">
+<w:ftr xmlns:wpc="http://schemas.microsoft.com/office/word/2010/wordprocessingCanvas" xmlns:cx="http://schemas.microsoft.com/office/drawing/2014/chartex" xmlns:cx1="http://schemas.microsoft.com/office/drawing/2015/9/8/chartex" xmlns:cx2="http://schemas.microsoft.com/office/drawing/2015/10/21/chartex" xmlns:cx3="http://schemas.microsoft.com/office/drawing/2016/5/9/chartex" xmlns:cx4="http://schemas.microsoft.com/office/drawing/2016/5/10/chartex" xmlns:cx5="http://schemas.microsoft.com/office/drawing/2016/5/11/chartex" xmlns:cx6="http://schemas.microsoft.com/office/drawing/2016/5/12/chartex" xmlns:cx7="http://schemas.microsoft.com/office/drawing/2016/5/13/chartex" xmlns:cx8="http://schemas.microsoft.com/office/drawing/2016/5/14/chartex" xmlns:mc="http://schemas.openxmlformats.org/markup-compatibility/2006" xmlns:aink="http://schemas.microsoft.com/office/drawing/2016/ink" xmlns:am3d="http://schemas.microsoft.com/office/drawing/2017/model3d" xmlns:o="urn:schemas-microsoft-com:office:office" xmlns:oel="http://schemas.microsoft.com/office/2019/extlst" xmlns:r="http://schemas.openxmlformats.org/officeDocument/2006/relationships" xmlns:m="http://schemas.openxmlformats.org/officeDocument/2006/math" xmlns:v="urn:schemas-microsoft-com:vml" xmlns:wp14="http://schemas.microsoft.com/office/word/2010/wordprocessingDrawing" xmlns:wp="http://schemas.openxmlformats.org/drawingml/2006/wordprocessingDrawing" xmlns:w10="urn:schemas-microsoft-com:office:word" xmlns:w="http://schemas.openxmlformats.org/wordprocessingml/2006/main" xmlns:w14="http://schemas.microsoft.com/office/word/2010/wordml" xmlns:w15="http://schemas.microsoft.com/office/word/2012/wordml" xmlns:w16cex="http://schemas.microsoft.com/office/word/2018/wordml/cex" xmlns:w16cid="http://schemas.microsoft.com/office/word/2016/wordml/cid" xmlns:w16="http://schemas.microsoft.com/office/word/2018/wordml" xmlns:w16du="http://schemas.microsoft.com/office/word/2023/wordml/word16du" xmlns:w16sdtdh="http://schemas.microsoft.com/office/word/2020/wordml/sdtdatahash" xmlns:w16sdtfl="http://schemas.microsoft.com/office/word/2024/wordml/sdtformatlock" xmlns:w16se="http://schemas.microsoft.com/office/word/2015/wordml/symex" xmlns:wpg="http://schemas.microsoft.com/office/word/2010/wordprocessingGroup" xmlns:wpi="http://schemas.microsoft.com/office/word/2010/wordprocessingInk" xmlns:wne="http://schemas.microsoft.com/office/word/2006/wordml" xmlns:wps="http://schemas.microsoft.com/office/word/2010/wordprocessingShape" mc:Ignorable="w14 w15 w16se w16cid w16 w16cex w16sdtdh w16sdtfl w16du wp14">
   <w:p>
     <w:pPr>
       <w:pBdr>
@@ -6546,7 +6583,7 @@
 </file>
 
 <file path=word/footer2.xml><?xml version="1.0" encoding="utf-8"?>
-<w:ftr xmlns:wpc="http://schemas.microsoft.com/office/word/2010/wordprocessingCanvas" xmlns:cx="http://schemas.microsoft.com/office/drawing/2014/chartex" xmlns:cx1="http://schemas.microsoft.com/office/drawing/2015/9/8/chartex" xmlns:mc="http://schemas.openxmlformats.org/markup-compatibility/2006" xmlns:o="urn:schemas-microsoft-com:office:office" xmlns:r="http://schemas.openxmlformats.org/officeDocument/2006/relationships" xmlns:m="http://schemas.openxmlformats.org/officeDocument/2006/math" xmlns:v="urn:schemas-microsoft-com:vml" xmlns:wp14="http://schemas.microsoft.com/office/word/2010/wordprocessingDrawing" xmlns:wp="http://schemas.openxmlformats.org/drawingml/2006/wordprocessingDrawing" xmlns:w10="urn:schemas-microsoft-com:office:word" xmlns:w="http://schemas.openxmlformats.org/wordprocessingml/2006/main" xmlns:w14="http://schemas.microsoft.com/office/word/2010/wordml" xmlns:w15="http://schemas.microsoft.com/office/word/2012/wordml" xmlns:w16se="http://schemas.microsoft.com/office/word/2015/wordml/symex" xmlns:wpg="http://schemas.microsoft.com/office/word/2010/wordprocessingGroup" xmlns:wpi="http://schemas.microsoft.com/office/word/2010/wordprocessingInk" xmlns:wne="http://schemas.microsoft.com/office/word/2006/wordml" xmlns:wps="http://schemas.microsoft.com/office/word/2010/wordprocessingShape" mc:Ignorable="w14 w15 w16se wp14">
+<w:ftr xmlns:wpc="http://schemas.microsoft.com/office/word/2010/wordprocessingCanvas" xmlns:cx="http://schemas.microsoft.com/office/drawing/2014/chartex" xmlns:cx1="http://schemas.microsoft.com/office/drawing/2015/9/8/chartex" xmlns:cx2="http://schemas.microsoft.com/office/drawing/2015/10/21/chartex" xmlns:cx3="http://schemas.microsoft.com/office/drawing/2016/5/9/chartex" xmlns:cx4="http://schemas.microsoft.com/office/drawing/2016/5/10/chartex" xmlns:cx5="http://schemas.microsoft.com/office/drawing/2016/5/11/chartex" xmlns:cx6="http://schemas.microsoft.com/office/drawing/2016/5/12/chartex" xmlns:cx7="http://schemas.microsoft.com/office/drawing/2016/5/13/chartex" xmlns:cx8="http://schemas.microsoft.com/office/drawing/2016/5/14/chartex" xmlns:mc="http://schemas.openxmlformats.org/markup-compatibility/2006" xmlns:aink="http://schemas.microsoft.com/office/drawing/2016/ink" xmlns:am3d="http://schemas.microsoft.com/office/drawing/2017/model3d" xmlns:o="urn:schemas-microsoft-com:office:office" xmlns:oel="http://schemas.microsoft.com/office/2019/extlst" xmlns:r="http://schemas.openxmlformats.org/officeDocument/2006/relationships" xmlns:m="http://schemas.openxmlformats.org/officeDocument/2006/math" xmlns:v="urn:schemas-microsoft-com:vml" xmlns:wp14="http://schemas.microsoft.com/office/word/2010/wordprocessingDrawing" xmlns:wp="http://schemas.openxmlformats.org/drawingml/2006/wordprocessingDrawing" xmlns:w10="urn:schemas-microsoft-com:office:word" xmlns:w="http://schemas.openxmlformats.org/wordprocessingml/2006/main" xmlns:w14="http://schemas.microsoft.com/office/word/2010/wordml" xmlns:w15="http://schemas.microsoft.com/office/word/2012/wordml" xmlns:w16cex="http://schemas.microsoft.com/office/word/2018/wordml/cex" xmlns:w16cid="http://schemas.microsoft.com/office/word/2016/wordml/cid" xmlns:w16="http://schemas.microsoft.com/office/word/2018/wordml" xmlns:w16du="http://schemas.microsoft.com/office/word/2023/wordml/word16du" xmlns:w16sdtdh="http://schemas.microsoft.com/office/word/2020/wordml/sdtdatahash" xmlns:w16sdtfl="http://schemas.microsoft.com/office/word/2024/wordml/sdtformatlock" xmlns:w16se="http://schemas.microsoft.com/office/word/2015/wordml/symex" xmlns:wpg="http://schemas.microsoft.com/office/word/2010/wordprocessingGroup" xmlns:wpi="http://schemas.microsoft.com/office/word/2010/wordprocessingInk" xmlns:wne="http://schemas.microsoft.com/office/word/2006/wordml" xmlns:wps="http://schemas.microsoft.com/office/word/2010/wordprocessingShape" mc:Ignorable="w14 w15 w16se w16cid w16 w16cex w16sdtdh w16sdtfl w16du wp14">
   <w:p>
     <w:pPr>
       <w:pBdr>
@@ -6749,7 +6786,7 @@
 </file>
 
 <file path=word/footnotes.xml><?xml version="1.0" encoding="utf-8"?>
-<w:footnotes xmlns:wpc="http://schemas.microsoft.com/office/word/2010/wordprocessingCanvas" xmlns:cx="http://schemas.microsoft.com/office/drawing/2014/chartex" xmlns:cx1="http://schemas.microsoft.com/office/drawing/2015/9/8/chartex" xmlns:mc="http://schemas.openxmlformats.org/markup-compatibility/2006" xmlns:o="urn:schemas-microsoft-com:office:office" xmlns:r="http://schemas.openxmlformats.org/officeDocument/2006/relationships" xmlns:m="http://schemas.openxmlformats.org/officeDocument/2006/math" xmlns:v="urn:schemas-microsoft-com:vml" xmlns:wp14="http://schemas.microsoft.com/office/word/2010/wordprocessingDrawing" xmlns:wp="http://schemas.openxmlformats.org/drawingml/2006/wordprocessingDrawing" xmlns:w10="urn:schemas-microsoft-com:office:word" xmlns:w="http://schemas.openxmlformats.org/wordprocessingml/2006/main" xmlns:w14="http://schemas.microsoft.com/office/word/2010/wordml" xmlns:w15="http://schemas.microsoft.com/office/word/2012/wordml" xmlns:w16se="http://schemas.microsoft.com/office/word/2015/wordml/symex" xmlns:wpg="http://schemas.microsoft.com/office/word/2010/wordprocessingGroup" xmlns:wpi="http://schemas.microsoft.com/office/word/2010/wordprocessingInk" xmlns:wne="http://schemas.microsoft.com/office/word/2006/wordml" xmlns:wps="http://schemas.microsoft.com/office/word/2010/wordprocessingShape" mc:Ignorable="w14 w15 w16se wp14">
+<w:footnotes xmlns:wpc="http://schemas.microsoft.com/office/word/2010/wordprocessingCanvas" xmlns:cx="http://schemas.microsoft.com/office/drawing/2014/chartex" xmlns:cx1="http://schemas.microsoft.com/office/drawing/2015/9/8/chartex" xmlns:cx2="http://schemas.microsoft.com/office/drawing/2015/10/21/chartex" xmlns:cx3="http://schemas.microsoft.com/office/drawing/2016/5/9/chartex" xmlns:cx4="http://schemas.microsoft.com/office/drawing/2016/5/10/chartex" xmlns:cx5="http://schemas.microsoft.com/office/drawing/2016/5/11/chartex" xmlns:cx6="http://schemas.microsoft.com/office/drawing/2016/5/12/chartex" xmlns:cx7="http://schemas.microsoft.com/office/drawing/2016/5/13/chartex" xmlns:cx8="http://schemas.microsoft.com/office/drawing/2016/5/14/chartex" xmlns:mc="http://schemas.openxmlformats.org/markup-compatibility/2006" xmlns:aink="http://schemas.microsoft.com/office/drawing/2016/ink" xmlns:am3d="http://schemas.microsoft.com/office/drawing/2017/model3d" xmlns:o="urn:schemas-microsoft-com:office:office" xmlns:oel="http://schemas.microsoft.com/office/2019/extlst" xmlns:r="http://schemas.openxmlformats.org/officeDocument/2006/relationships" xmlns:m="http://schemas.openxmlformats.org/officeDocument/2006/math" xmlns:v="urn:schemas-microsoft-com:vml" xmlns:wp14="http://schemas.microsoft.com/office/word/2010/wordprocessingDrawing" xmlns:wp="http://schemas.openxmlformats.org/drawingml/2006/wordprocessingDrawing" xmlns:w10="urn:schemas-microsoft-com:office:word" xmlns:w="http://schemas.openxmlformats.org/wordprocessingml/2006/main" xmlns:w14="http://schemas.microsoft.com/office/word/2010/wordml" xmlns:w15="http://schemas.microsoft.com/office/word/2012/wordml" xmlns:w16cex="http://schemas.microsoft.com/office/word/2018/wordml/cex" xmlns:w16cid="http://schemas.microsoft.com/office/word/2016/wordml/cid" xmlns:w16="http://schemas.microsoft.com/office/word/2018/wordml" xmlns:w16du="http://schemas.microsoft.com/office/word/2023/wordml/word16du" xmlns:w16sdtdh="http://schemas.microsoft.com/office/word/2020/wordml/sdtdatahash" xmlns:w16sdtfl="http://schemas.microsoft.com/office/word/2024/wordml/sdtformatlock" xmlns:w16se="http://schemas.microsoft.com/office/word/2015/wordml/symex" xmlns:wpg="http://schemas.microsoft.com/office/word/2010/wordprocessingGroup" xmlns:wpi="http://schemas.microsoft.com/office/word/2010/wordprocessingInk" xmlns:wne="http://schemas.microsoft.com/office/word/2006/wordml" xmlns:wps="http://schemas.microsoft.com/office/word/2010/wordprocessingShape" mc:Ignorable="w14 w15 w16se w16cid w16 w16cex w16sdtdh w16sdtfl w16du wp14">
   <w:footnote w:type="separator" w:id="-1">
     <w:p>
       <w:pPr>
@@ -6774,7 +6811,7 @@
 </file>
 
 <file path=word/header1.xml><?xml version="1.0" encoding="utf-8"?>
-<w:hdr xmlns:wpc="http://schemas.microsoft.com/office/word/2010/wordprocessingCanvas" xmlns:cx="http://schemas.microsoft.com/office/drawing/2014/chartex" xmlns:cx1="http://schemas.microsoft.com/office/drawing/2015/9/8/chartex" xmlns:mc="http://schemas.openxmlformats.org/markup-compatibility/2006" xmlns:o="urn:schemas-microsoft-com:office:office" xmlns:r="http://schemas.openxmlformats.org/officeDocument/2006/relationships" xmlns:m="http://schemas.openxmlformats.org/officeDocument/2006/math" xmlns:v="urn:schemas-microsoft-com:vml" xmlns:wp14="http://schemas.microsoft.com/office/word/2010/wordprocessingDrawing" xmlns:wp="http://schemas.openxmlformats.org/drawingml/2006/wordprocessingDrawing" xmlns:w10="urn:schemas-microsoft-com:office:word" xmlns:w="http://schemas.openxmlformats.org/wordprocessingml/2006/main" xmlns:w14="http://schemas.microsoft.com/office/word/2010/wordml" xmlns:w15="http://schemas.microsoft.com/office/word/2012/wordml" xmlns:w16se="http://schemas.microsoft.com/office/word/2015/wordml/symex" xmlns:wpg="http://schemas.microsoft.com/office/word/2010/wordprocessingGroup" xmlns:wpi="http://schemas.microsoft.com/office/word/2010/wordprocessingInk" xmlns:wne="http://schemas.microsoft.com/office/word/2006/wordml" xmlns:wps="http://schemas.microsoft.com/office/word/2010/wordprocessingShape" mc:Ignorable="w14 w15 w16se wp14">
+<w:hdr xmlns:wpc="http://schemas.microsoft.com/office/word/2010/wordprocessingCanvas" xmlns:cx="http://schemas.microsoft.com/office/drawing/2014/chartex" xmlns:cx1="http://schemas.microsoft.com/office/drawing/2015/9/8/chartex" xmlns:cx2="http://schemas.microsoft.com/office/drawing/2015/10/21/chartex" xmlns:cx3="http://schemas.microsoft.com/office/drawing/2016/5/9/chartex" xmlns:cx4="http://schemas.microsoft.com/office/drawing/2016/5/10/chartex" xmlns:cx5="http://schemas.microsoft.com/office/drawing/2016/5/11/chartex" xmlns:cx6="http://schemas.microsoft.com/office/drawing/2016/5/12/chartex" xmlns:cx7="http://schemas.microsoft.com/office/drawing/2016/5/13/chartex" xmlns:cx8="http://schemas.microsoft.com/office/drawing/2016/5/14/chartex" xmlns:mc="http://schemas.openxmlformats.org/markup-compatibility/2006" xmlns:aink="http://schemas.microsoft.com/office/drawing/2016/ink" xmlns:am3d="http://schemas.microsoft.com/office/drawing/2017/model3d" xmlns:o="urn:schemas-microsoft-com:office:office" xmlns:oel="http://schemas.microsoft.com/office/2019/extlst" xmlns:r="http://schemas.openxmlformats.org/officeDocument/2006/relationships" xmlns:m="http://schemas.openxmlformats.org/officeDocument/2006/math" xmlns:v="urn:schemas-microsoft-com:vml" xmlns:wp14="http://schemas.microsoft.com/office/word/2010/wordprocessingDrawing" xmlns:wp="http://schemas.openxmlformats.org/drawingml/2006/wordprocessingDrawing" xmlns:w10="urn:schemas-microsoft-com:office:word" xmlns:w="http://schemas.openxmlformats.org/wordprocessingml/2006/main" xmlns:w14="http://schemas.microsoft.com/office/word/2010/wordml" xmlns:w15="http://schemas.microsoft.com/office/word/2012/wordml" xmlns:w16cex="http://schemas.microsoft.com/office/word/2018/wordml/cex" xmlns:w16cid="http://schemas.microsoft.com/office/word/2016/wordml/cid" xmlns:w16="http://schemas.microsoft.com/office/word/2018/wordml" xmlns:w16du="http://schemas.microsoft.com/office/word/2023/wordml/word16du" xmlns:w16sdtdh="http://schemas.microsoft.com/office/word/2020/wordml/sdtdatahash" xmlns:w16sdtfl="http://schemas.microsoft.com/office/word/2024/wordml/sdtformatlock" xmlns:w16se="http://schemas.microsoft.com/office/word/2015/wordml/symex" xmlns:wpg="http://schemas.microsoft.com/office/word/2010/wordprocessingGroup" xmlns:wpi="http://schemas.microsoft.com/office/word/2010/wordprocessingInk" xmlns:wne="http://schemas.microsoft.com/office/word/2006/wordml" xmlns:wps="http://schemas.microsoft.com/office/word/2010/wordprocessingShape" mc:Ignorable="w14 w15 w16se w16cid w16 w16cex w16sdtdh w16sdtfl w16du wp14">
   <w:p>
     <w:pPr>
       <w:pStyle w:val="Header"/>
@@ -6787,7 +6824,7 @@
 </file>
 
 <file path=word/header2.xml><?xml version="1.0" encoding="utf-8"?>
-<w:hdr xmlns:wpc="http://schemas.microsoft.com/office/word/2010/wordprocessingCanvas" xmlns:cx="http://schemas.microsoft.com/office/drawing/2014/chartex" xmlns:cx1="http://schemas.microsoft.com/office/drawing/2015/9/8/chartex" xmlns:mc="http://schemas.openxmlformats.org/markup-compatibility/2006" xmlns:o="urn:schemas-microsoft-com:office:office" xmlns:r="http://schemas.openxmlformats.org/officeDocument/2006/relationships" xmlns:m="http://schemas.openxmlformats.org/officeDocument/2006/math" xmlns:v="urn:schemas-microsoft-com:vml" xmlns:wp14="http://schemas.microsoft.com/office/word/2010/wordprocessingDrawing" xmlns:wp="http://schemas.openxmlformats.org/drawingml/2006/wordprocessingDrawing" xmlns:w10="urn:schemas-microsoft-com:office:word" xmlns:w="http://schemas.openxmlformats.org/wordprocessingml/2006/main" xmlns:w14="http://schemas.microsoft.com/office/word/2010/wordml" xmlns:w15="http://schemas.microsoft.com/office/word/2012/wordml" xmlns:w16se="http://schemas.microsoft.com/office/word/2015/wordml/symex" xmlns:wpg="http://schemas.microsoft.com/office/word/2010/wordprocessingGroup" xmlns:wpi="http://schemas.microsoft.com/office/word/2010/wordprocessingInk" xmlns:wne="http://schemas.microsoft.com/office/word/2006/wordml" xmlns:wps="http://schemas.microsoft.com/office/word/2010/wordprocessingShape" mc:Ignorable="w14 w15 w16se wp14">
+<w:hdr xmlns:wpc="http://schemas.microsoft.com/office/word/2010/wordprocessingCanvas" xmlns:cx="http://schemas.microsoft.com/office/drawing/2014/chartex" xmlns:cx1="http://schemas.microsoft.com/office/drawing/2015/9/8/chartex" xmlns:cx2="http://schemas.microsoft.com/office/drawing/2015/10/21/chartex" xmlns:cx3="http://schemas.microsoft.com/office/drawing/2016/5/9/chartex" xmlns:cx4="http://schemas.microsoft.com/office/drawing/2016/5/10/chartex" xmlns:cx5="http://schemas.microsoft.com/office/drawing/2016/5/11/chartex" xmlns:cx6="http://schemas.microsoft.com/office/drawing/2016/5/12/chartex" xmlns:cx7="http://schemas.microsoft.com/office/drawing/2016/5/13/chartex" xmlns:cx8="http://schemas.microsoft.com/office/drawing/2016/5/14/chartex" xmlns:mc="http://schemas.openxmlformats.org/markup-compatibility/2006" xmlns:aink="http://schemas.microsoft.com/office/drawing/2016/ink" xmlns:am3d="http://schemas.microsoft.com/office/drawing/2017/model3d" xmlns:o="urn:schemas-microsoft-com:office:office" xmlns:oel="http://schemas.microsoft.com/office/2019/extlst" xmlns:r="http://schemas.openxmlformats.org/officeDocument/2006/relationships" xmlns:m="http://schemas.openxmlformats.org/officeDocument/2006/math" xmlns:v="urn:schemas-microsoft-com:vml" xmlns:wp14="http://schemas.microsoft.com/office/word/2010/wordprocessingDrawing" xmlns:wp="http://schemas.openxmlformats.org/drawingml/2006/wordprocessingDrawing" xmlns:w10="urn:schemas-microsoft-com:office:word" xmlns:w="http://schemas.openxmlformats.org/wordprocessingml/2006/main" xmlns:w14="http://schemas.microsoft.com/office/word/2010/wordml" xmlns:w15="http://schemas.microsoft.com/office/word/2012/wordml" xmlns:w16cex="http://schemas.microsoft.com/office/word/2018/wordml/cex" xmlns:w16cid="http://schemas.microsoft.com/office/word/2016/wordml/cid" xmlns:w16="http://schemas.microsoft.com/office/word/2018/wordml" xmlns:w16du="http://schemas.microsoft.com/office/word/2023/wordml/word16du" xmlns:w16sdtdh="http://schemas.microsoft.com/office/word/2020/wordml/sdtdatahash" xmlns:w16sdtfl="http://schemas.microsoft.com/office/word/2024/wordml/sdtformatlock" xmlns:w16se="http://schemas.microsoft.com/office/word/2015/wordml/symex" xmlns:wpg="http://schemas.microsoft.com/office/word/2010/wordprocessingGroup" xmlns:wpi="http://schemas.microsoft.com/office/word/2010/wordprocessingInk" xmlns:wne="http://schemas.microsoft.com/office/word/2006/wordml" xmlns:wps="http://schemas.microsoft.com/office/word/2010/wordprocessingShape" mc:Ignorable="w14 w15 w16se w16cid w16 w16cex w16sdtdh w16sdtfl w16du wp14">
   <w:p>
     <w:pPr>
       <w:pStyle w:val="Header"/>
@@ -6800,7 +6837,7 @@
 </file>
 
 <file path=word/styles.xml><?xml version="1.0" encoding="utf-8"?>
-<w:styles xmlns:mc="http://schemas.openxmlformats.org/markup-compatibility/2006" xmlns:r="http://schemas.openxmlformats.org/officeDocument/2006/relationships" xmlns:w="http://schemas.openxmlformats.org/wordprocessingml/2006/main" xmlns:w14="http://schemas.microsoft.com/office/word/2010/wordml" xmlns:w15="http://schemas.microsoft.com/office/word/2012/wordml" xmlns:w16se="http://schemas.microsoft.com/office/word/2015/wordml/symex" mc:Ignorable="w14 w15 w16se">
+<w:styles xmlns:mc="http://schemas.openxmlformats.org/markup-compatibility/2006" xmlns:r="http://schemas.openxmlformats.org/officeDocument/2006/relationships" xmlns:w="http://schemas.openxmlformats.org/wordprocessingml/2006/main" xmlns:w14="http://schemas.microsoft.com/office/word/2010/wordml" xmlns:w15="http://schemas.microsoft.com/office/word/2012/wordml" xmlns:w16cex="http://schemas.microsoft.com/office/word/2018/wordml/cex" xmlns:w16cid="http://schemas.microsoft.com/office/word/2016/wordml/cid" xmlns:w16="http://schemas.microsoft.com/office/word/2018/wordml" xmlns:w16du="http://schemas.microsoft.com/office/word/2023/wordml/word16du" xmlns:w16sdtdh="http://schemas.microsoft.com/office/word/2020/wordml/sdtdatahash" xmlns:w16sdtfl="http://schemas.microsoft.com/office/word/2024/wordml/sdtformatlock" xmlns:w16se="http://schemas.microsoft.com/office/word/2015/wordml/symex" mc:Ignorable="w14 w15 w16se w16cid w16 w16cex w16sdtdh w16sdtfl w16du">
   <w:docDefaults>
     <w:rPrDefault>
       <w:rPr>
@@ -6810,7 +6847,7 @@
     </w:rPrDefault>
     <w:pPrDefault/>
   </w:docDefaults>
-  <w:latentStyles w:defLockedState="0" w:defUIPriority="99" w:defSemiHidden="0" w:defUnhideWhenUsed="0" w:defQFormat="0" w:count="371">
+  <w:latentStyles w:defLockedState="0" w:defUIPriority="99" w:defSemiHidden="0" w:defUnhideWhenUsed="0" w:defQFormat="0" w:count="376">
     <w:lsdException w:name="Normal" w:uiPriority="0" w:qFormat="1"/>
     <w:lsdException w:name="heading 1" w:uiPriority="9" w:qFormat="1"/>
     <w:lsdException w:name="heading 2" w:semiHidden="1" w:uiPriority="9" w:unhideWhenUsed="1" w:qFormat="1"/>
@@ -7182,6 +7219,11 @@
     <w:lsdException w:name="List Table 5 Dark Accent 6" w:uiPriority="50"/>
     <w:lsdException w:name="List Table 6 Colorful Accent 6" w:uiPriority="51"/>
     <w:lsdException w:name="List Table 7 Colorful Accent 6" w:uiPriority="52"/>
+    <w:lsdException w:name="Mention" w:semiHidden="1" w:unhideWhenUsed="1"/>
+    <w:lsdException w:name="Smart Hyperlink" w:semiHidden="1" w:unhideWhenUsed="1"/>
+    <w:lsdException w:name="Hashtag" w:semiHidden="1" w:unhideWhenUsed="1"/>
+    <w:lsdException w:name="Unresolved Mention" w:semiHidden="1" w:unhideWhenUsed="1"/>
+    <w:lsdException w:name="Smart Link" w:semiHidden="1" w:unhideWhenUsed="1"/>
   </w:latentStyles>
   <w:style w:type="paragraph" w:default="1" w:styleId="Normal">
     <w:name w:val="Normal"/>

--- a/TS-Kramam/TS-3.1/TS 3.1 Malayalam Krama Paatam Corrections.docx
+++ b/TS-Kramam/TS-3.1/TS 3.1 Malayalam Krama Paatam Corrections.docx
@@ -61,18 +61,7 @@
           <w:szCs w:val="32"/>
           <w:u w:val="single"/>
         </w:rPr>
-        <w:t xml:space="preserve"> Corrections –Observed </w:t>
-      </w:r>
-      <w:proofErr w:type="gramStart"/>
-      <w:r>
-        <w:rPr>
-          <w:b/>
-          <w:bCs/>
-          <w:sz w:val="32"/>
-          <w:szCs w:val="32"/>
-          <w:u w:val="single"/>
-        </w:rPr>
-        <w:t xml:space="preserve">till </w:t>
+        <w:t xml:space="preserve"> Corrections –Observed till </w:t>
       </w:r>
       <w:r>
         <w:rPr>
@@ -85,7 +74,6 @@
         </w:rPr>
         <w:t>?????</w:t>
       </w:r>
-      <w:proofErr w:type="gramEnd"/>
     </w:p>
     <w:p>
       <w:pPr>
@@ -210,6 +198,488 @@
       </w:tr>
       <w:tr>
         <w:trPr>
+          <w:trHeight w:val="1531"/>
+        </w:trPr>
+        <w:tc>
+          <w:tcPr>
+            <w:tcW w:w="3906" w:type="dxa"/>
+          </w:tcPr>
+          <w:p>
+            <w:pPr>
+              <w:widowControl w:val="0"/>
+              <w:tabs>
+                <w:tab w:val="left" w:pos="993"/>
+              </w:tabs>
+              <w:autoSpaceDE w:val="0"/>
+              <w:autoSpaceDN w:val="0"/>
+              <w:adjustRightInd w:val="0"/>
+              <w:spacing w:before="0" w:line="240" w:lineRule="auto"/>
+              <w:ind w:right="297"/>
+              <w:rPr>
+                <w:rFonts w:cs="Arial"/>
+                <w:b/>
+                <w:color w:val="000000" w:themeColor="text1"/>
+                <w:sz w:val="28"/>
+                <w:szCs w:val="32"/>
+              </w:rPr>
+            </w:pPr>
+            <w:r>
+              <w:rPr>
+                <w:rFonts w:cs="Arial"/>
+                <w:b/>
+                <w:color w:val="000000" w:themeColor="text1"/>
+                <w:sz w:val="28"/>
+                <w:szCs w:val="32"/>
+              </w:rPr>
+              <w:t>T.S.3.1.</w:t>
+            </w:r>
+            <w:r>
+              <w:rPr>
+                <w:rFonts w:cs="Arial"/>
+                <w:b/>
+                <w:color w:val="000000" w:themeColor="text1"/>
+                <w:sz w:val="28"/>
+                <w:szCs w:val="32"/>
+              </w:rPr>
+              <w:t>3</w:t>
+            </w:r>
+            <w:r>
+              <w:rPr>
+                <w:rFonts w:cs="Arial"/>
+                <w:b/>
+                <w:color w:val="000000" w:themeColor="text1"/>
+                <w:sz w:val="28"/>
+                <w:szCs w:val="32"/>
+              </w:rPr>
+              <w:t>.</w:t>
+            </w:r>
+            <w:r>
+              <w:rPr>
+                <w:rFonts w:cs="Arial"/>
+                <w:b/>
+                <w:color w:val="000000" w:themeColor="text1"/>
+                <w:sz w:val="28"/>
+                <w:szCs w:val="32"/>
+              </w:rPr>
+              <w:t>1</w:t>
+            </w:r>
+            <w:r>
+              <w:rPr>
+                <w:rFonts w:cs="Arial"/>
+                <w:b/>
+                <w:color w:val="000000" w:themeColor="text1"/>
+                <w:sz w:val="28"/>
+                <w:szCs w:val="32"/>
+              </w:rPr>
+              <w:t xml:space="preserve"> – Kramam</w:t>
+            </w:r>
+          </w:p>
+          <w:p>
+            <w:pPr>
+              <w:widowControl w:val="0"/>
+              <w:tabs>
+                <w:tab w:val="left" w:pos="993"/>
+              </w:tabs>
+              <w:autoSpaceDE w:val="0"/>
+              <w:autoSpaceDN w:val="0"/>
+              <w:adjustRightInd w:val="0"/>
+              <w:spacing w:before="0" w:line="240" w:lineRule="auto"/>
+              <w:ind w:right="297"/>
+              <w:rPr>
+                <w:rFonts w:cs="Arial"/>
+                <w:b/>
+                <w:color w:val="000000" w:themeColor="text1"/>
+                <w:szCs w:val="32"/>
+              </w:rPr>
+            </w:pPr>
+            <w:r>
+              <w:rPr>
+                <w:rFonts w:cs="Arial"/>
+                <w:b/>
+                <w:color w:val="000000" w:themeColor="text1"/>
+                <w:sz w:val="28"/>
+                <w:szCs w:val="32"/>
+              </w:rPr>
+              <w:t>Krama Vaakyam</w:t>
+            </w:r>
+            <w:r>
+              <w:rPr>
+                <w:rFonts w:cs="Arial"/>
+                <w:b/>
+                <w:color w:val="000000" w:themeColor="text1"/>
+                <w:szCs w:val="32"/>
+              </w:rPr>
+              <w:t xml:space="preserve"> No.– </w:t>
+            </w:r>
+            <w:r>
+              <w:rPr>
+                <w:rFonts w:cs="Arial"/>
+                <w:b/>
+                <w:color w:val="000000" w:themeColor="text1"/>
+                <w:szCs w:val="32"/>
+              </w:rPr>
+              <w:t>25</w:t>
+            </w:r>
+            <w:r>
+              <w:rPr>
+                <w:rFonts w:cs="Arial"/>
+                <w:b/>
+                <w:color w:val="000000" w:themeColor="text1"/>
+                <w:szCs w:val="32"/>
+              </w:rPr>
+              <w:t xml:space="preserve"> </w:t>
+            </w:r>
+          </w:p>
+          <w:p>
+            <w:pPr>
+              <w:widowControl w:val="0"/>
+              <w:tabs>
+                <w:tab w:val="left" w:pos="993"/>
+              </w:tabs>
+              <w:autoSpaceDE w:val="0"/>
+              <w:autoSpaceDN w:val="0"/>
+              <w:adjustRightInd w:val="0"/>
+              <w:spacing w:before="0" w:line="240" w:lineRule="auto"/>
+              <w:ind w:right="297"/>
+              <w:rPr>
+                <w:rFonts w:cs="Arial"/>
+                <w:b/>
+                <w:color w:val="000000" w:themeColor="text1"/>
+                <w:sz w:val="28"/>
+                <w:szCs w:val="32"/>
+              </w:rPr>
+            </w:pPr>
+            <w:r>
+              <w:rPr>
+                <w:rFonts w:cs="Arial"/>
+                <w:b/>
+                <w:color w:val="000000" w:themeColor="text1"/>
+                <w:sz w:val="28"/>
+                <w:szCs w:val="32"/>
+              </w:rPr>
+              <w:t>Panchaati No</w:t>
+            </w:r>
+            <w:r>
+              <w:rPr>
+                <w:rFonts w:cs="Arial"/>
+                <w:b/>
+                <w:color w:val="000000" w:themeColor="text1"/>
+                <w:szCs w:val="32"/>
+              </w:rPr>
+              <w:t xml:space="preserve">. - </w:t>
+            </w:r>
+            <w:r>
+              <w:rPr>
+                <w:rFonts w:cs="Arial"/>
+                <w:b/>
+                <w:color w:val="000000" w:themeColor="text1"/>
+                <w:szCs w:val="32"/>
+              </w:rPr>
+              <w:t>9</w:t>
+            </w:r>
+          </w:p>
+        </w:tc>
+        <w:tc>
+          <w:tcPr>
+            <w:tcW w:w="5103" w:type="dxa"/>
+          </w:tcPr>
+          <w:p>
+            <w:pPr>
+              <w:widowControl w:val="0"/>
+              <w:autoSpaceDE w:val="0"/>
+              <w:autoSpaceDN w:val="0"/>
+              <w:adjustRightInd w:val="0"/>
+              <w:spacing w:line="252" w:lineRule="auto"/>
+              <w:rPr>
+                <w:rFonts w:ascii="BRH Malayalam Extra" w:hAnsi="BRH Malayalam Extra" w:cs="BRH Malayalam Extra"/>
+                <w:color w:val="000000"/>
+                <w:sz w:val="40"/>
+                <w:szCs w:val="40"/>
+              </w:rPr>
+            </w:pPr>
+            <w:r>
+              <w:rPr>
+                <w:rFonts w:ascii="BRH Malayalam Extra" w:hAnsi="BRH Malayalam Extra" w:cs="BRH Malayalam Extra"/>
+                <w:color w:val="000000"/>
+                <w:sz w:val="40"/>
+                <w:szCs w:val="40"/>
+              </w:rPr>
+              <w:t xml:space="preserve">Dex˜ØõxZ§ | </w:t>
+            </w:r>
+          </w:p>
+          <w:p>
+            <w:pPr>
+              <w:widowControl w:val="0"/>
+              <w:autoSpaceDE w:val="0"/>
+              <w:autoSpaceDN w:val="0"/>
+              <w:adjustRightInd w:val="0"/>
+              <w:spacing w:before="0" w:line="240" w:lineRule="auto"/>
+              <w:rPr>
+                <w:rFonts w:ascii="BRH Malayalam Extra" w:hAnsi="BRH Malayalam Extra" w:cs="BRH Malayalam Extra"/>
+                <w:color w:val="000000"/>
+                <w:sz w:val="40"/>
+                <w:szCs w:val="40"/>
+              </w:rPr>
+            </w:pPr>
+            <w:r>
+              <w:rPr>
+                <w:rFonts w:ascii="BRH Malayalam Extra" w:hAnsi="BRH Malayalam Extra" w:cs="BRH Malayalam Extra"/>
+                <w:color w:val="000000"/>
+                <w:sz w:val="40"/>
+                <w:szCs w:val="40"/>
+                <w:highlight w:val="yellow"/>
+              </w:rPr>
+              <w:t>B</w:t>
+            </w:r>
+            <w:r>
+              <w:rPr>
+                <w:rFonts w:ascii="BRH Malayalam Extra" w:hAnsi="BRH Malayalam Extra" w:cs="BRH Malayalam Extra"/>
+                <w:b/>
+                <w:color w:val="000000"/>
+                <w:sz w:val="33"/>
+                <w:szCs w:val="40"/>
+              </w:rPr>
+              <w:t>–</w:t>
+            </w:r>
+            <w:r>
+              <w:rPr>
+                <w:rFonts w:ascii="BRH Malayalam Extra" w:hAnsi="BRH Malayalam Extra" w:cs="BRH Malayalam Extra"/>
+                <w:color w:val="000000"/>
+                <w:sz w:val="40"/>
+                <w:szCs w:val="40"/>
+              </w:rPr>
+              <w:t>Øõx</w:t>
+            </w:r>
+            <w:r>
+              <w:rPr>
+                <w:rFonts w:ascii="BRH Malayalam Extra" w:hAnsi="BRH Malayalam Extra" w:cs="BRH Malayalam Extra"/>
+                <w:b/>
+                <w:color w:val="000000"/>
+                <w:sz w:val="33"/>
+                <w:szCs w:val="40"/>
+              </w:rPr>
+              <w:t>–</w:t>
+            </w:r>
+            <w:r>
+              <w:rPr>
+                <w:rFonts w:ascii="BRH Malayalam Extra" w:hAnsi="BRH Malayalam Extra" w:cs="BRH Malayalam Extra"/>
+                <w:color w:val="000000"/>
+                <w:sz w:val="40"/>
+                <w:szCs w:val="40"/>
+              </w:rPr>
+              <w:t>b§ j</w:t>
+            </w:r>
+            <w:r>
+              <w:rPr>
+                <w:rFonts w:ascii="BRH Malayalam Extra" w:hAnsi="BRH Malayalam Extra" w:cs="BRH Malayalam Extra"/>
+                <w:b/>
+                <w:color w:val="000000"/>
+                <w:sz w:val="33"/>
+                <w:szCs w:val="40"/>
+              </w:rPr>
+              <w:t>–</w:t>
+            </w:r>
+            <w:r>
+              <w:rPr>
+                <w:rFonts w:ascii="BRH Malayalam Extra" w:hAnsi="BRH Malayalam Extra" w:cs="BRH Malayalam Extra"/>
+                <w:color w:val="000000"/>
+                <w:sz w:val="40"/>
+                <w:szCs w:val="40"/>
+              </w:rPr>
+              <w:t>¹</w:t>
+            </w:r>
+            <w:r>
+              <w:rPr>
+                <w:rFonts w:ascii="BRH Malayalam Extra" w:hAnsi="BRH Malayalam Extra" w:cs="BRH Malayalam Extra"/>
+                <w:b/>
+                <w:color w:val="000000"/>
+                <w:sz w:val="33"/>
+                <w:szCs w:val="40"/>
+              </w:rPr>
+              <w:t>–</w:t>
+            </w:r>
+            <w:r>
+              <w:rPr>
+                <w:rFonts w:ascii="BRH Malayalam Extra" w:hAnsi="BRH Malayalam Extra" w:cs="BRH Malayalam Extra"/>
+                <w:color w:val="000000"/>
+                <w:sz w:val="40"/>
+                <w:szCs w:val="40"/>
+              </w:rPr>
+              <w:t>i¡</w:t>
+            </w:r>
+            <w:r>
+              <w:rPr>
+                <w:rFonts w:ascii="BRH Malayalam Extra" w:hAnsi="BRH Malayalam Extra" w:cs="BRH Malayalam Extra"/>
+                <w:b/>
+                <w:color w:val="000000"/>
+                <w:sz w:val="33"/>
+                <w:szCs w:val="40"/>
+              </w:rPr>
+              <w:t>–</w:t>
+            </w:r>
+            <w:r>
+              <w:rPr>
+                <w:rFonts w:ascii="BRH Malayalam Extra" w:hAnsi="BRH Malayalam Extra" w:cs="BRH Malayalam Extra"/>
+                <w:color w:val="000000"/>
+                <w:sz w:val="40"/>
+                <w:szCs w:val="40"/>
+              </w:rPr>
+              <w:t>¥L |</w:t>
+            </w:r>
+          </w:p>
+        </w:tc>
+        <w:tc>
+          <w:tcPr>
+            <w:tcW w:w="5386" w:type="dxa"/>
+          </w:tcPr>
+          <w:p>
+            <w:pPr>
+              <w:widowControl w:val="0"/>
+              <w:autoSpaceDE w:val="0"/>
+              <w:autoSpaceDN w:val="0"/>
+              <w:adjustRightInd w:val="0"/>
+              <w:spacing w:line="252" w:lineRule="auto"/>
+              <w:rPr>
+                <w:rFonts w:ascii="BRH Malayalam Extra" w:hAnsi="BRH Malayalam Extra" w:cs="BRH Malayalam Extra"/>
+                <w:color w:val="000000"/>
+                <w:sz w:val="40"/>
+                <w:szCs w:val="40"/>
+              </w:rPr>
+            </w:pPr>
+            <w:r>
+              <w:rPr>
+                <w:rFonts w:ascii="BRH Malayalam Extra" w:hAnsi="BRH Malayalam Extra" w:cs="BRH Malayalam Extra"/>
+                <w:color w:val="000000"/>
+                <w:sz w:val="40"/>
+                <w:szCs w:val="40"/>
+              </w:rPr>
+              <w:t xml:space="preserve">Dex˜ØõxZ§ | </w:t>
+            </w:r>
+          </w:p>
+          <w:p>
+            <w:pPr>
+              <w:widowControl w:val="0"/>
+              <w:autoSpaceDE w:val="0"/>
+              <w:autoSpaceDN w:val="0"/>
+              <w:adjustRightInd w:val="0"/>
+              <w:spacing w:before="0" w:line="240" w:lineRule="auto"/>
+              <w:rPr>
+                <w:rFonts w:ascii="BRH Malayalam Extra" w:hAnsi="BRH Malayalam Extra" w:cs="BRH Malayalam Extra"/>
+                <w:color w:val="000000"/>
+                <w:sz w:val="40"/>
+                <w:szCs w:val="40"/>
+              </w:rPr>
+            </w:pPr>
+            <w:r>
+              <w:rPr>
+                <w:rFonts w:ascii="BRH Malayalam Extra" w:hAnsi="BRH Malayalam Extra" w:cs="BRH Malayalam Extra"/>
+                <w:color w:val="000000"/>
+                <w:sz w:val="40"/>
+                <w:szCs w:val="40"/>
+                <w:highlight w:val="green"/>
+              </w:rPr>
+              <w:t>A</w:t>
+            </w:r>
+            <w:r>
+              <w:rPr>
+                <w:rFonts w:ascii="BRH Malayalam Extra" w:hAnsi="BRH Malayalam Extra" w:cs="BRH Malayalam Extra"/>
+                <w:b/>
+                <w:color w:val="000000"/>
+                <w:sz w:val="33"/>
+                <w:szCs w:val="40"/>
+              </w:rPr>
+              <w:t>–</w:t>
+            </w:r>
+            <w:r>
+              <w:rPr>
+                <w:rFonts w:ascii="BRH Malayalam Extra" w:hAnsi="BRH Malayalam Extra" w:cs="BRH Malayalam Extra"/>
+                <w:color w:val="000000"/>
+                <w:sz w:val="40"/>
+                <w:szCs w:val="40"/>
+              </w:rPr>
+              <w:t>Øõx</w:t>
+            </w:r>
+            <w:r>
+              <w:rPr>
+                <w:rFonts w:ascii="BRH Malayalam Extra" w:hAnsi="BRH Malayalam Extra" w:cs="BRH Malayalam Extra"/>
+                <w:b/>
+                <w:color w:val="000000"/>
+                <w:sz w:val="33"/>
+                <w:szCs w:val="40"/>
+              </w:rPr>
+              <w:t>–</w:t>
+            </w:r>
+            <w:r>
+              <w:rPr>
+                <w:rFonts w:ascii="BRH Malayalam Extra" w:hAnsi="BRH Malayalam Extra" w:cs="BRH Malayalam Extra"/>
+                <w:color w:val="000000"/>
+                <w:sz w:val="40"/>
+                <w:szCs w:val="40"/>
+              </w:rPr>
+              <w:t>b§ j</w:t>
+            </w:r>
+            <w:r>
+              <w:rPr>
+                <w:rFonts w:ascii="BRH Malayalam Extra" w:hAnsi="BRH Malayalam Extra" w:cs="BRH Malayalam Extra"/>
+                <w:b/>
+                <w:color w:val="000000"/>
+                <w:sz w:val="33"/>
+                <w:szCs w:val="40"/>
+              </w:rPr>
+              <w:t>–</w:t>
+            </w:r>
+            <w:r>
+              <w:rPr>
+                <w:rFonts w:ascii="BRH Malayalam Extra" w:hAnsi="BRH Malayalam Extra" w:cs="BRH Malayalam Extra"/>
+                <w:color w:val="000000"/>
+                <w:sz w:val="40"/>
+                <w:szCs w:val="40"/>
+              </w:rPr>
+              <w:t>¹</w:t>
+            </w:r>
+            <w:r>
+              <w:rPr>
+                <w:rFonts w:ascii="BRH Malayalam Extra" w:hAnsi="BRH Malayalam Extra" w:cs="BRH Malayalam Extra"/>
+                <w:b/>
+                <w:color w:val="000000"/>
+                <w:sz w:val="33"/>
+                <w:szCs w:val="40"/>
+              </w:rPr>
+              <w:t>–</w:t>
+            </w:r>
+            <w:r>
+              <w:rPr>
+                <w:rFonts w:ascii="BRH Malayalam Extra" w:hAnsi="BRH Malayalam Extra" w:cs="BRH Malayalam Extra"/>
+                <w:color w:val="000000"/>
+                <w:sz w:val="40"/>
+                <w:szCs w:val="40"/>
+              </w:rPr>
+              <w:t>i¡</w:t>
+            </w:r>
+            <w:r>
+              <w:rPr>
+                <w:rFonts w:ascii="BRH Malayalam Extra" w:hAnsi="BRH Malayalam Extra" w:cs="BRH Malayalam Extra"/>
+                <w:b/>
+                <w:color w:val="000000"/>
+                <w:sz w:val="33"/>
+                <w:szCs w:val="40"/>
+              </w:rPr>
+              <w:t>–</w:t>
+            </w:r>
+            <w:r>
+              <w:rPr>
+                <w:rFonts w:ascii="BRH Malayalam Extra" w:hAnsi="BRH Malayalam Extra" w:cs="BRH Malayalam Extra"/>
+                <w:color w:val="000000"/>
+                <w:sz w:val="40"/>
+                <w:szCs w:val="40"/>
+              </w:rPr>
+              <w:t>¥L |</w:t>
+            </w:r>
+          </w:p>
+        </w:tc>
+      </w:tr>
+      <w:tr>
+        <w:trPr>
           <w:trHeight w:val="2239"/>
         </w:trPr>
         <w:tc>
@@ -995,17 +1465,7 @@
                 <w:sz w:val="28"/>
                 <w:szCs w:val="32"/>
               </w:rPr>
-              <w:t>1</w:t>
-            </w:r>
-            <w:r>
-              <w:rPr>
-                <w:rFonts w:cs="Arial"/>
-                <w:b/>
-                <w:color w:val="000000" w:themeColor="text1"/>
-                <w:sz w:val="28"/>
-                <w:szCs w:val="32"/>
-              </w:rPr>
-              <w:t>1.6</w:t>
+              <w:t>11.6</w:t>
             </w:r>
             <w:r>
               <w:rPr>
@@ -1440,6 +1900,7 @@
                 <w:sz w:val="32"/>
                 <w:szCs w:val="32"/>
               </w:rPr>
+              <w:lastRenderedPageBreak/>
               <w:t>Section, Paragraph</w:t>
             </w:r>
           </w:p>
@@ -1542,7 +2003,6 @@
                 <w:sz w:val="28"/>
                 <w:szCs w:val="32"/>
               </w:rPr>
-              <w:lastRenderedPageBreak/>
               <w:t>T.S.3.1.</w:t>
             </w:r>
             <w:r>
@@ -3214,6 +3674,7 @@
                 <w:sz w:val="28"/>
                 <w:szCs w:val="32"/>
               </w:rPr>
+              <w:lastRenderedPageBreak/>
               <w:t>T.S.</w:t>
             </w:r>
             <w:r>
@@ -3804,7 +4265,6 @@
                 <w:sz w:val="28"/>
                 <w:szCs w:val="32"/>
               </w:rPr>
-              <w:lastRenderedPageBreak/>
               <w:t>T.S.</w:t>
             </w:r>
             <w:r>
@@ -5945,16 +6405,7 @@
           <w:bCs/>
           <w:sz w:val="32"/>
         </w:rPr>
-        <w:t xml:space="preserve">replaced </w:t>
-      </w:r>
-      <w:proofErr w:type="gramStart"/>
-      <w:r>
-        <w:rPr>
-          <w:b/>
-          <w:bCs/>
-          <w:sz w:val="32"/>
-        </w:rPr>
-        <w:t>with</w:t>
+        <w:t>replaced with</w:t>
       </w:r>
       <w:r>
         <w:rPr>
@@ -5974,29 +6425,7 @@
           <w:szCs w:val="40"/>
           <w:lang w:val="en-IN" w:eastAsia="en-IN"/>
         </w:rPr>
-        <w:t>"</w:t>
-      </w:r>
-      <w:proofErr w:type="gramEnd"/>
-      <w:r>
-        <w:rPr>
-          <w:rFonts w:ascii="BRH Malayalam" w:hAnsi="BRH Malayalam" w:cs="BRH Malayalam"/>
-          <w:color w:val="000000"/>
-          <w:sz w:val="40"/>
-          <w:szCs w:val="40"/>
-          <w:lang w:val="en-IN" w:eastAsia="en-IN"/>
-        </w:rPr>
-        <w:t>q§T</w:t>
-      </w:r>
-      <w:proofErr w:type="gramStart"/>
-      <w:r>
-        <w:rPr>
-          <w:rFonts w:ascii="BRH Malayalam" w:hAnsi="BRH Malayalam" w:cs="BRH Malayalam"/>
-          <w:color w:val="000000"/>
-          <w:sz w:val="40"/>
-          <w:szCs w:val="40"/>
-          <w:lang w:val="en-IN" w:eastAsia="en-IN"/>
-        </w:rPr>
-        <w:t xml:space="preserve">"  </w:t>
+        <w:t xml:space="preserve">"q§T"  </w:t>
       </w:r>
       <w:r>
         <w:rPr>
@@ -6004,16 +6433,7 @@
           <w:bCs/>
           <w:sz w:val="32"/>
         </w:rPr>
-        <w:t>wherever</w:t>
-      </w:r>
-      <w:proofErr w:type="gramEnd"/>
-      <w:r>
-        <w:rPr>
-          <w:b/>
-          <w:bCs/>
-          <w:sz w:val="32"/>
-        </w:rPr>
-        <w:t xml:space="preserve"> applicable</w:t>
+        <w:t>wherever applicable</w:t>
       </w:r>
     </w:p>
     <w:p>
@@ -6056,6 +6476,7 @@
           <w:szCs w:val="32"/>
           <w:u w:val="single"/>
         </w:rPr>
+        <w:lastRenderedPageBreak/>
         <w:t xml:space="preserve">TS Krama Paatam – TS </w:t>
       </w:r>
       <w:r>
@@ -6170,7 +6591,6 @@
                 <w:sz w:val="32"/>
                 <w:szCs w:val="32"/>
               </w:rPr>
-              <w:lastRenderedPageBreak/>
               <w:t>Reference</w:t>
             </w:r>
           </w:p>
@@ -6196,7 +6616,6 @@
                 <w:sz w:val="32"/>
                 <w:szCs w:val="32"/>
               </w:rPr>
-              <w:lastRenderedPageBreak/>
               <w:t>As Printed</w:t>
             </w:r>
           </w:p>

--- a/TS-Kramam/TS-3.1/TS 3.1 Malayalam Krama Paatam Corrections.docx
+++ b/TS-Kramam/TS-3.1/TS 3.1 Malayalam Krama Paatam Corrections.docx
@@ -241,27 +241,7 @@
                 <w:sz w:val="28"/>
                 <w:szCs w:val="32"/>
               </w:rPr>
-              <w:t>3</w:t>
-            </w:r>
-            <w:r>
-              <w:rPr>
-                <w:rFonts w:cs="Arial"/>
-                <w:b/>
-                <w:color w:val="000000" w:themeColor="text1"/>
-                <w:sz w:val="28"/>
-                <w:szCs w:val="32"/>
-              </w:rPr>
-              <w:t>.</w:t>
-            </w:r>
-            <w:r>
-              <w:rPr>
-                <w:rFonts w:cs="Arial"/>
-                <w:b/>
-                <w:color w:val="000000" w:themeColor="text1"/>
-                <w:sz w:val="28"/>
-                <w:szCs w:val="32"/>
-              </w:rPr>
-              <w:t>1</w:t>
+              <w:t>3.1</w:t>
             </w:r>
             <w:r>
               <w:rPr>
@@ -1733,6 +1713,370 @@
                 <w:lang w:val="en-IN"/>
               </w:rPr>
               <w:t xml:space="preserve"> k¥a—d |</w:t>
+            </w:r>
+          </w:p>
+        </w:tc>
+      </w:tr>
+      <w:tr>
+        <w:trPr>
+          <w:trHeight w:val="964"/>
+        </w:trPr>
+        <w:tc>
+          <w:tcPr>
+            <w:tcW w:w="3906" w:type="dxa"/>
+          </w:tcPr>
+          <w:p>
+            <w:pPr>
+              <w:widowControl w:val="0"/>
+              <w:tabs>
+                <w:tab w:val="left" w:pos="993"/>
+              </w:tabs>
+              <w:autoSpaceDE w:val="0"/>
+              <w:autoSpaceDN w:val="0"/>
+              <w:adjustRightInd w:val="0"/>
+              <w:spacing w:before="0" w:line="240" w:lineRule="auto"/>
+              <w:ind w:right="297"/>
+              <w:rPr>
+                <w:rFonts w:cs="Arial"/>
+                <w:b/>
+                <w:color w:val="000000" w:themeColor="text1"/>
+                <w:sz w:val="28"/>
+                <w:szCs w:val="32"/>
+              </w:rPr>
+            </w:pPr>
+            <w:r>
+              <w:rPr>
+                <w:rFonts w:cs="Arial"/>
+                <w:b/>
+                <w:color w:val="000000" w:themeColor="text1"/>
+                <w:sz w:val="28"/>
+                <w:szCs w:val="32"/>
+              </w:rPr>
+              <w:t>T.S.3.1.</w:t>
+            </w:r>
+            <w:r>
+              <w:rPr>
+                <w:rFonts w:cs="Arial"/>
+                <w:b/>
+                <w:color w:val="000000" w:themeColor="text1"/>
+                <w:sz w:val="28"/>
+                <w:szCs w:val="32"/>
+              </w:rPr>
+              <w:t>11</w:t>
+            </w:r>
+            <w:r>
+              <w:rPr>
+                <w:rFonts w:cs="Arial"/>
+                <w:b/>
+                <w:color w:val="000000" w:themeColor="text1"/>
+                <w:sz w:val="28"/>
+                <w:szCs w:val="32"/>
+              </w:rPr>
+              <w:t>.6</w:t>
+            </w:r>
+            <w:r>
+              <w:rPr>
+                <w:rFonts w:cs="Arial"/>
+                <w:b/>
+                <w:color w:val="000000" w:themeColor="text1"/>
+                <w:sz w:val="28"/>
+                <w:szCs w:val="32"/>
+              </w:rPr>
+              <w:t xml:space="preserve"> – Kramam</w:t>
+            </w:r>
+          </w:p>
+          <w:p>
+            <w:pPr>
+              <w:widowControl w:val="0"/>
+              <w:tabs>
+                <w:tab w:val="left" w:pos="993"/>
+              </w:tabs>
+              <w:autoSpaceDE w:val="0"/>
+              <w:autoSpaceDN w:val="0"/>
+              <w:adjustRightInd w:val="0"/>
+              <w:spacing w:before="0" w:line="240" w:lineRule="auto"/>
+              <w:ind w:right="297"/>
+              <w:rPr>
+                <w:rFonts w:cs="Arial"/>
+                <w:b/>
+                <w:color w:val="000000" w:themeColor="text1"/>
+                <w:szCs w:val="32"/>
+                <w:lang w:val="en-IN"/>
+              </w:rPr>
+            </w:pPr>
+            <w:r>
+              <w:rPr>
+                <w:rFonts w:cs="Arial"/>
+                <w:b/>
+                <w:color w:val="000000" w:themeColor="text1"/>
+                <w:sz w:val="28"/>
+                <w:szCs w:val="32"/>
+                <w:lang w:val="en-IN"/>
+              </w:rPr>
+              <w:t>Krama Vaakyam</w:t>
+            </w:r>
+            <w:r>
+              <w:rPr>
+                <w:rFonts w:cs="Arial"/>
+                <w:b/>
+                <w:color w:val="000000" w:themeColor="text1"/>
+                <w:szCs w:val="32"/>
+                <w:lang w:val="en-IN"/>
+              </w:rPr>
+              <w:t xml:space="preserve"> No.– 31</w:t>
+            </w:r>
+          </w:p>
+          <w:p>
+            <w:pPr>
+              <w:widowControl w:val="0"/>
+              <w:tabs>
+                <w:tab w:val="left" w:pos="993"/>
+              </w:tabs>
+              <w:autoSpaceDE w:val="0"/>
+              <w:autoSpaceDN w:val="0"/>
+              <w:adjustRightInd w:val="0"/>
+              <w:spacing w:before="0" w:line="240" w:lineRule="auto"/>
+              <w:ind w:right="297"/>
+              <w:rPr>
+                <w:rFonts w:cs="Arial"/>
+                <w:b/>
+                <w:color w:val="000000" w:themeColor="text1"/>
+                <w:sz w:val="28"/>
+                <w:szCs w:val="32"/>
+                <w:lang w:val="it-IT"/>
+              </w:rPr>
+            </w:pPr>
+            <w:r>
+              <w:rPr>
+                <w:rFonts w:cs="Arial"/>
+                <w:b/>
+                <w:color w:val="000000" w:themeColor="text1"/>
+                <w:sz w:val="28"/>
+                <w:szCs w:val="32"/>
+                <w:lang w:val="it-IT"/>
+              </w:rPr>
+              <w:t>Panchaati No</w:t>
+            </w:r>
+            <w:r>
+              <w:rPr>
+                <w:rFonts w:cs="Arial"/>
+                <w:b/>
+                <w:color w:val="000000" w:themeColor="text1"/>
+                <w:szCs w:val="32"/>
+                <w:lang w:val="it-IT"/>
+              </w:rPr>
+              <w:t xml:space="preserve">. - </w:t>
+            </w:r>
+            <w:r>
+              <w:rPr>
+                <w:rFonts w:cs="Arial"/>
+                <w:b/>
+                <w:color w:val="000000" w:themeColor="text1"/>
+                <w:szCs w:val="32"/>
+                <w:lang w:val="it-IT"/>
+              </w:rPr>
+              <w:t>40</w:t>
+            </w:r>
+          </w:p>
+        </w:tc>
+        <w:tc>
+          <w:tcPr>
+            <w:tcW w:w="5103" w:type="dxa"/>
+          </w:tcPr>
+          <w:p>
+            <w:pPr>
+              <w:widowControl w:val="0"/>
+              <w:autoSpaceDE w:val="0"/>
+              <w:autoSpaceDN w:val="0"/>
+              <w:adjustRightInd w:val="0"/>
+              <w:spacing w:line="252" w:lineRule="auto"/>
+              <w:rPr>
+                <w:rFonts w:ascii="BRH Malayalam Extra" w:hAnsi="BRH Malayalam Extra" w:cs="BRH Malayalam Extra"/>
+                <w:color w:val="000000"/>
+                <w:sz w:val="40"/>
+                <w:szCs w:val="40"/>
+                <w:lang w:val="it-IT"/>
+              </w:rPr>
+            </w:pPr>
+            <w:r>
+              <w:rPr>
+                <w:rFonts w:ascii="BRH Malayalam Extra" w:hAnsi="BRH Malayalam Extra" w:cs="BRH Malayalam Extra"/>
+                <w:sz w:val="40"/>
+                <w:szCs w:val="40"/>
+                <w:lang w:val="it-IT"/>
+              </w:rPr>
+              <w:t>Py</w:t>
+            </w:r>
+            <w:r>
+              <w:rPr>
+                <w:rFonts w:ascii="BRH Malayalam Extra" w:hAnsi="BRH Malayalam Extra" w:cs="BRH Malayalam Extra"/>
+                <w:b/>
+                <w:sz w:val="33"/>
+                <w:szCs w:val="40"/>
+                <w:lang w:val="it-IT"/>
+              </w:rPr>
+              <w:t>–</w:t>
+            </w:r>
+            <w:r>
+              <w:rPr>
+                <w:rFonts w:ascii="BRH Malayalam Extra" w:hAnsi="BRH Malayalam Extra" w:cs="BRH Malayalam Extra"/>
+                <w:sz w:val="40"/>
+                <w:szCs w:val="40"/>
+                <w:lang w:val="it-IT"/>
+              </w:rPr>
+              <w:t>bPõ¡—</w:t>
+            </w:r>
+            <w:r>
+              <w:rPr>
+                <w:rFonts w:ascii="BRH Malayalam Extra" w:hAnsi="BRH Malayalam Extra" w:cs="BRH Malayalam Extra"/>
+                <w:sz w:val="40"/>
+                <w:szCs w:val="40"/>
+                <w:highlight w:val="yellow"/>
+                <w:lang w:val="it-IT"/>
+              </w:rPr>
+              <w:t>Z</w:t>
+            </w:r>
+            <w:r>
+              <w:rPr>
+                <w:rFonts w:ascii="BRH Malayalam Extra" w:hAnsi="BRH Malayalam Extra" w:cs="BRH Malayalam Extra"/>
+                <w:color w:val="EE0000"/>
+                <w:sz w:val="40"/>
+                <w:szCs w:val="40"/>
+                <w:lang w:val="it-IT"/>
+              </w:rPr>
+              <w:t xml:space="preserve"> </w:t>
+            </w:r>
+            <w:r>
+              <w:rPr>
+                <w:rFonts w:ascii="BRH Malayalam Extra" w:hAnsi="BRH Malayalam Extra" w:cs="BRH Malayalam Extra"/>
+                <w:color w:val="000000"/>
+                <w:sz w:val="40"/>
+                <w:szCs w:val="40"/>
+                <w:lang w:val="it-IT"/>
+              </w:rPr>
+              <w:t>| APõ¡</w:t>
+            </w:r>
+            <w:r>
+              <w:rPr>
+                <w:rFonts w:ascii="BRH Malayalam Extra" w:hAnsi="BRH Malayalam Extra" w:cs="BRH Malayalam Extra"/>
+                <w:b/>
+                <w:color w:val="000000"/>
+                <w:sz w:val="33"/>
+                <w:szCs w:val="40"/>
+                <w:lang w:val="it-IT"/>
+              </w:rPr>
+              <w:t>–</w:t>
+            </w:r>
+            <w:r>
+              <w:rPr>
+                <w:rFonts w:ascii="BRH Malayalam Extra" w:hAnsi="BRH Malayalam Extra" w:cs="BRH Malayalam Extra"/>
+                <w:color w:val="000000"/>
+                <w:sz w:val="40"/>
+                <w:szCs w:val="40"/>
+                <w:lang w:val="it-IT"/>
+              </w:rPr>
+              <w:t>Zx¥²˜ |</w:t>
+            </w:r>
+          </w:p>
+        </w:tc>
+        <w:tc>
+          <w:tcPr>
+            <w:tcW w:w="5386" w:type="dxa"/>
+          </w:tcPr>
+          <w:p>
+            <w:pPr>
+              <w:widowControl w:val="0"/>
+              <w:autoSpaceDE w:val="0"/>
+              <w:autoSpaceDN w:val="0"/>
+              <w:adjustRightInd w:val="0"/>
+              <w:spacing w:line="252" w:lineRule="auto"/>
+              <w:rPr>
+                <w:rFonts w:ascii="BRH Malayalam Extra" w:hAnsi="BRH Malayalam Extra" w:cs="BRH Malayalam Extra"/>
+                <w:color w:val="000000"/>
+                <w:sz w:val="40"/>
+                <w:szCs w:val="40"/>
+                <w:lang w:val="it-IT"/>
+              </w:rPr>
+            </w:pPr>
+            <w:r>
+              <w:rPr>
+                <w:rFonts w:ascii="BRH Malayalam Extra" w:hAnsi="BRH Malayalam Extra" w:cs="BRH Malayalam Extra"/>
+                <w:sz w:val="40"/>
+                <w:szCs w:val="40"/>
+                <w:lang w:val="it-IT"/>
+              </w:rPr>
+              <w:t>Py</w:t>
+            </w:r>
+            <w:r>
+              <w:rPr>
+                <w:rFonts w:ascii="BRH Malayalam Extra" w:hAnsi="BRH Malayalam Extra" w:cs="BRH Malayalam Extra"/>
+                <w:b/>
+                <w:sz w:val="33"/>
+                <w:szCs w:val="40"/>
+                <w:lang w:val="it-IT"/>
+              </w:rPr>
+              <w:t>–</w:t>
+            </w:r>
+            <w:r>
+              <w:rPr>
+                <w:rFonts w:ascii="BRH Malayalam Extra" w:hAnsi="BRH Malayalam Extra" w:cs="BRH Malayalam Extra"/>
+                <w:sz w:val="40"/>
+                <w:szCs w:val="40"/>
+                <w:lang w:val="it-IT"/>
+              </w:rPr>
+              <w:t>bPõ¡—Z</w:t>
+            </w:r>
+            <w:r>
+              <w:rPr>
+                <w:rFonts w:ascii="BRH Malayalam Extra" w:hAnsi="BRH Malayalam Extra" w:cs="BRH Malayalam Extra"/>
+                <w:color w:val="000000"/>
+                <w:sz w:val="40"/>
+                <w:szCs w:val="40"/>
+                <w:highlight w:val="green"/>
+                <w:lang w:val="it-IT"/>
+              </w:rPr>
+              <w:t>x</w:t>
+            </w:r>
+            <w:r>
+              <w:rPr>
+                <w:rFonts w:ascii="BRH Malayalam Extra" w:hAnsi="BRH Malayalam Extra" w:cs="BRH Malayalam Extra"/>
+                <w:color w:val="EE0000"/>
+                <w:sz w:val="40"/>
+                <w:szCs w:val="40"/>
+                <w:lang w:val="it-IT"/>
+              </w:rPr>
+              <w:t xml:space="preserve"> </w:t>
+            </w:r>
+            <w:r>
+              <w:rPr>
+                <w:rFonts w:ascii="BRH Malayalam Extra" w:hAnsi="BRH Malayalam Extra" w:cs="BRH Malayalam Extra"/>
+                <w:color w:val="000000"/>
+                <w:sz w:val="40"/>
+                <w:szCs w:val="40"/>
+                <w:lang w:val="it-IT"/>
+              </w:rPr>
+              <w:t>| APõ¡</w:t>
+            </w:r>
+            <w:r>
+              <w:rPr>
+                <w:rFonts w:ascii="BRH Malayalam Extra" w:hAnsi="BRH Malayalam Extra" w:cs="BRH Malayalam Extra"/>
+                <w:b/>
+                <w:color w:val="000000"/>
+                <w:sz w:val="33"/>
+                <w:szCs w:val="40"/>
+                <w:lang w:val="it-IT"/>
+              </w:rPr>
+              <w:t>–</w:t>
+            </w:r>
+            <w:r>
+              <w:rPr>
+                <w:rFonts w:ascii="BRH Malayalam Extra" w:hAnsi="BRH Malayalam Extra" w:cs="BRH Malayalam Extra"/>
+                <w:color w:val="000000"/>
+                <w:sz w:val="40"/>
+                <w:szCs w:val="40"/>
+                <w:lang w:val="it-IT"/>
+              </w:rPr>
+              <w:t>Zx¥²˜ |</w:t>
             </w:r>
           </w:p>
         </w:tc>
@@ -1747,6 +2091,7 @@
           <w:sz w:val="32"/>
           <w:szCs w:val="32"/>
           <w:u w:val="single"/>
+          <w:lang w:val="it-IT"/>
         </w:rPr>
       </w:pPr>
     </w:p>
@@ -1759,6 +2104,7 @@
           <w:sz w:val="32"/>
           <w:szCs w:val="32"/>
           <w:u w:val="single"/>
+          <w:lang w:val="it-IT"/>
         </w:rPr>
       </w:pPr>
     </w:p>
@@ -1771,6 +2117,7 @@
           <w:sz w:val="32"/>
           <w:szCs w:val="32"/>
           <w:u w:val="single"/>
+          <w:lang w:val="it-IT"/>
         </w:rPr>
       </w:pPr>
     </w:p>
@@ -1793,6 +2140,7 @@
           <w:szCs w:val="32"/>
           <w:u w:val="single"/>
         </w:rPr>
+        <w:lastRenderedPageBreak/>
         <w:t xml:space="preserve">TS </w:t>
       </w:r>
       <w:r>
@@ -1900,7 +2248,6 @@
                 <w:sz w:val="32"/>
                 <w:szCs w:val="32"/>
               </w:rPr>
-              <w:lastRenderedPageBreak/>
               <w:t>Section, Paragraph</w:t>
             </w:r>
           </w:p>

--- a/TS-Kramam/TS-3.1/TS 3.1 Malayalam Krama Paatam Corrections.docx
+++ b/TS-Kramam/TS-3.1/TS 3.1 Malayalam Krama Paatam Corrections.docx
@@ -69,10 +69,9 @@
           <w:bCs/>
           <w:sz w:val="32"/>
           <w:szCs w:val="32"/>
-          <w:highlight w:val="red"/>
           <w:u w:val="single"/>
         </w:rPr>
-        <w:t>?????</w:t>
+        <w:t>31st August 2026</w:t>
       </w:r>
     </w:p>
     <w:p>
@@ -2094,6 +2093,17 @@
           <w:lang w:val="it-IT"/>
         </w:rPr>
       </w:pPr>
+      <w:r>
+        <w:rPr>
+          <w:b/>
+          <w:bCs/>
+          <w:sz w:val="32"/>
+          <w:szCs w:val="32"/>
+          <w:u w:val="single"/>
+          <w:lang w:val="it-IT"/>
+        </w:rPr>
+        <w:t>=============</w:t>
+      </w:r>
     </w:p>
     <w:p>
       <w:pPr>
